--- a/docs/brd/push_notification/BRD_Push_Notification_V1.3.docx
+++ b/docs/brd/push_notification/BRD_Push_Notification_V1.3.docx
@@ -209,12 +209,6 @@
         <w:gridCol w:w="4040"/>
       </w:tblGrid>
       <w:tr>
-        <w:tblPrEx>
-          <w:tblCellMar>
-            <w:top w:w="0" w:type="dxa"/>
-            <w:bottom w:w="0" w:type="dxa"/>
-          </w:tblCellMar>
-        </w:tblPrEx>
         <w:trPr>
           <w:cantSplit/>
           <w:tblHeader/>
@@ -321,12 +315,6 @@
         </w:tc>
       </w:tr>
       <w:tr>
-        <w:tblPrEx>
-          <w:tblCellMar>
-            <w:top w:w="0" w:type="dxa"/>
-            <w:bottom w:w="0" w:type="dxa"/>
-          </w:tblCellMar>
-        </w:tblPrEx>
         <w:trPr>
           <w:cantSplit/>
         </w:trPr>
@@ -433,12 +421,6 @@
         </w:tc>
       </w:tr>
       <w:tr>
-        <w:tblPrEx>
-          <w:tblCellMar>
-            <w:top w:w="0" w:type="dxa"/>
-            <w:bottom w:w="0" w:type="dxa"/>
-          </w:tblCellMar>
-        </w:tblPrEx>
         <w:trPr>
           <w:cantSplit/>
         </w:trPr>
@@ -458,7 +440,7 @@
                 <w:sz w:val="18"/>
                 <w:szCs w:val="18"/>
               </w:rPr>
-              <w:t xml:space="preserve">28-09-2026</w:t>
+              <w:t>28-09-2026</w:t>
             </w:r>
           </w:p>
         </w:tc>
@@ -478,7 +460,7 @@
                 <w:sz w:val="18"/>
                 <w:szCs w:val="18"/>
               </w:rPr>
-              <w:t xml:space="preserve">1.1</w:t>
+              <w:t>1.1</w:t>
             </w:r>
           </w:p>
         </w:tc>
@@ -498,7 +480,7 @@
                 <w:sz w:val="18"/>
                 <w:szCs w:val="18"/>
               </w:rPr>
-              <w:t xml:space="preserve">Hailey (Appro)</w:t>
+              <w:t>Hailey (Appro)</w:t>
             </w:r>
           </w:p>
         </w:tc>
@@ -518,18 +500,12 @@
                 <w:sz w:val="18"/>
                 <w:szCs w:val="18"/>
               </w:rPr>
-              <w:t xml:space="preserve">Trigger events and push content in one table; push results tracked in the backend only, not on the audit trail; sample request and response exactly as the middleware specification</w:t>
+              <w:t>Trigger events and push content in one table; push results tracked in the backend only, not on the audit trail; sample request and response exactly as the middleware specification</w:t>
             </w:r>
           </w:p>
         </w:tc>
       </w:tr>
       <w:tr>
-        <w:tblPrEx>
-          <w:tblCellMar>
-            <w:top w:w="0" w:type="dxa"/>
-            <w:bottom w:w="0" w:type="dxa"/>
-          </w:tblCellMar>
-        </w:tblPrEx>
         <w:trPr>
           <w:cantSplit/>
         </w:trPr>
@@ -549,7 +525,7 @@
                 <w:sz w:val="18"/>
                 <w:szCs w:val="18"/>
               </w:rPr>
-              <w:t xml:space="preserve">06-10-2026</w:t>
+              <w:t>06-10-2026</w:t>
             </w:r>
           </w:p>
         </w:tc>
@@ -569,7 +545,7 @@
                 <w:sz w:val="18"/>
                 <w:szCs w:val="18"/>
               </w:rPr>
-              <w:t xml:space="preserve">1.2</w:t>
+              <w:t>1.2</w:t>
             </w:r>
           </w:p>
         </w:tc>
@@ -589,7 +565,7 @@
                 <w:sz w:val="18"/>
                 <w:szCs w:val="18"/>
               </w:rPr>
-              <w:t xml:space="preserve">Hailey (Appro)</w:t>
+              <w:t>Hailey (Appro)</w:t>
             </w:r>
           </w:p>
         </w:tc>
@@ -609,18 +585,12 @@
                 <w:sz w:val="18"/>
                 <w:szCs w:val="18"/>
               </w:rPr>
-              <w:t xml:space="preserve">Business review of 29/09 incorporated: updated wording for P01, P04, P05 and P09; device and session scenarios; reminder stop rules and sending time; middleware specification v0.2 values and error codes (05/10), retry values to be confirmed by Business; duplicate-prevention rule BR5; future enhancements (post-MVP, dedicated development team)</w:t>
+              <w:t>Business review of 29/09 incorporated: updated wording for P01, P04, P05 and P09; device and session scenarios; reminder stop rules and sending time; middleware specification v0.2 values and error codes (05/10), retry values to be confirmed by Business; duplicate-prevention rule BR5; future enhancements (post-MVP, dedicated development team)</w:t>
             </w:r>
           </w:p>
         </w:tc>
       </w:tr>
       <w:tr>
-        <w:tblPrEx>
-          <w:tblCellMar>
-            <w:top w:w="0" w:type="dxa"/>
-            <w:bottom w:w="0" w:type="dxa"/>
-          </w:tblCellMar>
-        </w:tblPrEx>
         <w:trPr>
           <w:cantSplit/>
         </w:trPr>
@@ -700,7 +670,7 @@
                 <w:sz w:val="18"/>
                 <w:szCs w:val="18"/>
               </w:rPr>
-              <w:t xml:space="preserve">Business-approved event content of 07/10 incorporated: English and Arabic title and body and the resuming screen for each notification; P09, P10 and P11 wording per the approval; P05 and P08 removed from the MVP scope (not part of the approved event content)</w:t>
+              <w:t xml:space="preserve">Business-approved event content of 07/10: Arabic title and body per notification (new section 3.2); P09, P10 and P11 wording per the approval; resuming screen per notification and scope updates; integration items tracked with Reem Bank IT and Avanza outside the BRD</w:t>
             </w:r>
           </w:p>
         </w:tc>
@@ -757,7 +727,7 @@
       </w:hyperlink>
       <w:r>
         <w:tab/>
-        <w:t>5</w:t>
+        <w:t>4</w:t>
       </w:r>
     </w:p>
     <w:p>
@@ -774,7 +744,7 @@
       </w:hyperlink>
       <w:r>
         <w:tab/>
-        <w:t>6</w:t>
+        <w:t>5</w:t>
       </w:r>
     </w:p>
     <w:p>
@@ -791,7 +761,7 @@
       </w:hyperlink>
       <w:r>
         <w:tab/>
-        <w:t>8</w:t>
+        <w:t>7</w:t>
       </w:r>
     </w:p>
     <w:p>
@@ -808,7 +778,7 @@
       </w:hyperlink>
       <w:r>
         <w:tab/>
-        <w:t>11</w:t>
+        <w:t>10</w:t>
       </w:r>
     </w:p>
     <w:p>
@@ -825,7 +795,7 @@
       </w:hyperlink>
       <w:r>
         <w:tab/>
-        <w:t>11</w:t>
+        <w:t>10</w:t>
       </w:r>
     </w:p>
     <w:p>
@@ -842,7 +812,7 @@
       </w:hyperlink>
       <w:r>
         <w:tab/>
-        <w:t>12</w:t>
+        <w:t>11</w:t>
       </w:r>
     </w:p>
     <w:p>
@@ -859,7 +829,7 @@
       </w:hyperlink>
       <w:r>
         <w:tab/>
-        <w:t>13</w:t>
+        <w:t>12</w:t>
       </w:r>
     </w:p>
     <w:p>
@@ -876,7 +846,7 @@
       </w:hyperlink>
       <w:r>
         <w:tab/>
-        <w:t>14</w:t>
+        <w:t>13</w:t>
       </w:r>
     </w:p>
     <w:p>
@@ -942,7 +912,40 @@
         <w:spacing w:after="130"/>
       </w:pPr>
       <w:r>
-        <w:t xml:space="preserve">Push Notification adds a device-level alert at each agreed trigger event. The Appro platform sends the push request to the Reem Bank middleware Push API, following the same integration pattern as the existing SMS and email integration. When the customer taps the notification, the customer is navigated to the Super App login screen, and the Appro journey opens at the screen where the application continues (Resume screen) or the Super App, depending on the event.</w:t>
+        <w:t xml:space="preserve">Push Notification adds a device-level alert at each agreed trigger event. The Appro platform sends the push request to the Reem Bank middleware Push API, following the same integration pattern as the existing SMS and email integration. When the customer taps the notification, </w:t>
+      </w:r>
+      <w:r>
+        <w:t xml:space="preserve">he will be navigated to Super App Login screen and </w:t>
+      </w:r>
+      <w:r>
+        <w:t>the Appro journey opens at the screen where the application continues</w:t>
+      </w:r>
+      <w:r>
+        <w:t xml:space="preserve"> (Resume screen) or Super App depending on the events. (Refer to the below </w:t>
+      </w:r>
+      <w:r>
+        <w:rPr>
+          <w:b/>
+          <w:bCs/>
+        </w:rPr>
+        <w:t xml:space="preserve">Section 3.1. </w:t>
+      </w:r>
+      <w:r>
+        <w:rPr>
+          <w:b/>
+          <w:bCs/>
+        </w:rPr>
+        <w:t>Trigger events and push content</w:t>
+      </w:r>
+      <w:r>
+        <w:rPr>
+          <w:b/>
+          <w:bCs/>
+        </w:rPr>
+        <w:t xml:space="preserve"> </w:t>
+      </w:r>
+      <w:r>
+        <w:t>for further details)</w:t>
       </w:r>
     </w:p>
     <w:p>
@@ -1061,7 +1064,7 @@
           <w:noProof/>
         </w:rPr>
         <w:drawing>
-          <wp:inline distT="0" distB="0" distL="0" distR="0" wp14:anchorId="14B854A8" wp14:editId="7E947BCE">
+          <wp:inline distT="0" distB="0" distL="0" distR="0" wp14:anchorId="2E83CA2A" wp14:editId="10EF733F">
             <wp:extent cx="6096000" cy="2370667"/>
             <wp:effectExtent l="0" t="0" r="0" b="0"/>
             <wp:docPr id="1358791531" name="Picture 1358791531"/>
@@ -1118,7 +1121,6 @@
     </w:p>
     <w:p>
       <w:pPr>
-        <w:pageBreakBefore/>
         <w:keepNext/>
         <w:spacing w:after="60"/>
       </w:pPr>
@@ -1192,7 +1194,7 @@
         <w:spacing w:after="70"/>
       </w:pPr>
       <w:r>
-        <w:t xml:space="preserve">The customer taps the notification and is navigated to the Super App login screen; after login, the Appro journey opens at the screen where the application continues (Resume screen) or the Super App, depending on the event.</w:t>
+        <w:t>The customer taps the notification, and the Appro journey opens at the screen for that event.</w:t>
       </w:r>
     </w:p>
     <w:p>
@@ -1205,41 +1207,7 @@
         <w:spacing w:after="70"/>
       </w:pPr>
       <w:r>
-        <w:t xml:space="preserve">The result is tracked in the backend. A failed push is retried automatically and never blocks the application.</w:t>
-      </w:r>
-    </w:p>
-    <w:p>
-      <w:pPr>
-        <w:spacing w:before="120" w:after="160"/>
-      </w:pPr>
-      <w:r>
-        <w:rPr>
-          <w:b/>
-          <w:bCs/>
-          <w:i/>
-          <w:iCs/>
-          <w:color w:val="595959"/>
-          <w:sz w:val="19"/>
-          <w:szCs w:val="19"/>
-        </w:rPr>
-        <w:t xml:space="preserve">Note: </w:t>
-      </w:r>
-      <w:r>
-        <w:rPr>
-          <w:i/>
-          <w:iCs/>
-          <w:color w:val="595959"/>
-          <w:sz w:val="19"/>
-          <w:szCs w:val="19"/>
-        </w:rPr>
-        <w:t>Push content is fixed per notification and is not configurable in Super Portal in this release. Customer actions on a notification (open, dismiss, ignore) are not tracked. Existing email and in-app notifications are unchanged.</w:t>
-      </w:r>
-      <w:r>
-        <w:rPr>
-          <w:i/>
-          <w:iCs/>
-        </w:rPr>
-        <w:t xml:space="preserve"> Business-managed configuration and Super Portal visibility are planned as post-MVP enhancements (section 8).</w:t>
+        <w:t>The result is tracked in the backend. A failed push is retried automatically and never blocks the application.</w:t>
       </w:r>
     </w:p>
     <w:p>
@@ -1274,7 +1242,17 @@
         <w:t>Credit Card, Personal Loan and CASA</w:t>
       </w:r>
       <w:r>
-        <w:t xml:space="preserve">, on </w:t>
+        <w:t xml:space="preserve"> (now) and </w:t>
+      </w:r>
+      <w:r>
+        <w:rPr>
+          <w:b/>
+          <w:bCs/>
+        </w:rPr>
+        <w:t>Auto Loan/Mortgage Loan (Future)</w:t>
+      </w:r>
+      <w:r>
+        <w:t xml:space="preserve"> on </w:t>
       </w:r>
       <w:r>
         <w:rPr>
@@ -1305,14 +1283,15 @@
         <w:spacing w:after="70"/>
       </w:pPr>
       <w:r>
-        <w:rPr>
-          <w:b/>
-          <w:bCs/>
-        </w:rPr>
-        <w:t>P01</w:t>
-      </w:r>
-      <w:r>
-        <w:t xml:space="preserve"> — Offer ready (Credit Card, Personal Loan)</w:t>
+        <w:t>Refer to the below Section 3.1</w:t>
+      </w:r>
+    </w:p>
+    <w:p>
+      <w:pPr>
+        <w:pStyle w:val="Heading2"/>
+      </w:pPr>
+      <w:r>
+        <w:t>2.3 Not in scope</w:t>
       </w:r>
     </w:p>
     <w:p>
@@ -1325,14 +1304,7 @@
         <w:spacing w:after="70"/>
       </w:pPr>
       <w:r>
-        <w:rPr>
-          <w:b/>
-          <w:bCs/>
-        </w:rPr>
-        <w:t>P01 (CASA)</w:t>
-      </w:r>
-      <w:r>
-        <w:t xml:space="preserve"> — Account approved in principle (CASA)</w:t>
+        <w:t>OTP messages — never sent as push (BR3).</w:t>
       </w:r>
     </w:p>
     <w:p>
@@ -1345,14 +1317,7 @@
         <w:spacing w:after="70"/>
       </w:pPr>
       <w:r>
-        <w:rPr>
-          <w:b/>
-          <w:bCs/>
-        </w:rPr>
-        <w:t>P02</w:t>
-      </w:r>
-      <w:r>
-        <w:t xml:space="preserve"> — Offer expiry reminder, once per day for 15 days (all products)</w:t>
+        <w:t>Bank and internal-user notifications — never sent as push (BR4).</w:t>
       </w:r>
     </w:p>
     <w:p>
@@ -1365,14 +1330,7 @@
         <w:spacing w:after="70"/>
       </w:pPr>
       <w:r>
-        <w:rPr>
-          <w:b/>
-          <w:bCs/>
-        </w:rPr>
-        <w:t>P03</w:t>
-      </w:r>
-      <w:r>
-        <w:t xml:space="preserve"> — Offer expired (all products)</w:t>
+        <w:t>Configuring push content in Super Portal — content is fixed per notification in this release.</w:t>
       </w:r>
     </w:p>
     <w:p>
@@ -1385,153 +1343,6 @@
         <w:spacing w:after="70"/>
       </w:pPr>
       <w:r>
-        <w:rPr>
-          <w:b/>
-          <w:bCs/>
-        </w:rPr>
-        <w:t>P04</w:t>
-      </w:r>
-      <w:r>
-        <w:t xml:space="preserve"> — Update on the application after a rejection (all products)</w:t>
-      </w:r>
-    </w:p>
-    <w:p>
-      <w:pPr>
-        <w:pStyle w:val="ListParagraph"/>
-        <w:numPr>
-          <w:ilvl w:val="0"/>
-          <w:numId w:val="1"/>
-        </w:numPr>
-        <w:spacing w:after="70"/>
-      </w:pPr>
-      <w:r>
-        <w:rPr>
-          <w:b/>
-          <w:bCs/>
-        </w:rPr>
-        <w:t>P06</w:t>
-      </w:r>
-      <w:r>
-        <w:t xml:space="preserve"> — Application active again after the cooling-off period (Credit Card, Personal Loan)</w:t>
-      </w:r>
-    </w:p>
-    <w:p>
-      <w:pPr>
-        <w:pStyle w:val="ListParagraph"/>
-        <w:numPr>
-          <w:ilvl w:val="0"/>
-          <w:numId w:val="1"/>
-        </w:numPr>
-        <w:spacing w:after="70"/>
-      </w:pPr>
-      <w:r>
-        <w:rPr>
-          <w:b/>
-          <w:bCs/>
-        </w:rPr>
-        <w:t>P09</w:t>
-      </w:r>
-      <w:r>
-        <w:t xml:space="preserve"> — Direct debit rejected by the customer’s bank (Personal Loan)</w:t>
-      </w:r>
-    </w:p>
-    <w:p>
-      <w:pPr>
-        <w:pStyle w:val="ListParagraph"/>
-        <w:numPr>
-          <w:ilvl w:val="0"/>
-          <w:numId w:val="1"/>
-        </w:numPr>
-        <w:spacing w:after="70"/>
-      </w:pPr>
-      <w:r>
-        <w:rPr>
-          <w:b/>
-          <w:bCs/>
-        </w:rPr>
-        <w:t>P10</w:t>
-      </w:r>
-      <w:r>
-        <w:t xml:space="preserve"> — Loan on its way after disbursement (Personal Loan)</w:t>
-      </w:r>
-    </w:p>
-    <w:p>
-      <w:pPr>
-        <w:pStyle w:val="ListParagraph"/>
-        <w:numPr>
-          <w:ilvl w:val="0"/>
-          <w:numId w:val="1"/>
-        </w:numPr>
-        <w:spacing w:after="70"/>
-      </w:pPr>
-      <w:r>
-        <w:rPr>
-          <w:b/>
-          <w:bCs/>
-        </w:rPr>
-        <w:t>P11</w:t>
-      </w:r>
-      <w:r>
-        <w:t xml:space="preserve"> — Product ready: card issued (Credit Card, CASA) or loan approved (Personal Loan)</w:t>
-      </w:r>
-    </w:p>
-    <w:p>
-      <w:pPr>
-        <w:pStyle w:val="Heading2"/>
-      </w:pPr>
-      <w:r>
-        <w:t>2.3 Not in scope</w:t>
-      </w:r>
-    </w:p>
-    <w:p>
-      <w:pPr>
-        <w:pStyle w:val="ListParagraph"/>
-        <w:numPr>
-          <w:ilvl w:val="0"/>
-          <w:numId w:val="1"/>
-        </w:numPr>
-        <w:spacing w:after="70"/>
-      </w:pPr>
-      <w:r>
-        <w:t>OTP messages — never sent as push (BR3).</w:t>
-      </w:r>
-    </w:p>
-    <w:p>
-      <w:pPr>
-        <w:pStyle w:val="ListParagraph"/>
-        <w:numPr>
-          <w:ilvl w:val="0"/>
-          <w:numId w:val="1"/>
-        </w:numPr>
-        <w:spacing w:after="70"/>
-      </w:pPr>
-      <w:r>
-        <w:t>Bank and internal-user notifications — never sent as push (BR4).</w:t>
-      </w:r>
-    </w:p>
-    <w:p>
-      <w:pPr>
-        <w:pStyle w:val="ListParagraph"/>
-        <w:numPr>
-          <w:ilvl w:val="0"/>
-          <w:numId w:val="1"/>
-        </w:numPr>
-        <w:spacing w:after="70"/>
-      </w:pPr>
-      <w:r>
-        <w:t>Configuring push content in Super Portal — content is fixed per notification in this release.</w:t>
-      </w:r>
-    </w:p>
-    <w:p>
-      <w:pPr>
-        <w:pStyle w:val="ListParagraph"/>
-        <w:numPr>
-          <w:ilvl w:val="0"/>
-          <w:numId w:val="1"/>
-        </w:numPr>
-        <w:spacing w:after="70"/>
-      </w:pPr>
-      <w:r>
         <w:t>Tracking customer actions on a notification — open, dismiss or ignore.</w:t>
       </w:r>
     </w:p>
@@ -1544,12 +1355,12 @@
         </w:numPr>
         <w:spacing w:after="70"/>
         <w:sectPr>
-          <w:headerReference w:type="even" r:id="rId17"/>
-          <w:headerReference w:type="default" r:id="rId18"/>
-          <w:footerReference w:type="even" r:id="rId19"/>
-          <w:footerReference w:type="default" r:id="rId20"/>
-          <w:headerReference w:type="first" r:id="rId21"/>
-          <w:footerReference w:type="first" r:id="rId22"/>
+          <w:headerReference w:type="even" r:id="rId10"/>
+          <w:headerReference w:type="default" r:id="rId11"/>
+          <w:footerReference w:type="even" r:id="rId12"/>
+          <w:footerReference w:type="default" r:id="rId13"/>
+          <w:headerReference w:type="first" r:id="rId14"/>
+          <w:footerReference w:type="first" r:id="rId15"/>
           <w:pgSz w:w="11906" w:h="16838"/>
           <w:pgMar w:top="1224" w:right="1137" w:bottom="1224" w:left="1137" w:header="708" w:footer="708" w:gutter="0"/>
           <w:cols w:space="720"/>
@@ -1558,20 +1369,10 @@
         </w:sectPr>
       </w:pPr>
       <w:r>
-        <w:t>Changes to the existing email and in-app notifications — they remain unchanged (BR1).</w:t>
-      </w:r>
-    </w:p>
-    <w:p>
-      <w:pPr>
-        <w:pStyle w:val="ListParagraph"/>
-        <w:numPr>
-          <w:ilvl w:val="0"/>
-          <w:numId w:val="1"/>
-        </w:numPr>
-        <w:spacing w:after="70"/>
-      </w:pPr>
-      <w:r>
-        <w:t xml:space="preserve">P05 (document requested) and P08 (direct debit set up) — not part of the Business-approved event content of 07/10; they can be added post-MVP by the dedicated development team (section 8).</w:t>
+        <w:t xml:space="preserve">Changes to the existing email and in-app notifications — </w:t>
+      </w:r>
+      <w:r>
+        <w:t>To be enhanced in later stage</w:t>
       </w:r>
     </w:p>
     <w:p>
@@ -1590,7 +1391,7 @@
         <w:pStyle w:val="Heading2"/>
       </w:pPr>
       <w:r>
-        <w:t xml:space="preserve">3.1 Trigger events and push content</w:t>
+        <w:t>3.1 Trigger events and push content</w:t>
       </w:r>
     </w:p>
     <w:p>
@@ -1598,7 +1399,7 @@
         <w:spacing w:after="130"/>
       </w:pPr>
       <w:r>
-        <w:t xml:space="preserve">A push is fired at the same trigger point as the existing email and in-app notification for the same event. Existing email and in-app notifications remain unchanged.</w:t>
+        <w:t>A push is fired at the same trigger point as the existing email and in-app notification for the same event. Existing email and in-app notifications remain unchanged.</w:t>
       </w:r>
     </w:p>
     <w:tbl>
@@ -1619,28 +1420,21 @@
         <w:tblLook w:val="04A0" w:firstRow="1" w:lastRow="0" w:firstColumn="1" w:lastColumn="0" w:noHBand="0" w:noVBand="1"/>
       </w:tblPr>
       <w:tblGrid>
-        <w:gridCol w:w="900"/>
-        <w:gridCol w:w="850"/>
-        <w:gridCol w:w="1250"/>
-        <w:gridCol w:w="3100"/>
-        <w:gridCol w:w="3060"/>
-        <w:gridCol w:w="3200"/>
-        <w:gridCol w:w="2200"/>
+        <w:gridCol w:w="893"/>
+        <w:gridCol w:w="1501"/>
+        <w:gridCol w:w="1213"/>
+        <w:gridCol w:w="3535"/>
+        <w:gridCol w:w="3224"/>
+        <w:gridCol w:w="4194"/>
       </w:tblGrid>
       <w:tr>
-        <w:tblPrEx>
-          <w:tblCellMar>
-            <w:top w:w="0" w:type="dxa"/>
-            <w:bottom w:w="0" w:type="dxa"/>
-          </w:tblCellMar>
-        </w:tblPrEx>
         <w:trPr>
           <w:cantSplit/>
           <w:tblHeader/>
         </w:trPr>
         <w:tc>
           <w:tcPr>
-            <w:tcW w:w="900" w:type="dxa"/>
+            <w:tcW w:w="893" w:type="dxa"/>
             <w:shd w:val="clear" w:color="auto" w:fill="156082"/>
             <w:tcMar>
               <w:top w:w="40" w:type="dxa"/>
@@ -1665,7 +1459,36 @@
         </w:tc>
         <w:tc>
           <w:tcPr>
-            <w:tcW w:w="850" w:type="dxa"/>
+            <w:tcW w:w="1501" w:type="dxa"/>
+            <w:shd w:val="clear" w:color="auto" w:fill="156082"/>
+            <w:tcMar>
+              <w:top w:w="40" w:type="dxa"/>
+              <w:left w:w="100" w:type="dxa"/>
+              <w:bottom w:w="40" w:type="dxa"/>
+              <w:right w:w="100" w:type="dxa"/>
+            </w:tcMar>
+            <w:vAlign w:val="center"/>
+          </w:tcPr>
+          <w:p>
+            <w:pPr>
+              <w:rPr>
+                <w:b/>
+                <w:bCs/>
+              </w:rPr>
+            </w:pPr>
+            <w:r>
+              <w:rPr>
+                <w:b/>
+                <w:bCs/>
+                <w:color w:val="FFFFFF" w:themeColor="background1"/>
+              </w:rPr>
+              <w:t>Resuming screen</w:t>
+            </w:r>
+          </w:p>
+        </w:tc>
+        <w:tc>
+          <w:tcPr>
+            <w:tcW w:w="1213" w:type="dxa"/>
             <w:shd w:val="clear" w:color="auto" w:fill="156082"/>
             <w:tcMar>
               <w:top w:w="40" w:type="dxa"/>
@@ -1684,13 +1507,13 @@
                 <w:sz w:val="18"/>
                 <w:szCs w:val="18"/>
               </w:rPr>
-              <w:t>Priority</w:t>
-            </w:r>
-          </w:p>
-        </w:tc>
-        <w:tc>
-          <w:tcPr>
-            <w:tcW w:w="1250" w:type="dxa"/>
+              <w:t>Applies to</w:t>
+            </w:r>
+          </w:p>
+        </w:tc>
+        <w:tc>
+          <w:tcPr>
+            <w:tcW w:w="3535" w:type="dxa"/>
             <w:shd w:val="clear" w:color="auto" w:fill="156082"/>
             <w:tcMar>
               <w:top w:w="40" w:type="dxa"/>
@@ -1709,13 +1532,13 @@
                 <w:sz w:val="18"/>
                 <w:szCs w:val="18"/>
               </w:rPr>
-              <w:t>Applies to</w:t>
-            </w:r>
-          </w:p>
-        </w:tc>
-        <w:tc>
-          <w:tcPr>
-            <w:tcW w:w="3100" w:type="dxa"/>
+              <w:t>Trigger event</w:t>
+            </w:r>
+          </w:p>
+        </w:tc>
+        <w:tc>
+          <w:tcPr>
+            <w:tcW w:w="3224" w:type="dxa"/>
             <w:shd w:val="clear" w:color="auto" w:fill="156082"/>
             <w:tcMar>
               <w:top w:w="40" w:type="dxa"/>
@@ -1734,13 +1557,13 @@
                 <w:sz w:val="18"/>
                 <w:szCs w:val="18"/>
               </w:rPr>
-              <w:t>Trigger event</w:t>
-            </w:r>
-          </w:p>
-        </w:tc>
-        <w:tc>
-          <w:tcPr>
-            <w:tcW w:w="3060" w:type="dxa"/>
+              <w:t>Title (EN, max 40 characters)</w:t>
+            </w:r>
+          </w:p>
+        </w:tc>
+        <w:tc>
+          <w:tcPr>
+            <w:tcW w:w="4194" w:type="dxa"/>
             <w:shd w:val="clear" w:color="auto" w:fill="156082"/>
             <w:tcMar>
               <w:top w:w="40" w:type="dxa"/>
@@ -1759,74 +1582,18 @@
                 <w:sz w:val="18"/>
                 <w:szCs w:val="18"/>
               </w:rPr>
-              <w:t>Title (EN, max 40 characters)</w:t>
-            </w:r>
-          </w:p>
-        </w:tc>
-        <w:tc>
-          <w:tcPr>
-            <w:tcW w:w="3200" w:type="dxa"/>
-            <w:shd w:val="clear" w:color="auto" w:fill="156082"/>
-            <w:tcMar>
-              <w:top w:w="40" w:type="dxa"/>
-              <w:left w:w="100" w:type="dxa"/>
-              <w:bottom w:w="40" w:type="dxa"/>
-              <w:right w:w="100" w:type="dxa"/>
-            </w:tcMar>
-            <w:vAlign w:val="center"/>
-          </w:tcPr>
-          <w:p>
-            <w:r>
-              <w:rPr>
-                <w:b/>
-                <w:bCs/>
-                <w:color w:val="FFFFFF"/>
-                <w:sz w:val="18"/>
-                <w:szCs w:val="18"/>
-              </w:rPr>
               <w:t>Body (EN, max 100 characters)</w:t>
-            </w:r>
-          </w:p>
-        </w:tc>
-        <w:tc>
-          <w:tcPr>
-            <w:tcW w:w="2200" w:type="dxa"/>
-            <w:shd w:val="clear" w:color="auto" w:fill="156082"/>
-            <w:tcMar>
-              <w:top w:w="40" w:type="dxa"/>
-              <w:left w:w="100" w:type="dxa"/>
-              <w:bottom w:w="40" w:type="dxa"/>
-              <w:right w:w="100" w:type="dxa"/>
-            </w:tcMar>
-            <w:vAlign w:val="center"/>
-          </w:tcPr>
-          <w:p>
-            <w:r>
-              <w:rPr>
-                <w:b/>
-                <w:bCs/>
-                <w:color w:val="FFFFFF"/>
-                <w:sz w:val="18"/>
-                <w:szCs w:val="18"/>
-              </w:rPr>
-              <w:t>Resuming screen</w:t>
             </w:r>
           </w:p>
         </w:tc>
       </w:tr>
       <w:tr>
-        <w:tblPrEx>
-          <w:tblCellMar>
-            <w:top w:w="0" w:type="dxa"/>
-            <w:bottom w:w="0" w:type="dxa"/>
-          </w:tblCellMar>
-        </w:tblPrEx>
         <w:trPr>
           <w:cantSplit/>
         </w:trPr>
         <w:tc>
           <w:tcPr>
-            <w:tcW w:w="900" w:type="dxa"/>
+            <w:tcW w:w="893" w:type="dxa"/>
             <w:tcMar>
               <w:top w:w="40" w:type="dxa"/>
               <w:left w:w="100" w:type="dxa"/>
@@ -1848,7 +1615,7 @@
         </w:tc>
         <w:tc>
           <w:tcPr>
-            <w:tcW w:w="850" w:type="dxa"/>
+            <w:tcW w:w="1501" w:type="dxa"/>
             <w:tcMar>
               <w:top w:w="40" w:type="dxa"/>
               <w:left w:w="100" w:type="dxa"/>
@@ -1857,18 +1624,31 @@
             </w:tcMar>
           </w:tcPr>
           <w:p>
-            <w:r>
-              <w:rPr>
-                <w:sz w:val="18"/>
-                <w:szCs w:val="18"/>
-              </w:rPr>
-              <w:t>P0</w:t>
-            </w:r>
-          </w:p>
-        </w:tc>
-        <w:tc>
-          <w:tcPr>
-            <w:tcW w:w="1250" w:type="dxa"/>
+            <w:pPr>
+              <w:rPr>
+                <w:sz w:val="18"/>
+                <w:szCs w:val="18"/>
+              </w:rPr>
+            </w:pPr>
+            <w:r>
+              <w:rPr>
+                <w:sz w:val="18"/>
+                <w:szCs w:val="18"/>
+              </w:rPr>
+              <w:t>AIP screen</w:t>
+            </w:r>
+            <w:r>
+              <w:rPr>
+                <w:sz w:val="18"/>
+                <w:szCs w:val="18"/>
+              </w:rPr>
+              <w:t xml:space="preserve"> (Appro SDK)</w:t>
+            </w:r>
+          </w:p>
+        </w:tc>
+        <w:tc>
+          <w:tcPr>
+            <w:tcW w:w="1213" w:type="dxa"/>
             <w:tcMar>
               <w:top w:w="40" w:type="dxa"/>
               <w:left w:w="100" w:type="dxa"/>
@@ -1888,7 +1668,7 @@
         </w:tc>
         <w:tc>
           <w:tcPr>
-            <w:tcW w:w="3100" w:type="dxa"/>
+            <w:tcW w:w="3535" w:type="dxa"/>
             <w:tcMar>
               <w:top w:w="40" w:type="dxa"/>
               <w:left w:w="100" w:type="dxa"/>
@@ -1908,7 +1688,7 @@
         </w:tc>
         <w:tc>
           <w:tcPr>
-            <w:tcW w:w="3060" w:type="dxa"/>
+            <w:tcW w:w="3224" w:type="dxa"/>
             <w:tcMar>
               <w:top w:w="40" w:type="dxa"/>
               <w:left w:w="100" w:type="dxa"/>
@@ -1922,13 +1702,13 @@
                 <w:sz w:val="18"/>
                 <w:szCs w:val="18"/>
               </w:rPr>
-              <w:t xml:space="preserve">Your offer is ready</w:t>
-            </w:r>
-          </w:p>
-        </w:tc>
-        <w:tc>
-          <w:tcPr>
-            <w:tcW w:w="3200" w:type="dxa"/>
+              <w:t>Your offer is ready</w:t>
+            </w:r>
+          </w:p>
+        </w:tc>
+        <w:tc>
+          <w:tcPr>
+            <w:tcW w:w="4194" w:type="dxa"/>
             <w:tcMar>
               <w:top w:w="40" w:type="dxa"/>
               <w:left w:w="100" w:type="dxa"/>
@@ -1942,44 +1722,18 @@
                 <w:sz w:val="18"/>
                 <w:szCs w:val="18"/>
               </w:rPr>
-              <w:t xml:space="preserve">Review your offer and continue your application.</w:t>
-            </w:r>
-          </w:p>
-        </w:tc>
-        <w:tc>
-          <w:tcPr>
-            <w:tcW w:w="2200" w:type="dxa"/>
-            <w:tcMar>
-              <w:top w:w="40" w:type="dxa"/>
-              <w:left w:w="100" w:type="dxa"/>
-              <w:bottom w:w="40" w:type="dxa"/>
-              <w:right w:w="100" w:type="dxa"/>
-            </w:tcMar>
-          </w:tcPr>
-          <w:p>
-            <w:r>
-              <w:rPr>
-                <w:sz w:val="18"/>
-                <w:szCs w:val="18"/>
-              </w:rPr>
-              <w:t xml:space="preserve">AIP screen (Appro SDK)</w:t>
+              <w:t>Review your offer and continue your application.</w:t>
             </w:r>
           </w:p>
         </w:tc>
       </w:tr>
       <w:tr>
-        <w:tblPrEx>
-          <w:tblCellMar>
-            <w:top w:w="0" w:type="dxa"/>
-            <w:bottom w:w="0" w:type="dxa"/>
-          </w:tblCellMar>
-        </w:tblPrEx>
         <w:trPr>
           <w:cantSplit/>
         </w:trPr>
         <w:tc>
           <w:tcPr>
-            <w:tcW w:w="900" w:type="dxa"/>
+            <w:tcW w:w="893" w:type="dxa"/>
             <w:tcMar>
               <w:top w:w="40" w:type="dxa"/>
               <w:left w:w="100" w:type="dxa"/>
@@ -2001,7 +1755,7 @@
         </w:tc>
         <w:tc>
           <w:tcPr>
-            <w:tcW w:w="850" w:type="dxa"/>
+            <w:tcW w:w="1501" w:type="dxa"/>
             <w:tcMar>
               <w:top w:w="40" w:type="dxa"/>
               <w:left w:w="100" w:type="dxa"/>
@@ -2010,18 +1764,24 @@
             </w:tcMar>
           </w:tcPr>
           <w:p>
-            <w:r>
-              <w:rPr>
-                <w:sz w:val="18"/>
-                <w:szCs w:val="18"/>
-              </w:rPr>
-              <w:t>P0</w:t>
-            </w:r>
-          </w:p>
-        </w:tc>
-        <w:tc>
-          <w:tcPr>
-            <w:tcW w:w="1250" w:type="dxa"/>
+            <w:pPr>
+              <w:rPr>
+                <w:sz w:val="18"/>
+                <w:szCs w:val="18"/>
+              </w:rPr>
+            </w:pPr>
+            <w:r>
+              <w:rPr>
+                <w:sz w:val="18"/>
+                <w:szCs w:val="18"/>
+              </w:rPr>
+              <w:t>AIP screen (Appro SDK)</w:t>
+            </w:r>
+          </w:p>
+        </w:tc>
+        <w:tc>
+          <w:tcPr>
+            <w:tcW w:w="1213" w:type="dxa"/>
             <w:tcMar>
               <w:top w:w="40" w:type="dxa"/>
               <w:left w:w="100" w:type="dxa"/>
@@ -2041,7 +1801,7 @@
         </w:tc>
         <w:tc>
           <w:tcPr>
-            <w:tcW w:w="3100" w:type="dxa"/>
+            <w:tcW w:w="3535" w:type="dxa"/>
             <w:tcMar>
               <w:top w:w="40" w:type="dxa"/>
               <w:left w:w="100" w:type="dxa"/>
@@ -2061,7 +1821,7 @@
         </w:tc>
         <w:tc>
           <w:tcPr>
-            <w:tcW w:w="3060" w:type="dxa"/>
+            <w:tcW w:w="3224" w:type="dxa"/>
             <w:tcMar>
               <w:top w:w="40" w:type="dxa"/>
               <w:left w:w="100" w:type="dxa"/>
@@ -2081,7 +1841,7 @@
         </w:tc>
         <w:tc>
           <w:tcPr>
-            <w:tcW w:w="3200" w:type="dxa"/>
+            <w:tcW w:w="4194" w:type="dxa"/>
             <w:tcMar>
               <w:top w:w="40" w:type="dxa"/>
               <w:left w:w="100" w:type="dxa"/>
@@ -2096,43 +1856,17 @@
                 <w:szCs w:val="18"/>
               </w:rPr>
               <w:t>Tap to continue and complete your account opening.</w:t>
-            </w:r>
-          </w:p>
-        </w:tc>
-        <w:tc>
-          <w:tcPr>
-            <w:tcW w:w="2200" w:type="dxa"/>
-            <w:tcMar>
-              <w:top w:w="40" w:type="dxa"/>
-              <w:left w:w="100" w:type="dxa"/>
-              <w:bottom w:w="40" w:type="dxa"/>
-              <w:right w:w="100" w:type="dxa"/>
-            </w:tcMar>
-          </w:tcPr>
-          <w:p>
-            <w:r>
-              <w:rPr>
-                <w:sz w:val="18"/>
-                <w:szCs w:val="18"/>
-              </w:rPr>
-              <w:t xml:space="preserve">AIP screen (Appro SDK)</w:t>
             </w:r>
           </w:p>
         </w:tc>
       </w:tr>
       <w:tr>
-        <w:tblPrEx>
-          <w:tblCellMar>
-            <w:top w:w="0" w:type="dxa"/>
-            <w:bottom w:w="0" w:type="dxa"/>
-          </w:tblCellMar>
-        </w:tblPrEx>
         <w:trPr>
           <w:cantSplit/>
         </w:trPr>
         <w:tc>
           <w:tcPr>
-            <w:tcW w:w="900" w:type="dxa"/>
+            <w:tcW w:w="893" w:type="dxa"/>
             <w:tcMar>
               <w:top w:w="40" w:type="dxa"/>
               <w:left w:w="100" w:type="dxa"/>
@@ -2154,7 +1888,7 @@
         </w:tc>
         <w:tc>
           <w:tcPr>
-            <w:tcW w:w="850" w:type="dxa"/>
+            <w:tcW w:w="1501" w:type="dxa"/>
             <w:tcMar>
               <w:top w:w="40" w:type="dxa"/>
               <w:left w:w="100" w:type="dxa"/>
@@ -2163,18 +1897,24 @@
             </w:tcMar>
           </w:tcPr>
           <w:p>
-            <w:r>
-              <w:rPr>
-                <w:sz w:val="18"/>
-                <w:szCs w:val="18"/>
-              </w:rPr>
-              <w:t>P0</w:t>
-            </w:r>
-          </w:p>
-        </w:tc>
-        <w:tc>
-          <w:tcPr>
-            <w:tcW w:w="1250" w:type="dxa"/>
+            <w:pPr>
+              <w:rPr>
+                <w:sz w:val="18"/>
+                <w:szCs w:val="18"/>
+              </w:rPr>
+            </w:pPr>
+            <w:r>
+              <w:rPr>
+                <w:sz w:val="18"/>
+                <w:szCs w:val="18"/>
+              </w:rPr>
+              <w:t>AIP screen (Appro SDK)</w:t>
+            </w:r>
+          </w:p>
+        </w:tc>
+        <w:tc>
+          <w:tcPr>
+            <w:tcW w:w="1213" w:type="dxa"/>
             <w:tcMar>
               <w:top w:w="40" w:type="dxa"/>
               <w:left w:w="100" w:type="dxa"/>
@@ -2194,7 +1934,7 @@
         </w:tc>
         <w:tc>
           <w:tcPr>
-            <w:tcW w:w="3100" w:type="dxa"/>
+            <w:tcW w:w="3535" w:type="dxa"/>
             <w:tcMar>
               <w:top w:w="40" w:type="dxa"/>
               <w:left w:w="100" w:type="dxa"/>
@@ -2214,7 +1954,7 @@
         </w:tc>
         <w:tc>
           <w:tcPr>
-            <w:tcW w:w="3060" w:type="dxa"/>
+            <w:tcW w:w="3224" w:type="dxa"/>
             <w:tcMar>
               <w:top w:w="40" w:type="dxa"/>
               <w:left w:w="100" w:type="dxa"/>
@@ -2243,7 +1983,7 @@
         </w:tc>
         <w:tc>
           <w:tcPr>
-            <w:tcW w:w="3200" w:type="dxa"/>
+            <w:tcW w:w="4194" w:type="dxa"/>
             <w:tcMar>
               <w:top w:w="40" w:type="dxa"/>
               <w:left w:w="100" w:type="dxa"/>
@@ -2258,43 +1998,17 @@
                 <w:szCs w:val="18"/>
               </w:rPr>
               <w:t>Complete your application before your approval expires.</w:t>
-            </w:r>
-          </w:p>
-        </w:tc>
-        <w:tc>
-          <w:tcPr>
-            <w:tcW w:w="2200" w:type="dxa"/>
-            <w:tcMar>
-              <w:top w:w="40" w:type="dxa"/>
-              <w:left w:w="100" w:type="dxa"/>
-              <w:bottom w:w="40" w:type="dxa"/>
-              <w:right w:w="100" w:type="dxa"/>
-            </w:tcMar>
-          </w:tcPr>
-          <w:p>
-            <w:r>
-              <w:rPr>
-                <w:sz w:val="18"/>
-                <w:szCs w:val="18"/>
-              </w:rPr>
-              <w:t xml:space="preserve">AIP screen (Appro SDK)</w:t>
             </w:r>
           </w:p>
         </w:tc>
       </w:tr>
       <w:tr>
-        <w:tblPrEx>
-          <w:tblCellMar>
-            <w:top w:w="0" w:type="dxa"/>
-            <w:bottom w:w="0" w:type="dxa"/>
-          </w:tblCellMar>
-        </w:tblPrEx>
         <w:trPr>
           <w:cantSplit/>
         </w:trPr>
         <w:tc>
           <w:tcPr>
-            <w:tcW w:w="900" w:type="dxa"/>
+            <w:tcW w:w="893" w:type="dxa"/>
             <w:tcMar>
               <w:top w:w="40" w:type="dxa"/>
               <w:left w:w="100" w:type="dxa"/>
@@ -2303,10 +2017,16 @@
             </w:tcMar>
           </w:tcPr>
           <w:p>
+            <w:pPr>
+              <w:rPr>
+                <w:color w:val="000000" w:themeColor="text1"/>
+              </w:rPr>
+            </w:pPr>
             <w:r>
               <w:rPr>
                 <w:b/>
                 <w:bCs/>
+                <w:color w:val="000000" w:themeColor="text1"/>
                 <w:sz w:val="18"/>
                 <w:szCs w:val="18"/>
               </w:rPr>
@@ -2316,7 +2036,7 @@
         </w:tc>
         <w:tc>
           <w:tcPr>
-            <w:tcW w:w="850" w:type="dxa"/>
+            <w:tcW w:w="1501" w:type="dxa"/>
             <w:tcMar>
               <w:top w:w="40" w:type="dxa"/>
               <w:left w:w="100" w:type="dxa"/>
@@ -2325,18 +2045,26 @@
             </w:tcMar>
           </w:tcPr>
           <w:p>
-            <w:r>
-              <w:rPr>
-                <w:sz w:val="18"/>
-                <w:szCs w:val="18"/>
-              </w:rPr>
-              <w:t>P0</w:t>
-            </w:r>
-          </w:p>
-        </w:tc>
-        <w:tc>
-          <w:tcPr>
-            <w:tcW w:w="1250" w:type="dxa"/>
+            <w:pPr>
+              <w:rPr>
+                <w:color w:val="000000" w:themeColor="text1"/>
+                <w:sz w:val="18"/>
+                <w:szCs w:val="18"/>
+              </w:rPr>
+            </w:pPr>
+            <w:r>
+              <w:rPr>
+                <w:color w:val="000000" w:themeColor="text1"/>
+                <w:sz w:val="18"/>
+                <w:szCs w:val="18"/>
+              </w:rPr>
+              <w:t>KFS screen (Appro SDK)</w:t>
+            </w:r>
+          </w:p>
+        </w:tc>
+        <w:tc>
+          <w:tcPr>
+            <w:tcW w:w="1213" w:type="dxa"/>
             <w:tcMar>
               <w:top w:w="40" w:type="dxa"/>
               <w:left w:w="100" w:type="dxa"/>
@@ -2345,8 +2073,14 @@
             </w:tcMar>
           </w:tcPr>
           <w:p>
-            <w:r>
-              <w:rPr>
+            <w:pPr>
+              <w:rPr>
+                <w:color w:val="000000" w:themeColor="text1"/>
+              </w:rPr>
+            </w:pPr>
+            <w:r>
+              <w:rPr>
+                <w:color w:val="000000" w:themeColor="text1"/>
                 <w:sz w:val="18"/>
                 <w:szCs w:val="18"/>
               </w:rPr>
@@ -2356,7 +2090,7 @@
         </w:tc>
         <w:tc>
           <w:tcPr>
-            <w:tcW w:w="3100" w:type="dxa"/>
+            <w:tcW w:w="3535" w:type="dxa"/>
             <w:tcMar>
               <w:top w:w="40" w:type="dxa"/>
               <w:left w:w="100" w:type="dxa"/>
@@ -2365,8 +2099,14 @@
             </w:tcMar>
           </w:tcPr>
           <w:p>
-            <w:r>
-              <w:rPr>
+            <w:pPr>
+              <w:rPr>
+                <w:color w:val="000000" w:themeColor="text1"/>
+              </w:rPr>
+            </w:pPr>
+            <w:r>
+              <w:rPr>
+                <w:color w:val="000000" w:themeColor="text1"/>
                 <w:sz w:val="18"/>
                 <w:szCs w:val="18"/>
               </w:rPr>
@@ -2376,7 +2116,7 @@
         </w:tc>
         <w:tc>
           <w:tcPr>
-            <w:tcW w:w="3060" w:type="dxa"/>
+            <w:tcW w:w="3224" w:type="dxa"/>
             <w:tcMar>
               <w:top w:w="40" w:type="dxa"/>
               <w:left w:w="100" w:type="dxa"/>
@@ -2385,8 +2125,14 @@
             </w:tcMar>
           </w:tcPr>
           <w:p>
-            <w:r>
-              <w:rPr>
+            <w:pPr>
+              <w:rPr>
+                <w:color w:val="000000" w:themeColor="text1"/>
+              </w:rPr>
+            </w:pPr>
+            <w:r>
+              <w:rPr>
+                <w:color w:val="000000" w:themeColor="text1"/>
                 <w:sz w:val="18"/>
                 <w:szCs w:val="18"/>
               </w:rPr>
@@ -2396,7 +2142,7 @@
         </w:tc>
         <w:tc>
           <w:tcPr>
-            <w:tcW w:w="3200" w:type="dxa"/>
+            <w:tcW w:w="4194" w:type="dxa"/>
             <w:tcMar>
               <w:top w:w="40" w:type="dxa"/>
               <w:left w:w="100" w:type="dxa"/>
@@ -2405,49 +2151,29 @@
             </w:tcMar>
           </w:tcPr>
           <w:p>
-            <w:r>
-              <w:rPr>
+            <w:pPr>
+              <w:rPr>
+                <w:color w:val="000000" w:themeColor="text1"/>
+              </w:rPr>
+            </w:pPr>
+            <w:r>
+              <w:rPr>
+                <w:color w:val="000000" w:themeColor="text1"/>
                 <w:sz w:val="18"/>
                 <w:szCs w:val="18"/>
               </w:rPr>
               <w:t>Your cooling-off period has ended. Tap to continue or cancel.</w:t>
-            </w:r>
-          </w:p>
-        </w:tc>
-        <w:tc>
-          <w:tcPr>
-            <w:tcW w:w="2200" w:type="dxa"/>
-            <w:tcMar>
-              <w:top w:w="40" w:type="dxa"/>
-              <w:left w:w="100" w:type="dxa"/>
-              <w:bottom w:w="40" w:type="dxa"/>
-              <w:right w:w="100" w:type="dxa"/>
-            </w:tcMar>
-          </w:tcPr>
-          <w:p>
-            <w:r>
-              <w:rPr>
-                <w:sz w:val="18"/>
-                <w:szCs w:val="18"/>
-              </w:rPr>
-              <w:t xml:space="preserve">KFS screen (Appro SDK)</w:t>
             </w:r>
           </w:p>
         </w:tc>
       </w:tr>
       <w:tr>
-        <w:tblPrEx>
-          <w:tblCellMar>
-            <w:top w:w="0" w:type="dxa"/>
-            <w:bottom w:w="0" w:type="dxa"/>
-          </w:tblCellMar>
-        </w:tblPrEx>
         <w:trPr>
           <w:cantSplit/>
         </w:trPr>
         <w:tc>
           <w:tcPr>
-            <w:tcW w:w="900" w:type="dxa"/>
+            <w:tcW w:w="893" w:type="dxa"/>
             <w:tcMar>
               <w:top w:w="40" w:type="dxa"/>
               <w:left w:w="100" w:type="dxa"/>
@@ -2469,7 +2195,7 @@
         </w:tc>
         <w:tc>
           <w:tcPr>
-            <w:tcW w:w="850" w:type="dxa"/>
+            <w:tcW w:w="1501" w:type="dxa"/>
             <w:tcMar>
               <w:top w:w="40" w:type="dxa"/>
               <w:left w:w="100" w:type="dxa"/>
@@ -2478,18 +2204,24 @@
             </w:tcMar>
           </w:tcPr>
           <w:p>
-            <w:r>
-              <w:rPr>
-                <w:sz w:val="18"/>
-                <w:szCs w:val="18"/>
-              </w:rPr>
-              <w:t>P0</w:t>
-            </w:r>
-          </w:p>
-        </w:tc>
-        <w:tc>
-          <w:tcPr>
-            <w:tcW w:w="1250" w:type="dxa"/>
+            <w:pPr>
+              <w:rPr>
+                <w:sz w:val="18"/>
+                <w:szCs w:val="18"/>
+              </w:rPr>
+            </w:pPr>
+            <w:r>
+              <w:rPr>
+                <w:sz w:val="18"/>
+                <w:szCs w:val="18"/>
+              </w:rPr>
+              <w:t>Super App</w:t>
+            </w:r>
+          </w:p>
+        </w:tc>
+        <w:tc>
+          <w:tcPr>
+            <w:tcW w:w="1213" w:type="dxa"/>
             <w:tcMar>
               <w:top w:w="40" w:type="dxa"/>
               <w:left w:w="100" w:type="dxa"/>
@@ -2509,7 +2241,7 @@
         </w:tc>
         <w:tc>
           <w:tcPr>
-            <w:tcW w:w="3100" w:type="dxa"/>
+            <w:tcW w:w="3535" w:type="dxa"/>
             <w:tcMar>
               <w:top w:w="40" w:type="dxa"/>
               <w:left w:w="100" w:type="dxa"/>
@@ -2529,7 +2261,7 @@
         </w:tc>
         <w:tc>
           <w:tcPr>
-            <w:tcW w:w="3060" w:type="dxa"/>
+            <w:tcW w:w="3224" w:type="dxa"/>
             <w:tcMar>
               <w:top w:w="40" w:type="dxa"/>
               <w:left w:w="100" w:type="dxa"/>
@@ -2543,13 +2275,13 @@
                 <w:sz w:val="18"/>
                 <w:szCs w:val="18"/>
               </w:rPr>
-              <w:t xml:space="preserve">Your direct debit needs attention</w:t>
-            </w:r>
-          </w:p>
-        </w:tc>
-        <w:tc>
-          <w:tcPr>
-            <w:tcW w:w="3200" w:type="dxa"/>
+              <w:t>Your direct debit needs attention</w:t>
+            </w:r>
+          </w:p>
+        </w:tc>
+        <w:tc>
+          <w:tcPr>
+            <w:tcW w:w="4194" w:type="dxa"/>
             <w:tcMar>
               <w:top w:w="40" w:type="dxa"/>
               <w:left w:w="100" w:type="dxa"/>
@@ -2564,43 +2296,17 @@
                 <w:szCs w:val="18"/>
               </w:rPr>
               <w:t xml:space="preserve">Your bank could not approve the request. Contact Us.</w:t>
-            </w:r>
-          </w:p>
-        </w:tc>
-        <w:tc>
-          <w:tcPr>
-            <w:tcW w:w="2200" w:type="dxa"/>
-            <w:tcMar>
-              <w:top w:w="40" w:type="dxa"/>
-              <w:left w:w="100" w:type="dxa"/>
-              <w:bottom w:w="40" w:type="dxa"/>
-              <w:right w:w="100" w:type="dxa"/>
-            </w:tcMar>
-          </w:tcPr>
-          <w:p>
-            <w:r>
-              <w:rPr>
-                <w:sz w:val="18"/>
-                <w:szCs w:val="18"/>
-              </w:rPr>
-              <w:t xml:space="preserve">Super App</w:t>
             </w:r>
           </w:p>
         </w:tc>
       </w:tr>
       <w:tr>
-        <w:tblPrEx>
-          <w:tblCellMar>
-            <w:top w:w="0" w:type="dxa"/>
-            <w:bottom w:w="0" w:type="dxa"/>
-          </w:tblCellMar>
-        </w:tblPrEx>
         <w:trPr>
           <w:cantSplit/>
         </w:trPr>
         <w:tc>
           <w:tcPr>
-            <w:tcW w:w="900" w:type="dxa"/>
+            <w:tcW w:w="893" w:type="dxa"/>
             <w:tcMar>
               <w:top w:w="40" w:type="dxa"/>
               <w:left w:w="100" w:type="dxa"/>
@@ -2622,7 +2328,7 @@
         </w:tc>
         <w:tc>
           <w:tcPr>
-            <w:tcW w:w="850" w:type="dxa"/>
+            <w:tcW w:w="1501" w:type="dxa"/>
             <w:tcMar>
               <w:top w:w="40" w:type="dxa"/>
               <w:left w:w="100" w:type="dxa"/>
@@ -2631,18 +2337,24 @@
             </w:tcMar>
           </w:tcPr>
           <w:p>
-            <w:r>
-              <w:rPr>
-                <w:sz w:val="18"/>
-                <w:szCs w:val="18"/>
-              </w:rPr>
-              <w:t>P1</w:t>
-            </w:r>
-          </w:p>
-        </w:tc>
-        <w:tc>
-          <w:tcPr>
-            <w:tcW w:w="1250" w:type="dxa"/>
+            <w:pPr>
+              <w:rPr>
+                <w:sz w:val="18"/>
+                <w:szCs w:val="18"/>
+              </w:rPr>
+            </w:pPr>
+            <w:r>
+              <w:rPr>
+                <w:sz w:val="18"/>
+                <w:szCs w:val="18"/>
+              </w:rPr>
+              <w:t xml:space="preserve">Application Unsuccessful screen (Appro SDK)</w:t>
+            </w:r>
+          </w:p>
+        </w:tc>
+        <w:tc>
+          <w:tcPr>
+            <w:tcW w:w="1213" w:type="dxa"/>
             <w:tcMar>
               <w:top w:w="40" w:type="dxa"/>
               <w:left w:w="100" w:type="dxa"/>
@@ -2662,7 +2374,7 @@
         </w:tc>
         <w:tc>
           <w:tcPr>
-            <w:tcW w:w="3100" w:type="dxa"/>
+            <w:tcW w:w="3535" w:type="dxa"/>
             <w:tcMar>
               <w:top w:w="40" w:type="dxa"/>
               <w:left w:w="100" w:type="dxa"/>
@@ -2682,7 +2394,7 @@
         </w:tc>
         <w:tc>
           <w:tcPr>
-            <w:tcW w:w="3060" w:type="dxa"/>
+            <w:tcW w:w="3224" w:type="dxa"/>
             <w:tcMar>
               <w:top w:w="40" w:type="dxa"/>
               <w:left w:w="100" w:type="dxa"/>
@@ -2696,13 +2408,13 @@
                 <w:sz w:val="18"/>
                 <w:szCs w:val="18"/>
               </w:rPr>
-              <w:t xml:space="preserve">There’s an update on your application</w:t>
-            </w:r>
-          </w:p>
-        </w:tc>
-        <w:tc>
-          <w:tcPr>
-            <w:tcW w:w="3200" w:type="dxa"/>
+              <w:t>There’s an update on your application</w:t>
+            </w:r>
+          </w:p>
+        </w:tc>
+        <w:tc>
+          <w:tcPr>
+            <w:tcW w:w="4194" w:type="dxa"/>
             <w:tcMar>
               <w:top w:w="40" w:type="dxa"/>
               <w:left w:w="100" w:type="dxa"/>
@@ -2716,44 +2428,18 @@
                 <w:sz w:val="18"/>
                 <w:szCs w:val="18"/>
               </w:rPr>
-              <w:t xml:space="preserve">Tap to view the latest status of your application.</w:t>
-            </w:r>
-          </w:p>
-        </w:tc>
-        <w:tc>
-          <w:tcPr>
-            <w:tcW w:w="2200" w:type="dxa"/>
-            <w:tcMar>
-              <w:top w:w="40" w:type="dxa"/>
-              <w:left w:w="100" w:type="dxa"/>
-              <w:bottom w:w="40" w:type="dxa"/>
-              <w:right w:w="100" w:type="dxa"/>
-            </w:tcMar>
-          </w:tcPr>
-          <w:p>
-            <w:r>
-              <w:rPr>
-                <w:sz w:val="18"/>
-                <w:szCs w:val="18"/>
-              </w:rPr>
-              <w:t xml:space="preserve">Application Unsuccessful screen (Appro SDK)</w:t>
+              <w:t>Tap to view the latest status of your application.</w:t>
             </w:r>
           </w:p>
         </w:tc>
       </w:tr>
       <w:tr>
-        <w:tblPrEx>
-          <w:tblCellMar>
-            <w:top w:w="0" w:type="dxa"/>
-            <w:bottom w:w="0" w:type="dxa"/>
-          </w:tblCellMar>
-        </w:tblPrEx>
         <w:trPr>
           <w:cantSplit/>
         </w:trPr>
         <w:tc>
           <w:tcPr>
-            <w:tcW w:w="900" w:type="dxa"/>
+            <w:tcW w:w="893" w:type="dxa"/>
             <w:tcMar>
               <w:top w:w="40" w:type="dxa"/>
               <w:left w:w="100" w:type="dxa"/>
@@ -2775,7 +2461,7 @@
         </w:tc>
         <w:tc>
           <w:tcPr>
-            <w:tcW w:w="850" w:type="dxa"/>
+            <w:tcW w:w="1501" w:type="dxa"/>
             <w:tcMar>
               <w:top w:w="40" w:type="dxa"/>
               <w:left w:w="100" w:type="dxa"/>
@@ -2784,18 +2470,24 @@
             </w:tcMar>
           </w:tcPr>
           <w:p>
-            <w:r>
-              <w:rPr>
-                <w:sz w:val="18"/>
-                <w:szCs w:val="18"/>
-              </w:rPr>
-              <w:t>P1</w:t>
-            </w:r>
-          </w:p>
-        </w:tc>
-        <w:tc>
-          <w:tcPr>
-            <w:tcW w:w="1250" w:type="dxa"/>
+            <w:pPr>
+              <w:rPr>
+                <w:sz w:val="18"/>
+                <w:szCs w:val="18"/>
+              </w:rPr>
+            </w:pPr>
+            <w:r>
+              <w:rPr>
+                <w:sz w:val="18"/>
+                <w:szCs w:val="18"/>
+              </w:rPr>
+              <w:t>PL Congratulation screen (Appro SDK)</w:t>
+            </w:r>
+          </w:p>
+        </w:tc>
+        <w:tc>
+          <w:tcPr>
+            <w:tcW w:w="1213" w:type="dxa"/>
             <w:tcMar>
               <w:top w:w="40" w:type="dxa"/>
               <w:left w:w="100" w:type="dxa"/>
@@ -2815,7 +2507,7 @@
         </w:tc>
         <w:tc>
           <w:tcPr>
-            <w:tcW w:w="3100" w:type="dxa"/>
+            <w:tcW w:w="3535" w:type="dxa"/>
             <w:tcMar>
               <w:top w:w="40" w:type="dxa"/>
               <w:left w:w="100" w:type="dxa"/>
@@ -2835,7 +2527,7 @@
         </w:tc>
         <w:tc>
           <w:tcPr>
-            <w:tcW w:w="3060" w:type="dxa"/>
+            <w:tcW w:w="3224" w:type="dxa"/>
             <w:tcMar>
               <w:top w:w="40" w:type="dxa"/>
               <w:left w:w="100" w:type="dxa"/>
@@ -2855,7 +2547,7 @@
         </w:tc>
         <w:tc>
           <w:tcPr>
-            <w:tcW w:w="3200" w:type="dxa"/>
+            <w:tcW w:w="4194" w:type="dxa"/>
             <w:tcMar>
               <w:top w:w="40" w:type="dxa"/>
               <w:left w:w="100" w:type="dxa"/>
@@ -2870,43 +2562,17 @@
                 <w:szCs w:val="18"/>
               </w:rPr>
               <w:t xml:space="preserve">Funds will reach your account shortly.</w:t>
-            </w:r>
-          </w:p>
-        </w:tc>
-        <w:tc>
-          <w:tcPr>
-            <w:tcW w:w="2200" w:type="dxa"/>
-            <w:tcMar>
-              <w:top w:w="40" w:type="dxa"/>
-              <w:left w:w="100" w:type="dxa"/>
-              <w:bottom w:w="40" w:type="dxa"/>
-              <w:right w:w="100" w:type="dxa"/>
-            </w:tcMar>
-          </w:tcPr>
-          <w:p>
-            <w:r>
-              <w:rPr>
-                <w:sz w:val="18"/>
-                <w:szCs w:val="18"/>
-              </w:rPr>
-              <w:t xml:space="preserve">PL Congratulation screen (Appro SDK)</w:t>
             </w:r>
           </w:p>
         </w:tc>
       </w:tr>
       <w:tr>
-        <w:tblPrEx>
-          <w:tblCellMar>
-            <w:top w:w="0" w:type="dxa"/>
-            <w:bottom w:w="0" w:type="dxa"/>
-          </w:tblCellMar>
-        </w:tblPrEx>
         <w:trPr>
           <w:cantSplit/>
         </w:trPr>
         <w:tc>
           <w:tcPr>
-            <w:tcW w:w="900" w:type="dxa"/>
+            <w:tcW w:w="893" w:type="dxa"/>
             <w:tcMar>
               <w:top w:w="40" w:type="dxa"/>
               <w:left w:w="100" w:type="dxa"/>
@@ -2928,7 +2594,7 @@
         </w:tc>
         <w:tc>
           <w:tcPr>
-            <w:tcW w:w="850" w:type="dxa"/>
+            <w:tcW w:w="1501" w:type="dxa"/>
             <w:tcMar>
               <w:top w:w="40" w:type="dxa"/>
               <w:left w:w="100" w:type="dxa"/>
@@ -2937,18 +2603,24 @@
             </w:tcMar>
           </w:tcPr>
           <w:p>
-            <w:r>
-              <w:rPr>
-                <w:sz w:val="18"/>
-                <w:szCs w:val="18"/>
-              </w:rPr>
-              <w:t>P1</w:t>
-            </w:r>
-          </w:p>
-        </w:tc>
-        <w:tc>
-          <w:tcPr>
-            <w:tcW w:w="1250" w:type="dxa"/>
+            <w:pPr>
+              <w:rPr>
+                <w:sz w:val="18"/>
+                <w:szCs w:val="18"/>
+              </w:rPr>
+            </w:pPr>
+            <w:r>
+              <w:rPr>
+                <w:sz w:val="18"/>
+                <w:szCs w:val="18"/>
+              </w:rPr>
+              <w:t>AIP screen (Appro SDK)</w:t>
+            </w:r>
+          </w:p>
+        </w:tc>
+        <w:tc>
+          <w:tcPr>
+            <w:tcW w:w="1213" w:type="dxa"/>
             <w:tcMar>
               <w:top w:w="40" w:type="dxa"/>
               <w:left w:w="100" w:type="dxa"/>
@@ -2968,7 +2640,7 @@
         </w:tc>
         <w:tc>
           <w:tcPr>
-            <w:tcW w:w="3100" w:type="dxa"/>
+            <w:tcW w:w="3535" w:type="dxa"/>
             <w:tcMar>
               <w:top w:w="40" w:type="dxa"/>
               <w:left w:w="100" w:type="dxa"/>
@@ -2988,7 +2660,7 @@
         </w:tc>
         <w:tc>
           <w:tcPr>
-            <w:tcW w:w="3060" w:type="dxa"/>
+            <w:tcW w:w="3224" w:type="dxa"/>
             <w:tcMar>
               <w:top w:w="40" w:type="dxa"/>
               <w:left w:w="100" w:type="dxa"/>
@@ -3017,7 +2689,7 @@
         </w:tc>
         <w:tc>
           <w:tcPr>
-            <w:tcW w:w="3200" w:type="dxa"/>
+            <w:tcW w:w="4194" w:type="dxa"/>
             <w:tcMar>
               <w:top w:w="40" w:type="dxa"/>
               <w:left w:w="100" w:type="dxa"/>
@@ -3032,43 +2704,17 @@
                 <w:szCs w:val="18"/>
               </w:rPr>
               <w:t xml:space="preserve">Congratulations Tap to see what happens next.</w:t>
-            </w:r>
-          </w:p>
-        </w:tc>
-        <w:tc>
-          <w:tcPr>
-            <w:tcW w:w="2200" w:type="dxa"/>
-            <w:tcMar>
-              <w:top w:w="40" w:type="dxa"/>
-              <w:left w:w="100" w:type="dxa"/>
-              <w:bottom w:w="40" w:type="dxa"/>
-              <w:right w:w="100" w:type="dxa"/>
-            </w:tcMar>
-          </w:tcPr>
-          <w:p>
-            <w:r>
-              <w:rPr>
-                <w:sz w:val="18"/>
-                <w:szCs w:val="18"/>
-              </w:rPr>
-              <w:t xml:space="preserve">AIP screen (Appro SDK)</w:t>
             </w:r>
           </w:p>
         </w:tc>
       </w:tr>
       <w:tr>
-        <w:tblPrEx>
-          <w:tblCellMar>
-            <w:top w:w="0" w:type="dxa"/>
-            <w:bottom w:w="0" w:type="dxa"/>
-          </w:tblCellMar>
-        </w:tblPrEx>
         <w:trPr>
           <w:cantSplit/>
         </w:trPr>
         <w:tc>
           <w:tcPr>
-            <w:tcW w:w="900" w:type="dxa"/>
+            <w:tcW w:w="893" w:type="dxa"/>
             <w:tcMar>
               <w:top w:w="40" w:type="dxa"/>
               <w:left w:w="100" w:type="dxa"/>
@@ -3090,7 +2736,7 @@
         </w:tc>
         <w:tc>
           <w:tcPr>
-            <w:tcW w:w="850" w:type="dxa"/>
+            <w:tcW w:w="1501" w:type="dxa"/>
             <w:tcMar>
               <w:top w:w="40" w:type="dxa"/>
               <w:left w:w="100" w:type="dxa"/>
@@ -3099,18 +2745,24 @@
             </w:tcMar>
           </w:tcPr>
           <w:p>
-            <w:r>
-              <w:rPr>
-                <w:sz w:val="18"/>
-                <w:szCs w:val="18"/>
-              </w:rPr>
-              <w:t>P2</w:t>
-            </w:r>
-          </w:p>
-        </w:tc>
-        <w:tc>
-          <w:tcPr>
-            <w:tcW w:w="1250" w:type="dxa"/>
+            <w:pPr>
+              <w:rPr>
+                <w:sz w:val="18"/>
+                <w:szCs w:val="18"/>
+              </w:rPr>
+            </w:pPr>
+            <w:r>
+              <w:rPr>
+                <w:sz w:val="18"/>
+                <w:szCs w:val="18"/>
+              </w:rPr>
+              <w:t>Super App</w:t>
+            </w:r>
+          </w:p>
+        </w:tc>
+        <w:tc>
+          <w:tcPr>
+            <w:tcW w:w="1213" w:type="dxa"/>
             <w:tcMar>
               <w:top w:w="40" w:type="dxa"/>
               <w:left w:w="100" w:type="dxa"/>
@@ -3130,7 +2782,7 @@
         </w:tc>
         <w:tc>
           <w:tcPr>
-            <w:tcW w:w="3100" w:type="dxa"/>
+            <w:tcW w:w="3535" w:type="dxa"/>
             <w:tcMar>
               <w:top w:w="40" w:type="dxa"/>
               <w:left w:w="100" w:type="dxa"/>
@@ -3150,7 +2802,7 @@
         </w:tc>
         <w:tc>
           <w:tcPr>
-            <w:tcW w:w="3060" w:type="dxa"/>
+            <w:tcW w:w="3224" w:type="dxa"/>
             <w:tcMar>
               <w:top w:w="40" w:type="dxa"/>
               <w:left w:w="100" w:type="dxa"/>
@@ -3170,7 +2822,7 @@
         </w:tc>
         <w:tc>
           <w:tcPr>
-            <w:tcW w:w="3200" w:type="dxa"/>
+            <w:tcW w:w="4194" w:type="dxa"/>
             <w:tcMar>
               <w:top w:w="40" w:type="dxa"/>
               <w:left w:w="100" w:type="dxa"/>
@@ -3185,26 +2837,6 @@
                 <w:szCs w:val="18"/>
               </w:rPr>
               <w:t>You can reapply whenever you’re ready.</w:t>
-            </w:r>
-          </w:p>
-        </w:tc>
-        <w:tc>
-          <w:tcPr>
-            <w:tcW w:w="2200" w:type="dxa"/>
-            <w:tcMar>
-              <w:top w:w="40" w:type="dxa"/>
-              <w:left w:w="100" w:type="dxa"/>
-              <w:bottom w:w="40" w:type="dxa"/>
-              <w:right w:w="100" w:type="dxa"/>
-            </w:tcMar>
-          </w:tcPr>
-          <w:p>
-            <w:r>
-              <w:rPr>
-                <w:sz w:val="18"/>
-                <w:szCs w:val="18"/>
-              </w:rPr>
-              <w:t xml:space="preserve">Super App</w:t>
             </w:r>
           </w:p>
         </w:tc>
@@ -3212,9 +2844,9 @@
     </w:tbl>
     <w:p>
       <w:pPr>
-        <w:spacing w:after="60" w:before="40"/>
+        <w:spacing w:before="40" w:after="60"/>
         <w:sectPr>
-          <w:footerReference w:type="default" r:id="rIdLandscapeFooter"/>
+          <w:footerReference w:type="default" r:id="rId16"/>
           <w:pgSz w:w="16838" w:h="11906" w:orient="landscape"/>
           <w:pgMar w:top="1224" w:right="1137" w:bottom="1224" w:left="1137" w:header="708" w:footer="708" w:gutter="0"/>
           <w:cols w:space="720"/>
@@ -3261,12 +2893,6 @@
         <w:gridCol w:w="5000"/>
       </w:tblGrid>
       <w:tr>
-        <w:tblPrEx>
-          <w:tblCellMar>
-            <w:top w:w="0" w:type="dxa"/>
-            <w:bottom w:w="0" w:type="dxa"/>
-          </w:tblCellMar>
-        </w:tblPrEx>
         <w:trPr>
           <w:cantSplit/>
           <w:tblHeader/>
@@ -3348,12 +2974,6 @@
         </w:tc>
       </w:tr>
       <w:tr>
-        <w:tblPrEx>
-          <w:tblCellMar>
-            <w:top w:w="0" w:type="dxa"/>
-            <w:bottom w:w="0" w:type="dxa"/>
-          </w:tblCellMar>
-        </w:tblPrEx>
         <w:trPr>
           <w:cantSplit/>
         </w:trPr>
@@ -3429,12 +3049,6 @@
         </w:tc>
       </w:tr>
       <w:tr>
-        <w:tblPrEx>
-          <w:tblCellMar>
-            <w:top w:w="0" w:type="dxa"/>
-            <w:bottom w:w="0" w:type="dxa"/>
-          </w:tblCellMar>
-        </w:tblPrEx>
         <w:trPr>
           <w:cantSplit/>
         </w:trPr>
@@ -3510,12 +3124,6 @@
         </w:tc>
       </w:tr>
       <w:tr>
-        <w:tblPrEx>
-          <w:tblCellMar>
-            <w:top w:w="0" w:type="dxa"/>
-            <w:bottom w:w="0" w:type="dxa"/>
-          </w:tblCellMar>
-        </w:tblPrEx>
         <w:trPr>
           <w:cantSplit/>
         </w:trPr>
@@ -3591,12 +3199,6 @@
         </w:tc>
       </w:tr>
       <w:tr>
-        <w:tblPrEx>
-          <w:tblCellMar>
-            <w:top w:w="0" w:type="dxa"/>
-            <w:bottom w:w="0" w:type="dxa"/>
-          </w:tblCellMar>
-        </w:tblPrEx>
         <w:trPr>
           <w:cantSplit/>
         </w:trPr>
@@ -3672,12 +3274,6 @@
         </w:tc>
       </w:tr>
       <w:tr>
-        <w:tblPrEx>
-          <w:tblCellMar>
-            <w:top w:w="0" w:type="dxa"/>
-            <w:bottom w:w="0" w:type="dxa"/>
-          </w:tblCellMar>
-        </w:tblPrEx>
         <w:trPr>
           <w:cantSplit/>
         </w:trPr>
@@ -3753,12 +3349,6 @@
         </w:tc>
       </w:tr>
       <w:tr>
-        <w:tblPrEx>
-          <w:tblCellMar>
-            <w:top w:w="0" w:type="dxa"/>
-            <w:bottom w:w="0" w:type="dxa"/>
-          </w:tblCellMar>
-        </w:tblPrEx>
         <w:trPr>
           <w:cantSplit/>
         </w:trPr>
@@ -3834,12 +3424,6 @@
         </w:tc>
       </w:tr>
       <w:tr>
-        <w:tblPrEx>
-          <w:tblCellMar>
-            <w:top w:w="0" w:type="dxa"/>
-            <w:bottom w:w="0" w:type="dxa"/>
-          </w:tblCellMar>
-        </w:tblPrEx>
         <w:trPr>
           <w:cantSplit/>
         </w:trPr>
@@ -3915,12 +3499,6 @@
         </w:tc>
       </w:tr>
       <w:tr>
-        <w:tblPrEx>
-          <w:tblCellMar>
-            <w:top w:w="0" w:type="dxa"/>
-            <w:bottom w:w="0" w:type="dxa"/>
-          </w:tblCellMar>
-        </w:tblPrEx>
         <w:trPr>
           <w:cantSplit/>
         </w:trPr>
@@ -3996,12 +3574,6 @@
         </w:tc>
       </w:tr>
       <w:tr>
-        <w:tblPrEx>
-          <w:tblCellMar>
-            <w:top w:w="0" w:type="dxa"/>
-            <w:bottom w:w="0" w:type="dxa"/>
-          </w:tblCellMar>
-        </w:tblPrEx>
         <w:trPr>
           <w:cantSplit/>
         </w:trPr>
@@ -4082,6 +3654,7 @@
         <w:pStyle w:val="Heading2"/>
       </w:pPr>
       <w:r>
+        <w:lastRenderedPageBreak/>
         <w:t xml:space="preserve">3.3 Content rules</w:t>
       </w:r>
     </w:p>
@@ -4208,15 +3781,7 @@
         <w:t xml:space="preserve">Each scenario has one owner. Appro rows are covered by this BRD; the Super App and middleware rows are </w:t>
       </w:r>
       <w:r>
-        <w:rPr>
-          <w:b/>
-          <w:bCs/>
-          <w:color w:val="C00000"/>
-        </w:rPr>
-        <w:t xml:space="preserve">TBC by Avanza</w:t>
-      </w:r>
-      <w:r>
-        <w:t xml:space="preserve">.</w:t>
+        <w:t xml:space="preserve">owned by Avanza.</w:t>
       </w:r>
     </w:p>
     <w:tbl>
@@ -4242,12 +3807,6 @@
         <w:gridCol w:w="5440"/>
       </w:tblGrid>
       <w:tr>
-        <w:tblPrEx>
-          <w:tblCellMar>
-            <w:top w:w="0" w:type="dxa"/>
-            <w:bottom w:w="0" w:type="dxa"/>
-          </w:tblCellMar>
-        </w:tblPrEx>
         <w:trPr>
           <w:cantSplit/>
           <w:tblHeader/>
@@ -4329,12 +3888,6 @@
         </w:tc>
       </w:tr>
       <w:tr>
-        <w:tblPrEx>
-          <w:tblCellMar>
-            <w:top w:w="0" w:type="dxa"/>
-            <w:bottom w:w="0" w:type="dxa"/>
-          </w:tblCellMar>
-        </w:tblPrEx>
         <w:trPr>
           <w:cantSplit/>
         </w:trPr>
@@ -4354,7 +3907,7 @@
                 <w:sz w:val="18"/>
                 <w:szCs w:val="18"/>
               </w:rPr>
-              <w:t xml:space="preserve">Customer logged out or session expired</w:t>
+              <w:t>Customer logged out or session expired</w:t>
             </w:r>
           </w:p>
         </w:tc>
@@ -4374,7 +3927,7 @@
                 <w:sz w:val="18"/>
                 <w:szCs w:val="18"/>
               </w:rPr>
-              <w:t xml:space="preserve">Super App</w:t>
+              <w:t>Super App</w:t>
             </w:r>
           </w:p>
         </w:tc>
@@ -4394,18 +3947,12 @@
                 <w:sz w:val="18"/>
                 <w:szCs w:val="18"/>
               </w:rPr>
-              <w:t xml:space="preserve">The Super App completes the login first, then opens the Appro journey at the screen for the event.</w:t>
+              <w:t>The Super App completes the login first, then opens the Appro journey at the screen for the event.</w:t>
             </w:r>
           </w:p>
         </w:tc>
       </w:tr>
       <w:tr>
-        <w:tblPrEx>
-          <w:tblCellMar>
-            <w:top w:w="0" w:type="dxa"/>
-            <w:bottom w:w="0" w:type="dxa"/>
-          </w:tblCellMar>
-        </w:tblPrEx>
         <w:trPr>
           <w:cantSplit/>
         </w:trPr>
@@ -4425,7 +3972,7 @@
                 <w:sz w:val="18"/>
                 <w:szCs w:val="18"/>
               </w:rPr>
-              <w:t xml:space="preserve">Customer changed device, or multiple registered devices</w:t>
+              <w:t>Customer changed device, or multiple registered devices</w:t>
             </w:r>
           </w:p>
         </w:tc>
@@ -4445,7 +3992,7 @@
                 <w:sz w:val="18"/>
                 <w:szCs w:val="18"/>
               </w:rPr>
-              <w:t xml:space="preserve">Super App</w:t>
+              <w:t>Super App</w:t>
             </w:r>
           </w:p>
         </w:tc>
@@ -4465,18 +4012,12 @@
                 <w:sz w:val="18"/>
                 <w:szCs w:val="18"/>
               </w:rPr>
-              <w:t xml:space="preserve">The push follows the device-token registration held by the Super App.</w:t>
+              <w:t>The push follows the device-token registration held by the Super App.</w:t>
             </w:r>
           </w:p>
         </w:tc>
       </w:tr>
       <w:tr>
-        <w:tblPrEx>
-          <w:tblCellMar>
-            <w:top w:w="0" w:type="dxa"/>
-            <w:bottom w:w="0" w:type="dxa"/>
-          </w:tblCellMar>
-        </w:tblPrEx>
         <w:trPr>
           <w:cantSplit/>
         </w:trPr>
@@ -4496,7 +4037,7 @@
                 <w:sz w:val="18"/>
                 <w:szCs w:val="18"/>
               </w:rPr>
-              <w:t xml:space="preserve">Push permission disabled on the device</w:t>
+              <w:t>Push permission disabled on the device</w:t>
             </w:r>
           </w:p>
         </w:tc>
@@ -4516,7 +4057,7 @@
                 <w:sz w:val="18"/>
                 <w:szCs w:val="18"/>
               </w:rPr>
-              <w:t xml:space="preserve">Super App</w:t>
+              <w:t>Super App</w:t>
             </w:r>
           </w:p>
         </w:tc>
@@ -4536,18 +4077,12 @@
                 <w:sz w:val="18"/>
                 <w:szCs w:val="18"/>
               </w:rPr>
-              <w:t xml:space="preserve">No device alert. The application and the existing email and in-app notifications continue unchanged.</w:t>
+              <w:t>No device alert. The application and the existing email and in-app notifications continue unchanged.</w:t>
             </w:r>
           </w:p>
         </w:tc>
       </w:tr>
       <w:tr>
-        <w:tblPrEx>
-          <w:tblCellMar>
-            <w:top w:w="0" w:type="dxa"/>
-            <w:bottom w:w="0" w:type="dxa"/>
-          </w:tblCellMar>
-        </w:tblPrEx>
         <w:trPr>
           <w:cantSplit/>
         </w:trPr>
@@ -4567,7 +4102,7 @@
                 <w:sz w:val="18"/>
                 <w:szCs w:val="18"/>
               </w:rPr>
-              <w:t xml:space="preserve">Device token invalid or expired</w:t>
+              <w:t>Device token invalid or expired</w:t>
             </w:r>
           </w:p>
         </w:tc>
@@ -4587,7 +4122,7 @@
                 <w:sz w:val="18"/>
                 <w:szCs w:val="18"/>
               </w:rPr>
-              <w:t xml:space="preserve">Middleware</w:t>
+              <w:t>Middleware</w:t>
             </w:r>
           </w:p>
         </w:tc>
@@ -4607,18 +4142,12 @@
                 <w:sz w:val="18"/>
                 <w:szCs w:val="18"/>
               </w:rPr>
-              <w:t xml:space="preserve">The middleware returns 404 UNREGISTERED — tracked in the backend as Failed, no retry (section 4.5).</w:t>
+              <w:t>The middleware returns 404 UNREGISTERED — tracked in the backend as Failed, no retry (section 4.5).</w:t>
             </w:r>
           </w:p>
         </w:tc>
       </w:tr>
       <w:tr>
-        <w:tblPrEx>
-          <w:tblCellMar>
-            <w:top w:w="0" w:type="dxa"/>
-            <w:bottom w:w="0" w:type="dxa"/>
-          </w:tblCellMar>
-        </w:tblPrEx>
         <w:trPr>
           <w:cantSplit/>
         </w:trPr>
@@ -4638,7 +4167,7 @@
                 <w:sz w:val="18"/>
                 <w:szCs w:val="18"/>
               </w:rPr>
-              <w:t xml:space="preserve">Application completed, cancelled, withdrawn, rejected or expired</w:t>
+              <w:t>Application completed, cancelled, withdrawn, rejected or expired</w:t>
             </w:r>
           </w:p>
         </w:tc>
@@ -4658,7 +4187,7 @@
                 <w:sz w:val="18"/>
                 <w:szCs w:val="18"/>
               </w:rPr>
-              <w:t xml:space="preserve">Appro</w:t>
+              <w:t>Appro</w:t>
             </w:r>
           </w:p>
         </w:tc>
@@ -4678,18 +4207,12 @@
                 <w:sz w:val="18"/>
                 <w:szCs w:val="18"/>
               </w:rPr>
-              <w:t xml:space="preserve">The outcome notification for the event itself is sent once (e.g. P03 offer expired, P04 application update, P11 product ready). After the terminal status, the P02 reminders stop immediately and no further push is sent for the application (section 3.6). On a late tap, the journey opens the application status screen.</w:t>
+              <w:t xml:space="preserve">The outcome notification for the event itself is sent once (e.g. P03, P04, P11). After the terminal status, no further push is sent and the P02 reminders stop immediately (section 3.6). On a late tap, the customer is navigated to the Super App screen.</w:t>
             </w:r>
           </w:p>
         </w:tc>
       </w:tr>
       <w:tr>
-        <w:tblPrEx>
-          <w:tblCellMar>
-            <w:top w:w="0" w:type="dxa"/>
-            <w:bottom w:w="0" w:type="dxa"/>
-          </w:tblCellMar>
-        </w:tblPrEx>
         <w:trPr>
           <w:cantSplit/>
         </w:trPr>
@@ -4709,7 +4232,7 @@
                 <w:sz w:val="18"/>
                 <w:szCs w:val="18"/>
               </w:rPr>
-              <w:t xml:space="preserve">Customer no longer eligible</w:t>
+              <w:t>Customer no longer eligible</w:t>
             </w:r>
           </w:p>
         </w:tc>
@@ -4729,7 +4252,7 @@
                 <w:sz w:val="18"/>
                 <w:szCs w:val="18"/>
               </w:rPr>
-              <w:t xml:space="preserve">Appro</w:t>
+              <w:t>Appro</w:t>
             </w:r>
           </w:p>
         </w:tc>
@@ -4749,7 +4272,7 @@
                 <w:sz w:val="18"/>
                 <w:szCs w:val="18"/>
               </w:rPr>
-              <w:t xml:space="preserve">A push is built only at its trigger event on a live application — no event, no push.</w:t>
+              <w:t xml:space="preserve">A push is built only at its trigger event on a live application. On a tap, the customer is navigated to the Super App screen.</w:t>
             </w:r>
           </w:p>
         </w:tc>
@@ -4773,7 +4296,7 @@
         <w:spacing w:after="70"/>
       </w:pPr>
       <w:r>
-        <w:t xml:space="preserve">P02 is sent once per day for 15 days, starting after the first offer is displayed. The interval and the maximum count are backend configuration parameters (default: daily, 15).</w:t>
+        <w:t>P02 is sent once per day for 15 days, starting after the first offer is displayed. The interval and the maximum count are backend configuration parameters (default: daily, 15).</w:t>
       </w:r>
     </w:p>
     <w:p>
@@ -4799,7 +4322,15 @@
         <w:spacing w:after="70"/>
       </w:pPr>
       <w:r>
-        <w:t xml:space="preserve">A terminal status still sends its own outcome notification once — P03 (offer expired), P04 (application update), P11 (product ready). The stop rules apply to the reminders and to any further push after that notification.</w:t>
+        <w:t>One push per Push ID per trigger occurrence per application (BR5).</w:t>
+      </w:r>
+    </w:p>
+    <w:p>
+      <w:pPr>
+        <w:pStyle w:val="Heading2"/>
+      </w:pPr>
+      <w:r>
+        <w:t xml:space="preserve">3.7 Sending time</w:t>
       </w:r>
     </w:p>
     <w:p>
@@ -4812,15 +4343,7 @@
         <w:spacing w:after="70"/>
       </w:pPr>
       <w:r>
-        <w:t xml:space="preserve">One push per Push ID per trigger occurrence per application (BR5).</w:t>
-      </w:r>
-    </w:p>
-    <w:p>
-      <w:pPr>
-        <w:pStyle w:val="Heading2"/>
-      </w:pPr>
-      <w:r>
-        <w:t xml:space="preserve">3.7 Sending time</w:t>
+        <w:t>Event-driven pushes are sent immediately at the trigger event.</w:t>
       </w:r>
     </w:p>
     <w:p>
@@ -4833,20 +4356,7 @@
         <w:spacing w:after="70"/>
       </w:pPr>
       <w:r>
-        <w:t xml:space="preserve">Event-driven pushes are sent immediately at the trigger event.</w:t>
-      </w:r>
-    </w:p>
-    <w:p>
-      <w:pPr>
-        <w:pStyle w:val="ListParagraph"/>
-        <w:numPr>
-          <w:ilvl w:val="0"/>
-          <w:numId w:val="1"/>
-        </w:numPr>
-        <w:spacing w:after="70"/>
-      </w:pPr>
-      <w:r>
-        <w:t xml:space="preserve">Scheduled pushes — the P02 reminder and P03 (offer expired) — are released at 10:00 UAE time (backend configuration parameter).</w:t>
+        <w:t>Scheduled pushes — the P02 reminder and P03 (offer expired) — are released at 10:00 UAE time (backend configuration parameter).</w:t>
       </w:r>
     </w:p>
     <w:p>
@@ -4855,6 +4365,7 @@
       </w:pPr>
       <w:bookmarkStart w:id="3" w:name="sec4"/>
       <w:r>
+        <w:lastRenderedPageBreak/>
         <w:t>4. PUSH NOTIFICATION API INTEGRATION</w:t>
       </w:r>
       <w:bookmarkEnd w:id="3"/>
@@ -4889,12 +4400,6 @@
         <w:gridCol w:w="7740"/>
       </w:tblGrid>
       <w:tr>
-        <w:tblPrEx>
-          <w:tblCellMar>
-            <w:top w:w="0" w:type="dxa"/>
-            <w:bottom w:w="0" w:type="dxa"/>
-          </w:tblCellMar>
-        </w:tblPrEx>
         <w:trPr>
           <w:cantSplit/>
           <w:tblHeader/>
@@ -4951,12 +4456,6 @@
         </w:tc>
       </w:tr>
       <w:tr>
-        <w:tblPrEx>
-          <w:tblCellMar>
-            <w:top w:w="0" w:type="dxa"/>
-            <w:bottom w:w="0" w:type="dxa"/>
-          </w:tblCellMar>
-        </w:tblPrEx>
         <w:trPr>
           <w:cantSplit/>
         </w:trPr>
@@ -5004,12 +4503,6 @@
         </w:tc>
       </w:tr>
       <w:tr>
-        <w:tblPrEx>
-          <w:tblCellMar>
-            <w:top w:w="0" w:type="dxa"/>
-            <w:bottom w:w="0" w:type="dxa"/>
-          </w:tblCellMar>
-        </w:tblPrEx>
         <w:trPr>
           <w:cantSplit/>
         </w:trPr>
@@ -5054,25 +4547,9 @@
               <w:t>http://&lt;MW URL&gt;/api/notifications/push</w:t>
             </w:r>
           </w:p>
-          <w:p>
-            <w:r>
-              <w:rPr>
-                <w:b/>
-                <w:bCs/>
-                <w:color w:val="C00000"/>
-              </w:rPr>
-              <w:t>TBC by Avanza</w:t>
-            </w:r>
-          </w:p>
         </w:tc>
       </w:tr>
       <w:tr>
-        <w:tblPrEx>
-          <w:tblCellMar>
-            <w:top w:w="0" w:type="dxa"/>
-            <w:bottom w:w="0" w:type="dxa"/>
-          </w:tblCellMar>
-        </w:tblPrEx>
         <w:trPr>
           <w:cantSplit/>
         </w:trPr>
@@ -5115,16 +4592,6 @@
                 <w:szCs w:val="18"/>
               </w:rPr>
               <w:t>Bearer token</w:t>
-            </w:r>
-          </w:p>
-          <w:p>
-            <w:r>
-              <w:rPr>
-                <w:b/>
-                <w:bCs/>
-                <w:color w:val="C00000"/>
-              </w:rPr>
-              <w:t>TBC by Avanza</w:t>
             </w:r>
           </w:p>
         </w:tc>
@@ -5163,12 +4630,6 @@
         <w:gridCol w:w="3300"/>
       </w:tblGrid>
       <w:tr>
-        <w:tblPrEx>
-          <w:tblCellMar>
-            <w:top w:w="0" w:type="dxa"/>
-            <w:bottom w:w="0" w:type="dxa"/>
-          </w:tblCellMar>
-        </w:tblPrEx>
         <w:trPr>
           <w:cantSplit/>
           <w:tblHeader/>
@@ -5300,12 +4761,6 @@
         </w:tc>
       </w:tr>
       <w:tr>
-        <w:tblPrEx>
-          <w:tblCellMar>
-            <w:top w:w="0" w:type="dxa"/>
-            <w:bottom w:w="0" w:type="dxa"/>
-          </w:tblCellMar>
-        </w:tblPrEx>
         <w:trPr>
           <w:cantSplit/>
         </w:trPr>
@@ -5405,18 +4860,12 @@
                 <w:sz w:val="18"/>
                 <w:szCs w:val="18"/>
               </w:rPr>
-              <w:t xml:space="preserve">Generated by Appro, unique per request. 6–12 characters (specification v0.2).</w:t>
+              <w:t>Generated by Appro, unique per request. 6–12 characters (specification v0.2).</w:t>
             </w:r>
           </w:p>
         </w:tc>
       </w:tr>
       <w:tr>
-        <w:tblPrEx>
-          <w:tblCellMar>
-            <w:top w:w="0" w:type="dxa"/>
-            <w:bottom w:w="0" w:type="dxa"/>
-          </w:tblCellMar>
-        </w:tblPrEx>
         <w:trPr>
           <w:cantSplit/>
         </w:trPr>
@@ -5436,7 +4885,6 @@
                 <w:sz w:val="18"/>
                 <w:szCs w:val="18"/>
               </w:rPr>
-              <w:lastRenderedPageBreak/>
               <w:t>Authorization</w:t>
             </w:r>
           </w:p>
@@ -5523,12 +4971,6 @@
         </w:tc>
       </w:tr>
       <w:tr>
-        <w:tblPrEx>
-          <w:tblCellMar>
-            <w:top w:w="0" w:type="dxa"/>
-            <w:bottom w:w="0" w:type="dxa"/>
-          </w:tblCellMar>
-        </w:tblPrEx>
         <w:trPr>
           <w:cantSplit/>
         </w:trPr>
@@ -5634,12 +5076,6 @@
         </w:tc>
       </w:tr>
       <w:tr>
-        <w:tblPrEx>
-          <w:tblCellMar>
-            <w:top w:w="0" w:type="dxa"/>
-            <w:bottom w:w="0" w:type="dxa"/>
-          </w:tblCellMar>
-        </w:tblPrEx>
         <w:trPr>
           <w:cantSplit/>
         </w:trPr>
@@ -5734,21 +5170,6 @@
             </w:tcMar>
           </w:tcPr>
           <w:p>
-            <w:r>
-              <w:rPr>
-                <w:b/>
-                <w:bCs/>
-                <w:color w:val="C00000"/>
-              </w:rPr>
-              <w:t>TBC by Avanza</w:t>
-            </w:r>
-            <w:r>
-              <w:rPr>
-                <w:sz w:val="18"/>
-                <w:szCs w:val="18"/>
-              </w:rPr>
-              <w:t xml:space="preserve"> - </w:t>
-            </w:r>
             <w:r>
               <w:rPr>
                 <w:sz w:val="18"/>
@@ -5793,12 +5214,6 @@
         <w:gridCol w:w="3300"/>
       </w:tblGrid>
       <w:tr>
-        <w:tblPrEx>
-          <w:tblCellMar>
-            <w:top w:w="0" w:type="dxa"/>
-            <w:bottom w:w="0" w:type="dxa"/>
-          </w:tblCellMar>
-        </w:tblPrEx>
         <w:trPr>
           <w:cantSplit/>
           <w:tblHeader/>
@@ -5930,12 +5345,6 @@
         </w:tc>
       </w:tr>
       <w:tr>
-        <w:tblPrEx>
-          <w:tblCellMar>
-            <w:top w:w="0" w:type="dxa"/>
-            <w:bottom w:w="0" w:type="dxa"/>
-          </w:tblCellMar>
-        </w:tblPrEx>
         <w:trPr>
           <w:cantSplit/>
         </w:trPr>
@@ -6035,26 +5444,12 @@
                 <w:sz w:val="18"/>
                 <w:szCs w:val="18"/>
               </w:rPr>
-              <w:t xml:space="preserve">Generated by Appro, unique per push. Every retry reuses the same requestId. </w:t>
-            </w:r>
-            <w:r>
-              <w:rPr>
-                <w:b/>
-                <w:bCs/>
-                <w:color w:val="C00000"/>
-              </w:rPr>
-              <w:t xml:space="preserve">TBC by Avanza: middleware de-duplication on the requestId.</w:t>
+              <w:t>Generated by Appro, unique per push. Every retry reuses the same requestId.</w:t>
             </w:r>
           </w:p>
         </w:tc>
       </w:tr>
       <w:tr>
-        <w:tblPrEx>
-          <w:tblCellMar>
-            <w:top w:w="0" w:type="dxa"/>
-            <w:bottom w:w="0" w:type="dxa"/>
-          </w:tblCellMar>
-        </w:tblPrEx>
         <w:trPr>
           <w:cantSplit/>
         </w:trPr>
@@ -6160,12 +5555,6 @@
         </w:tc>
       </w:tr>
       <w:tr>
-        <w:tblPrEx>
-          <w:tblCellMar>
-            <w:top w:w="0" w:type="dxa"/>
-            <w:bottom w:w="0" w:type="dxa"/>
-          </w:tblCellMar>
-        </w:tblPrEx>
         <w:trPr>
           <w:cantSplit/>
         </w:trPr>
@@ -6280,12 +5669,6 @@
         </w:tc>
       </w:tr>
       <w:tr>
-        <w:tblPrEx>
-          <w:tblCellMar>
-            <w:top w:w="0" w:type="dxa"/>
-            <w:bottom w:w="0" w:type="dxa"/>
-          </w:tblCellMar>
-        </w:tblPrEx>
         <w:trPr>
           <w:cantSplit/>
         </w:trPr>
@@ -6391,12 +5774,6 @@
         </w:tc>
       </w:tr>
       <w:tr>
-        <w:tblPrEx>
-          <w:tblCellMar>
-            <w:top w:w="0" w:type="dxa"/>
-            <w:bottom w:w="0" w:type="dxa"/>
-          </w:tblCellMar>
-        </w:tblPrEx>
         <w:trPr>
           <w:cantSplit/>
         </w:trPr>
@@ -6496,26 +5873,12 @@
                 <w:sz w:val="18"/>
                 <w:szCs w:val="18"/>
               </w:rPr>
-              <w:t xml:space="preserve">APPRO_JOURNEY: a tap opens the Appro journey at the screen for the event. NONE: no forced action — the tap opens the Super App; used for P03 and P09 (call of 05/10). POPUP: not used by Appro. </w:t>
-            </w:r>
-            <w:r>
-              <w:rPr>
-                <w:b/>
-                <w:bCs/>
-                <w:color w:val="C00000"/>
-              </w:rPr>
-              <w:t xml:space="preserve">TBC by Avanza: Super App hand-over of action.id and action.value to the Appro journey.</w:t>
+              <w:t xml:space="preserve">APPRO_JOURNEY: a tap opens the Appro journey at the screen for the event. NONE: no forced action — the tap opens the Super App; used for P03 and P09 (per the alignment call of 05/10). POPUP: not used by Appro.</w:t>
             </w:r>
           </w:p>
         </w:tc>
       </w:tr>
       <w:tr>
-        <w:tblPrEx>
-          <w:tblCellMar>
-            <w:top w:w="0" w:type="dxa"/>
-            <w:bottom w:w="0" w:type="dxa"/>
-          </w:tblCellMar>
-        </w:tblPrEx>
         <w:trPr>
           <w:cantSplit/>
         </w:trPr>
@@ -6621,12 +5984,6 @@
         </w:tc>
       </w:tr>
       <w:tr>
-        <w:tblPrEx>
-          <w:tblCellMar>
-            <w:top w:w="0" w:type="dxa"/>
-            <w:bottom w:w="0" w:type="dxa"/>
-          </w:tblCellMar>
-        </w:tblPrEx>
         <w:trPr>
           <w:cantSplit/>
         </w:trPr>
@@ -6726,18 +6083,12 @@
                 <w:sz w:val="18"/>
                 <w:szCs w:val="18"/>
               </w:rPr>
-              <w:t xml:space="preserve">From the application. Format 9715XXXXXXXX — country code 971, no plus sign (specification v0.2).</w:t>
+              <w:t>From the application. Format 9715XXXXXXXX — country code 971, no plus sign (specification v0.2).</w:t>
             </w:r>
           </w:p>
         </w:tc>
       </w:tr>
       <w:tr>
-        <w:tblPrEx>
-          <w:tblCellMar>
-            <w:top w:w="0" w:type="dxa"/>
-            <w:bottom w:w="0" w:type="dxa"/>
-          </w:tblCellMar>
-        </w:tblPrEx>
         <w:trPr>
           <w:cantSplit/>
         </w:trPr>
@@ -6843,12 +6194,6 @@
         </w:tc>
       </w:tr>
       <w:tr>
-        <w:tblPrEx>
-          <w:tblCellMar>
-            <w:top w:w="0" w:type="dxa"/>
-            <w:bottom w:w="0" w:type="dxa"/>
-          </w:tblCellMar>
-        </w:tblPrEx>
         <w:trPr>
           <w:cantSplit/>
         </w:trPr>
@@ -6954,12 +6299,6 @@
         </w:tc>
       </w:tr>
       <w:tr>
-        <w:tblPrEx>
-          <w:tblCellMar>
-            <w:top w:w="0" w:type="dxa"/>
-            <w:bottom w:w="0" w:type="dxa"/>
-          </w:tblCellMar>
-        </w:tblPrEx>
         <w:trPr>
           <w:cantSplit/>
         </w:trPr>
@@ -6979,6 +6318,7 @@
                 <w:sz w:val="18"/>
                 <w:szCs w:val="18"/>
               </w:rPr>
+              <w:lastRenderedPageBreak/>
               <w:t>content.title</w:t>
             </w:r>
           </w:p>
@@ -7065,12 +6405,6 @@
         </w:tc>
       </w:tr>
       <w:tr>
-        <w:tblPrEx>
-          <w:tblCellMar>
-            <w:top w:w="0" w:type="dxa"/>
-            <w:bottom w:w="0" w:type="dxa"/>
-          </w:tblCellMar>
-        </w:tblPrEx>
         <w:trPr>
           <w:cantSplit/>
         </w:trPr>
@@ -7176,12 +6510,6 @@
         </w:tc>
       </w:tr>
       <w:tr>
-        <w:tblPrEx>
-          <w:tblCellMar>
-            <w:top w:w="0" w:type="dxa"/>
-            <w:bottom w:w="0" w:type="dxa"/>
-          </w:tblCellMar>
-        </w:tblPrEx>
         <w:trPr>
           <w:cantSplit/>
         </w:trPr>
@@ -7281,18 +6609,12 @@
                 <w:sz w:val="18"/>
                 <w:szCs w:val="18"/>
               </w:rPr>
-              <w:t xml:space="preserve">Sent empty (""). Pop-up content, used only with action type POPUP (specification v0.2).</w:t>
+              <w:t>Sent empty (""). Pop-up content, used only with action type POPUP (specification v0.2).</w:t>
             </w:r>
           </w:p>
         </w:tc>
       </w:tr>
       <w:tr>
-        <w:tblPrEx>
-          <w:tblCellMar>
-            <w:top w:w="0" w:type="dxa"/>
-            <w:bottom w:w="0" w:type="dxa"/>
-          </w:tblCellMar>
-        </w:tblPrEx>
         <w:trPr>
           <w:cantSplit/>
         </w:trPr>
@@ -7372,7 +6694,7 @@
                 <w:sz w:val="18"/>
                 <w:szCs w:val="18"/>
               </w:rPr>
-              <w:t xml:space="preserve">Language — "EN" / "AR"</w:t>
+              <w:t>Language — "EN" / "AR"</w:t>
             </w:r>
           </w:p>
         </w:tc>
@@ -7392,7 +6714,7 @@
                 <w:sz w:val="18"/>
                 <w:szCs w:val="18"/>
               </w:rPr>
-              <w:t xml:space="preserve">Customer’s current language — "EN" or "AR" (specification v0.2).</w:t>
+              <w:t>Customer’s current language — "EN" or "AR" (specification v0.2).</w:t>
             </w:r>
           </w:p>
         </w:tc>
@@ -7403,7 +6725,6 @@
         <w:pStyle w:val="Heading2"/>
       </w:pPr>
       <w:r>
-        <w:lastRenderedPageBreak/>
         <w:t>4.4 Response parameters</w:t>
       </w:r>
     </w:p>
@@ -7431,12 +6752,6 @@
         <w:gridCol w:w="3940"/>
       </w:tblGrid>
       <w:tr>
-        <w:tblPrEx>
-          <w:tblCellMar>
-            <w:top w:w="0" w:type="dxa"/>
-            <w:bottom w:w="0" w:type="dxa"/>
-          </w:tblCellMar>
-        </w:tblPrEx>
         <w:trPr>
           <w:cantSplit/>
           <w:tblHeader/>
@@ -7543,12 +6858,6 @@
         </w:tc>
       </w:tr>
       <w:tr>
-        <w:tblPrEx>
-          <w:tblCellMar>
-            <w:top w:w="0" w:type="dxa"/>
-            <w:bottom w:w="0" w:type="dxa"/>
-          </w:tblCellMar>
-        </w:tblPrEx>
         <w:trPr>
           <w:cantSplit/>
         </w:trPr>
@@ -7628,18 +6937,12 @@
                 <w:sz w:val="18"/>
                 <w:szCs w:val="18"/>
               </w:rPr>
-              <w:t xml:space="preserve">Tracked in the backend</w:t>
+              <w:t>Tracked in the backend</w:t>
             </w:r>
           </w:p>
         </w:tc>
       </w:tr>
       <w:tr>
-        <w:tblPrEx>
-          <w:tblCellMar>
-            <w:top w:w="0" w:type="dxa"/>
-            <w:bottom w:w="0" w:type="dxa"/>
-          </w:tblCellMar>
-        </w:tblPrEx>
         <w:trPr>
           <w:cantSplit/>
         </w:trPr>
@@ -7719,18 +7022,12 @@
                 <w:sz w:val="18"/>
                 <w:szCs w:val="18"/>
               </w:rPr>
-              <w:t xml:space="preserve">"000" = Processed Ok. Full error-code list in section 4.5.</w:t>
+              <w:t>"000" = Processed Ok. Full error-code list in section 4.5.</w:t>
             </w:r>
           </w:p>
         </w:tc>
       </w:tr>
       <w:tr>
-        <w:tblPrEx>
-          <w:tblCellMar>
-            <w:top w:w="0" w:type="dxa"/>
-            <w:bottom w:w="0" w:type="dxa"/>
-          </w:tblCellMar>
-        </w:tblPrEx>
         <w:trPr>
           <w:cantSplit/>
         </w:trPr>
@@ -7810,7 +7107,7 @@
                 <w:sz w:val="18"/>
                 <w:szCs w:val="18"/>
               </w:rPr>
-              <w:t xml:space="preserve">Tracked in the backend with error.code</w:t>
+              <w:t>Tracked in the backend with error.code</w:t>
             </w:r>
           </w:p>
         </w:tc>
@@ -7821,7 +7118,7 @@
         <w:pStyle w:val="Heading2"/>
       </w:pPr>
       <w:r>
-        <w:t xml:space="preserve">4.5 Error codes (middleware specification v0.2)</w:t>
+        <w:t>4.5 Error codes (middleware specification v0.2)</w:t>
       </w:r>
     </w:p>
     <w:tbl>
@@ -7847,12 +7144,6 @@
         <w:gridCol w:w="4940"/>
       </w:tblGrid>
       <w:tr>
-        <w:tblPrEx>
-          <w:tblCellMar>
-            <w:top w:w="0" w:type="dxa"/>
-            <w:bottom w:w="0" w:type="dxa"/>
-          </w:tblCellMar>
-        </w:tblPrEx>
         <w:trPr>
           <w:cantSplit/>
           <w:tblHeader/>
@@ -7934,12 +7225,6 @@
         </w:tc>
       </w:tr>
       <w:tr>
-        <w:tblPrEx>
-          <w:tblCellMar>
-            <w:top w:w="0" w:type="dxa"/>
-            <w:bottom w:w="0" w:type="dxa"/>
-          </w:tblCellMar>
-        </w:tblPrEx>
         <w:trPr>
           <w:cantSplit/>
         </w:trPr>
@@ -7959,7 +7244,7 @@
                 <w:sz w:val="18"/>
                 <w:szCs w:val="18"/>
               </w:rPr>
-              <w:t xml:space="preserve">000</w:t>
+              <w:t>000</w:t>
             </w:r>
           </w:p>
         </w:tc>
@@ -7979,7 +7264,7 @@
                 <w:sz w:val="18"/>
                 <w:szCs w:val="18"/>
               </w:rPr>
-              <w:t xml:space="preserve">PROCESSED OK</w:t>
+              <w:t>PROCESSED OK</w:t>
             </w:r>
           </w:p>
         </w:tc>
@@ -7999,18 +7284,12 @@
                 <w:sz w:val="18"/>
                 <w:szCs w:val="18"/>
               </w:rPr>
-              <w:t xml:space="preserve">Push sent — tracked in the backend as Success.</w:t>
+              <w:t>Push sent — tracked in the backend as Success.</w:t>
             </w:r>
           </w:p>
         </w:tc>
       </w:tr>
       <w:tr>
-        <w:tblPrEx>
-          <w:tblCellMar>
-            <w:top w:w="0" w:type="dxa"/>
-            <w:bottom w:w="0" w:type="dxa"/>
-          </w:tblCellMar>
-        </w:tblPrEx>
         <w:trPr>
           <w:cantSplit/>
         </w:trPr>
@@ -8030,7 +7309,7 @@
                 <w:sz w:val="18"/>
                 <w:szCs w:val="18"/>
               </w:rPr>
-              <w:t xml:space="preserve">403</w:t>
+              <w:t>403</w:t>
             </w:r>
           </w:p>
         </w:tc>
@@ -8050,7 +7329,7 @@
                 <w:sz w:val="18"/>
                 <w:szCs w:val="18"/>
               </w:rPr>
-              <w:t xml:space="preserve">SENDER_ID_MISMATCH</w:t>
+              <w:t>SENDER_ID_MISMATCH</w:t>
             </w:r>
           </w:p>
         </w:tc>
@@ -8070,18 +7349,12 @@
                 <w:sz w:val="18"/>
                 <w:szCs w:val="18"/>
               </w:rPr>
-              <w:t xml:space="preserve">Final, no retry — configuration issue, raised with Avanza. Tracked as Failed.</w:t>
+              <w:t>Final, no retry — configuration issue, raised with Avanza. Tracked as Failed.</w:t>
             </w:r>
           </w:p>
         </w:tc>
       </w:tr>
       <w:tr>
-        <w:tblPrEx>
-          <w:tblCellMar>
-            <w:top w:w="0" w:type="dxa"/>
-            <w:bottom w:w="0" w:type="dxa"/>
-          </w:tblCellMar>
-        </w:tblPrEx>
         <w:trPr>
           <w:cantSplit/>
         </w:trPr>
@@ -8101,7 +7374,7 @@
                 <w:sz w:val="18"/>
                 <w:szCs w:val="18"/>
               </w:rPr>
-              <w:t xml:space="preserve">404</w:t>
+              <w:t>404</w:t>
             </w:r>
           </w:p>
         </w:tc>
@@ -8121,7 +7394,7 @@
                 <w:sz w:val="18"/>
                 <w:szCs w:val="18"/>
               </w:rPr>
-              <w:t xml:space="preserve">UNREGISTERED</w:t>
+              <w:t>UNREGISTERED</w:t>
             </w:r>
           </w:p>
         </w:tc>
@@ -8141,18 +7414,12 @@
                 <w:sz w:val="18"/>
                 <w:szCs w:val="18"/>
               </w:rPr>
-              <w:t xml:space="preserve">Final, no retry — the device token is not registered. Tracked as Failed.</w:t>
+              <w:t>Final, no retry — the device token is not registered. Tracked as Failed.</w:t>
             </w:r>
           </w:p>
         </w:tc>
       </w:tr>
       <w:tr>
-        <w:tblPrEx>
-          <w:tblCellMar>
-            <w:top w:w="0" w:type="dxa"/>
-            <w:bottom w:w="0" w:type="dxa"/>
-          </w:tblCellMar>
-        </w:tblPrEx>
         <w:trPr>
           <w:cantSplit/>
         </w:trPr>
@@ -8172,7 +7439,7 @@
                 <w:sz w:val="18"/>
                 <w:szCs w:val="18"/>
               </w:rPr>
-              <w:t xml:space="preserve">429</w:t>
+              <w:t>429</w:t>
             </w:r>
           </w:p>
         </w:tc>
@@ -8192,7 +7459,7 @@
                 <w:sz w:val="18"/>
                 <w:szCs w:val="18"/>
               </w:rPr>
-              <w:t xml:space="preserve">QUOTA_EXCEEDED</w:t>
+              <w:t>QUOTA_EXCEEDED</w:t>
             </w:r>
           </w:p>
         </w:tc>
@@ -8212,18 +7479,12 @@
                 <w:sz w:val="18"/>
                 <w:szCs w:val="18"/>
               </w:rPr>
-              <w:t xml:space="preserve">Retried per section 5.</w:t>
+              <w:t>Retried per section 5.</w:t>
             </w:r>
           </w:p>
         </w:tc>
       </w:tr>
       <w:tr>
-        <w:tblPrEx>
-          <w:tblCellMar>
-            <w:top w:w="0" w:type="dxa"/>
-            <w:bottom w:w="0" w:type="dxa"/>
-          </w:tblCellMar>
-        </w:tblPrEx>
         <w:trPr>
           <w:cantSplit/>
         </w:trPr>
@@ -8243,7 +7504,7 @@
                 <w:sz w:val="18"/>
                 <w:szCs w:val="18"/>
               </w:rPr>
-              <w:t xml:space="preserve">500</w:t>
+              <w:t>500</w:t>
             </w:r>
           </w:p>
         </w:tc>
@@ -8263,7 +7524,7 @@
                 <w:sz w:val="18"/>
                 <w:szCs w:val="18"/>
               </w:rPr>
-              <w:t xml:space="preserve">INTERNAL SERVER ERROR</w:t>
+              <w:t>INTERNAL SERVER ERROR</w:t>
             </w:r>
           </w:p>
         </w:tc>
@@ -8283,125 +7544,12 @@
                 <w:sz w:val="18"/>
                 <w:szCs w:val="18"/>
               </w:rPr>
-              <w:t xml:space="preserve">Retried per section 5.</w:t>
+              <w:t>Retried per section 5.</w:t>
             </w:r>
           </w:p>
         </w:tc>
       </w:tr>
     </w:tbl>
-    <w:p>
-      <w:pPr>
-        <w:spacing w:after="130"/>
-      </w:pPr>
-      <w:r>
-        <w:rPr>
-          <w:b/>
-          <w:bCs/>
-          <w:color w:val="C00000"/>
-        </w:rPr>
-        <w:t xml:space="preserve">Retry classification proposed by Appro — TBC by Avanza.</w:t>
-      </w:r>
-    </w:p>
-    <w:p>
-      <w:pPr>
-        <w:pStyle w:val="Heading2"/>
-      </w:pPr>
-      <w:r>
-        <w:t xml:space="preserve">4.6 Open items with Avanza</w:t>
-      </w:r>
-    </w:p>
-    <w:p>
-      <w:pPr>
-        <w:spacing w:after="130"/>
-      </w:pPr>
-      <w:r>
-        <w:t xml:space="preserve">Open as of 06 October 2026 (our questions of 28/09; specification v0.2 and the alignment call of 05/10 closed the rest):</w:t>
-      </w:r>
-    </w:p>
-    <w:p>
-      <w:pPr>
-        <w:pStyle w:val="ListParagraph"/>
-        <w:numPr>
-          <w:ilvl w:val="0"/>
-          <w:numId w:val="1"/>
-        </w:numPr>
-        <w:spacing w:after="70"/>
-      </w:pPr>
-      <w:r>
-        <w:t xml:space="preserve">Middleware endpoint and credentials per environment. </w:t>
-      </w:r>
-      <w:r>
-        <w:rPr>
-          <w:b/>
-          <w:bCs/>
-          <w:color w:val="C00000"/>
-        </w:rPr>
-        <w:t xml:space="preserve">TBC by Avanza</w:t>
-      </w:r>
-    </w:p>
-    <w:p>
-      <w:pPr>
-        <w:pStyle w:val="ListParagraph"/>
-        <w:numPr>
-          <w:ilvl w:val="0"/>
-          <w:numId w:val="1"/>
-        </w:numPr>
-        <w:spacing w:after="70"/>
-      </w:pPr>
-      <w:r>
-        <w:t xml:space="preserve">channel_id value assigned to Appro. </w:t>
-      </w:r>
-      <w:r>
-        <w:rPr>
-          <w:b/>
-          <w:bCs/>
-          <w:color w:val="C00000"/>
-        </w:rPr>
-        <w:t xml:space="preserve">TBC by Avanza</w:t>
-      </w:r>
-    </w:p>
-    <w:p>
-      <w:pPr>
-        <w:pStyle w:val="ListParagraph"/>
-        <w:numPr>
-          <w:ilvl w:val="0"/>
-          <w:numId w:val="1"/>
-        </w:numPr>
-        <w:spacing w:after="70"/>
-      </w:pPr>
-      <w:r>
-        <w:t xml:space="preserve">De-duplication on the requestId when a retry resends the same id. </w:t>
-      </w:r>
-      <w:r>
-        <w:rPr>
-          <w:b/>
-          <w:bCs/>
-          <w:color w:val="C00000"/>
-        </w:rPr>
-        <w:t xml:space="preserve">TBC by Avanza</w:t>
-      </w:r>
-    </w:p>
-    <w:p>
-      <w:pPr>
-        <w:pStyle w:val="ListParagraph"/>
-        <w:numPr>
-          <w:ilvl w:val="0"/>
-          <w:numId w:val="1"/>
-        </w:numPr>
-        <w:spacing w:after="70"/>
-      </w:pPr>
-      <w:r>
-        <w:t xml:space="preserve">Super App hand-over of action.id and action.value to the Appro journey, and keeping the destination through the login. </w:t>
-      </w:r>
-      <w:r>
-        <w:rPr>
-          <w:b/>
-          <w:bCs/>
-          <w:color w:val="C00000"/>
-        </w:rPr>
-        <w:t xml:space="preserve">TBC by Avanza</w:t>
-      </w:r>
-    </w:p>
     <w:p>
       <w:pPr>
         <w:pStyle w:val="Heading1"/>
@@ -8487,7 +7635,7 @@
         <w:t>N attempts</w:t>
       </w:r>
       <w:r>
-        <w:t xml:space="preserve">. The interval and the number of attempts are backend configuration parameters.</w:t>
+        <w:t>. The interval and the number of attempts are backend configuration parameters.</w:t>
       </w:r>
     </w:p>
     <w:p>
@@ -8518,8 +7666,7 @@
         </w:rPr>
       </w:pPr>
       <w:r>
-        <w:rPr/>
-        <w:t xml:space="preserve">Error codes 429 and 500, and a timeout, are retried. 403 and 404 are final and are not retried (section 4.5).</w:t>
+        <w:t>Error codes 429 and 500, and a timeout, are retried. 403 and 404 are final and are not retried (section 4.5).</w:t>
       </w:r>
     </w:p>
     <w:p>
@@ -8537,8 +7684,7 @@
         </w:rPr>
       </w:pPr>
       <w:r>
-        <w:rPr/>
-        <w:t xml:space="preserve">Every retry reuses the same requestId, so a retry never creates a duplicate notification (BR5).</w:t>
+        <w:t>Every retry reuses the same requestId, so a retry never creates a duplicate notification (BR5).</w:t>
       </w:r>
     </w:p>
     <w:p>
@@ -8561,7 +7707,7 @@
           <w:bCs/>
           <w:color w:val="C00000"/>
         </w:rPr>
-        <w:t xml:space="preserve">Retry interval (X) and number of attempts (N) – To be confirmed by RB Business</w:t>
+        <w:t>Retry interval (X) and number of attempts (N) – To be confirmed by RB Business</w:t>
       </w:r>
     </w:p>
     <w:p>
@@ -8597,10 +7743,7 @@
         <w:spacing w:after="70"/>
       </w:pPr>
       <w:r>
-        <w:t xml:space="preserve">The system tracks the API delivery result only, in the backend; it is not shown in the Super Portal audit trail. Customer actions on the notification (open, dismiss, ignore) are not tracked.</w:t>
-      </w:r>
-      <w:r>
-        <w:t xml:space="preserve"> The backend record per push: Push ID, date and time, number of attempts, final status (Success / Failed) and the failure reason. Until a Super Portal view is available (section 8), Appro support provides the status of a push for a given application on request from the Contact Centre.</w:t>
+        <w:t>The system tracks the API delivery result only, in the backend; it is not shown in the Super Portal audit trail. Customer actions on the notification (open, dismiss, ignore) are not tracked. The backend record per push: Push ID, date and time, number of attempts, final status (Success / Failed) and the failure reason. Until a Super Portal view is available (section 8), Appro support provides the status of a push for a given application on request from the Contact Centre.</w:t>
       </w:r>
     </w:p>
     <w:p>
@@ -8631,7 +7774,7 @@
                     </pic:cNvPicPr>
                   </pic:nvPicPr>
                   <pic:blipFill>
-                    <a:blip r:embed="rId10"/>
+                    <a:blip r:embed="rId17"/>
                     <a:srcRect/>
                     <a:stretch>
                       <a:fillRect/>
@@ -8666,18 +7809,18 @@
           <w:sz w:val="17"/>
           <w:szCs w:val="17"/>
         </w:rPr>
-        <w:t xml:space="preserve">Figure 2 — Response handling and automatic retry (X and N configurable)</w:t>
+        <w:t>Figure 2 — Response handling and automatic retry (X and N configurable)</w:t>
       </w:r>
     </w:p>
     <w:p>
       <w:pPr>
         <w:pStyle w:val="Heading1"/>
       </w:pPr>
-      <w:bookmarkStart w:id="6" w:name="sec8"/>
-      <w:r>
-        <w:t xml:space="preserve">6. BUSINESS RULES</w:t>
-      </w:r>
-      <w:bookmarkEnd w:id="6"/>
+      <w:bookmarkStart w:id="5" w:name="sec8"/>
+      <w:r>
+        <w:t>6. BUSINESS RULES</w:t>
+      </w:r>
+      <w:bookmarkEnd w:id="5"/>
     </w:p>
     <w:tbl>
       <w:tblPr>
@@ -8701,12 +7844,6 @@
         <w:gridCol w:w="8640"/>
       </w:tblGrid>
       <w:tr>
-        <w:tblPrEx>
-          <w:tblCellMar>
-            <w:top w:w="0" w:type="dxa"/>
-            <w:bottom w:w="0" w:type="dxa"/>
-          </w:tblCellMar>
-        </w:tblPrEx>
         <w:trPr>
           <w:cantSplit/>
           <w:tblHeader/>
@@ -8763,12 +7900,6 @@
         </w:tc>
       </w:tr>
       <w:tr>
-        <w:tblPrEx>
-          <w:tblCellMar>
-            <w:top w:w="0" w:type="dxa"/>
-            <w:bottom w:w="0" w:type="dxa"/>
-          </w:tblCellMar>
-        </w:tblPrEx>
         <w:trPr>
           <w:cantSplit/>
         </w:trPr>
@@ -8816,12 +7947,6 @@
         </w:tc>
       </w:tr>
       <w:tr>
-        <w:tblPrEx>
-          <w:tblCellMar>
-            <w:top w:w="0" w:type="dxa"/>
-            <w:bottom w:w="0" w:type="dxa"/>
-          </w:tblCellMar>
-        </w:tblPrEx>
         <w:trPr>
           <w:cantSplit/>
         </w:trPr>
@@ -8869,12 +7994,6 @@
         </w:tc>
       </w:tr>
       <w:tr>
-        <w:tblPrEx>
-          <w:tblCellMar>
-            <w:top w:w="0" w:type="dxa"/>
-            <w:bottom w:w="0" w:type="dxa"/>
-          </w:tblCellMar>
-        </w:tblPrEx>
         <w:trPr>
           <w:cantSplit/>
         </w:trPr>
@@ -8922,12 +8041,6 @@
         </w:tc>
       </w:tr>
       <w:tr>
-        <w:tblPrEx>
-          <w:tblCellMar>
-            <w:top w:w="0" w:type="dxa"/>
-            <w:bottom w:w="0" w:type="dxa"/>
-          </w:tblCellMar>
-        </w:tblPrEx>
         <w:trPr>
           <w:cantSplit/>
         </w:trPr>
@@ -8975,12 +8088,6 @@
         </w:tc>
       </w:tr>
       <w:tr>
-        <w:tblPrEx>
-          <w:tblCellMar>
-            <w:top w:w="0" w:type="dxa"/>
-            <w:bottom w:w="0" w:type="dxa"/>
-          </w:tblCellMar>
-        </w:tblPrEx>
         <w:trPr>
           <w:cantSplit/>
         </w:trPr>
@@ -9000,7 +8107,7 @@
                 <w:b/>
                 <w:bCs/>
               </w:rPr>
-              <w:t xml:space="preserve">BR5</w:t>
+              <w:t>BR5</w:t>
             </w:r>
           </w:p>
         </w:tc>
@@ -9020,7 +8127,7 @@
                 <w:sz w:val="18"/>
                 <w:szCs w:val="18"/>
               </w:rPr>
-              <w:t xml:space="preserve">One notification per event: a push is sent once per Push ID per trigger occurrence per application, and every retry reuses the same requestId — a system retry, timeout or reprocessing never creates a duplicate.</w:t>
+              <w:t>One notification per event: a push is sent once per Push ID per trigger occurrence per application, and every retry reuses the same requestId — a system retry, timeout or reprocessing never creates a duplicate.</w:t>
             </w:r>
           </w:p>
         </w:tc>
@@ -9031,12 +8138,12 @@
         <w:pStyle w:val="Heading1"/>
         <w:pageBreakBefore/>
       </w:pPr>
-      <w:bookmarkStart w:id="7" w:name="sec9"/>
+      <w:bookmarkStart w:id="6" w:name="sec9"/>
       <w:r>
         <w:lastRenderedPageBreak/>
-        <w:t xml:space="preserve">7. IMPACT ANALYSIS</w:t>
-      </w:r>
-      <w:bookmarkEnd w:id="7"/>
+        <w:t>7. IMPACT ANALYSIS</w:t>
+      </w:r>
+      <w:bookmarkEnd w:id="6"/>
     </w:p>
     <w:tbl>
       <w:tblPr>
@@ -9061,12 +8168,6 @@
         <w:gridCol w:w="3500"/>
       </w:tblGrid>
       <w:tr>
-        <w:tblPrEx>
-          <w:tblCellMar>
-            <w:top w:w="0" w:type="dxa"/>
-            <w:bottom w:w="0" w:type="dxa"/>
-          </w:tblCellMar>
-        </w:tblPrEx>
         <w:trPr>
           <w:cantSplit/>
           <w:tblHeader/>
@@ -9148,12 +8249,6 @@
         </w:tc>
       </w:tr>
       <w:tr>
-        <w:tblPrEx>
-          <w:tblCellMar>
-            <w:top w:w="0" w:type="dxa"/>
-            <w:bottom w:w="0" w:type="dxa"/>
-          </w:tblCellMar>
-        </w:tblPrEx>
         <w:trPr>
           <w:cantSplit/>
         </w:trPr>
@@ -9237,7 +8332,7 @@
                           </pic:cNvPicPr>
                         </pic:nvPicPr>
                         <pic:blipFill>
-                          <a:blip r:embed="rId12"/>
+                          <a:blip r:embed="rId18"/>
                           <a:srcRect/>
                           <a:stretch>
                             <a:fillRect/>
@@ -9262,137 +8357,6 @@
         </w:tc>
       </w:tr>
       <w:tr>
-        <w:tblPrEx>
-          <w:tblCellMar>
-            <w:top w:w="0" w:type="dxa"/>
-            <w:bottom w:w="0" w:type="dxa"/>
-          </w:tblCellMar>
-        </w:tblPrEx>
-        <w:trPr>
-          <w:cantSplit/>
-        </w:trPr>
-        <w:tc>
-          <w:tcPr>
-            <w:tcW w:w="1900" w:type="dxa"/>
-            <w:tcMar>
-              <w:top w:w="70" w:type="dxa"/>
-              <w:left w:w="100" w:type="dxa"/>
-              <w:bottom w:w="70" w:type="dxa"/>
-              <w:right w:w="100" w:type="dxa"/>
-            </w:tcMar>
-          </w:tcPr>
-          <w:p>
-            <w:r>
-              <w:rPr>
-                <w:b/>
-                <w:bCs/>
-                <w:sz w:val="18"/>
-                <w:szCs w:val="18"/>
-              </w:rPr>
-              <w:t>Middleware integration</w:t>
-            </w:r>
-          </w:p>
-        </w:tc>
-        <w:tc>
-          <w:tcPr>
-            <w:tcW w:w="4240" w:type="dxa"/>
-            <w:tcMar>
-              <w:top w:w="70" w:type="dxa"/>
-              <w:left w:w="100" w:type="dxa"/>
-              <w:bottom w:w="70" w:type="dxa"/>
-              <w:right w:w="100" w:type="dxa"/>
-            </w:tcMar>
-          </w:tcPr>
-          <w:p>
-            <w:r>
-              <w:rPr>
-                <w:sz w:val="18"/>
-                <w:szCs w:val="18"/>
-              </w:rPr>
-              <w:t xml:space="preserve">New outbound call from the Appro platform to the Reem Bank middleware Push API, following the SMS and email integration pattern. Endpoint, credentials and channel id per environment: </w:t>
-            </w:r>
-            <w:r>
-              <w:rPr>
-                <w:b/>
-                <w:bCs/>
-                <w:color w:val="C00000"/>
-              </w:rPr>
-              <w:t xml:space="preserve">TBC by Avanza</w:t>
-            </w:r>
-            <w:r>
-              <w:t xml:space="preserve">.</w:t>
-            </w:r>
-          </w:p>
-        </w:tc>
-        <w:tc>
-          <w:tcPr>
-            <w:tcW w:w="3500" w:type="dxa"/>
-            <w:tcMar>
-              <w:top w:w="70" w:type="dxa"/>
-              <w:left w:w="100" w:type="dxa"/>
-              <w:bottom w:w="70" w:type="dxa"/>
-              <w:right w:w="100" w:type="dxa"/>
-            </w:tcMar>
-            <w:vAlign w:val="center"/>
-          </w:tcPr>
-          <w:p>
-            <w:pPr>
-              <w:spacing w:line="240" w:lineRule="atLeast"/>
-              <w:jc w:val="center"/>
-            </w:pPr>
-            <w:r>
-              <w:rPr>
-                <w:noProof/>
-              </w:rPr>
-              <w:drawing>
-                <wp:inline distT="0" distB="0" distL="0" distR="0" wp14:anchorId="2B8641CA" wp14:editId="5896A90A">
-                  <wp:extent cx="1571625" cy="1009650"/>
-                  <wp:effectExtent l="0" t="0" r="0" b="0"/>
-                  <wp:docPr id="1882830153" name="Picture 1882830153"/>
-                  <wp:cNvGraphicFramePr>
-                    <a:graphicFrameLocks xmlns:a="http://schemas.openxmlformats.org/drawingml/2006/main" noChangeAspect="1"/>
-                  </wp:cNvGraphicFramePr>
-                  <a:graphic xmlns:a="http://schemas.openxmlformats.org/drawingml/2006/main">
-                    <a:graphicData uri="http://schemas.openxmlformats.org/drawingml/2006/picture">
-                      <pic:pic xmlns:pic="http://schemas.openxmlformats.org/drawingml/2006/picture">
-                        <pic:nvPicPr>
-                          <pic:cNvPr id="0" name=""/>
-                          <pic:cNvPicPr>
-                            <a:picLocks noChangeAspect="1" noChangeArrowheads="1"/>
-                          </pic:cNvPicPr>
-                        </pic:nvPicPr>
-                        <pic:blipFill>
-                          <a:blip r:embed="rId13"/>
-                          <a:srcRect/>
-                          <a:stretch>
-                            <a:fillRect/>
-                          </a:stretch>
-                        </pic:blipFill>
-                        <pic:spPr bwMode="auto">
-                          <a:xfrm>
-                            <a:off x="0" y="0"/>
-                            <a:ext cx="1571625" cy="1009650"/>
-                          </a:xfrm>
-                          <a:prstGeom prst="rect">
-                            <a:avLst/>
-                          </a:prstGeom>
-                        </pic:spPr>
-                      </pic:pic>
-                    </a:graphicData>
-                  </a:graphic>
-                </wp:inline>
-              </w:drawing>
-            </w:r>
-          </w:p>
-        </w:tc>
-      </w:tr>
-      <w:tr>
-        <w:tblPrEx>
-          <w:tblCellMar>
-            <w:top w:w="0" w:type="dxa"/>
-            <w:bottom w:w="0" w:type="dxa"/>
-          </w:tblCellMar>
-        </w:tblPrEx>
         <w:trPr>
           <w:cantSplit/>
         </w:trPr>
@@ -9476,7 +8440,7 @@
                           </pic:cNvPicPr>
                         </pic:nvPicPr>
                         <pic:blipFill>
-                          <a:blip r:embed="rId14"/>
+                          <a:blip r:embed="rId19"/>
                           <a:srcRect/>
                           <a:stretch>
                             <a:fillRect/>
@@ -9501,12 +8465,6 @@
         </w:tc>
       </w:tr>
       <w:tr>
-        <w:tblPrEx>
-          <w:tblCellMar>
-            <w:top w:w="0" w:type="dxa"/>
-            <w:bottom w:w="0" w:type="dxa"/>
-          </w:tblCellMar>
-        </w:tblPrEx>
         <w:trPr>
           <w:cantSplit/>
         </w:trPr>
@@ -9548,7 +8506,7 @@
                 <w:sz w:val="18"/>
                 <w:szCs w:val="18"/>
               </w:rPr>
-              <w:t xml:space="preserve">No change in this release. Push results are tracked in the backend only; Appro support provides the status of a push on request (section 5). A Super Portal view is a post-MVP enhancement (section 8).</w:t>
+              <w:t>No change in this release. Push results are tracked in the backend only; Appro support provides the status of a push on request (section 5). A Super Portal view is a post-MVP enhancement (section 8).</w:t>
             </w:r>
           </w:p>
         </w:tc>
@@ -9575,12 +8533,6 @@
         </w:tc>
       </w:tr>
       <w:tr>
-        <w:tblPrEx>
-          <w:tblCellMar>
-            <w:top w:w="0" w:type="dxa"/>
-            <w:bottom w:w="0" w:type="dxa"/>
-          </w:tblCellMar>
-        </w:tblPrEx>
         <w:trPr>
           <w:cantSplit/>
         </w:trPr>
@@ -9664,7 +8616,7 @@
                           </pic:cNvPicPr>
                         </pic:nvPicPr>
                         <pic:blipFill>
-                          <a:blip r:embed="rId16"/>
+                          <a:blip r:embed="rId20"/>
                           <a:srcRect/>
                           <a:stretch>
                             <a:fillRect/>
@@ -9689,12 +8641,6 @@
         </w:tc>
       </w:tr>
       <w:tr>
-        <w:tblPrEx>
-          <w:tblCellMar>
-            <w:top w:w="0" w:type="dxa"/>
-            <w:bottom w:w="0" w:type="dxa"/>
-          </w:tblCellMar>
-        </w:tblPrEx>
         <w:trPr>
           <w:cantSplit/>
         </w:trPr>
@@ -9774,19 +8720,19 @@
         <w:pStyle w:val="Heading1"/>
         <w:pageBreakBefore/>
       </w:pPr>
-      <w:bookmarkStart w:id="914" w:name="sec14"/>
+      <w:bookmarkStart w:id="7" w:name="sec14"/>
       <w:r>
         <w:lastRenderedPageBreak/>
-        <w:t xml:space="preserve">8. FUTURE ENHANCEMENTS (POST-MVP)</w:t>
-      </w:r>
-      <w:bookmarkEnd w:id="914"/>
+        <w:t>8. FUTURE ENHANCEMENTS (POST-MVP)</w:t>
+      </w:r>
+      <w:bookmarkEnd w:id="7"/>
     </w:p>
     <w:p>
       <w:pPr>
         <w:spacing w:after="130"/>
       </w:pPr>
       <w:r>
-        <w:t xml:space="preserve">The items below are agreed as enhancements after the MVP 1.1 sign-off, delivered by the dedicated development team based on launch feedback — not as change requests. The MVP design is scalable, so they are added on the same framework, without redesign.</w:t>
+        <w:t>The items below are agreed as enhancements after the MVP 1.1 sign-off, delivered by the dedicated development team based on launch feedback — not as change requests. The MVP design is scalable, so they are added on the same framework, without redesign.</w:t>
       </w:r>
     </w:p>
     <w:p>
@@ -9799,7 +8745,7 @@
         <w:spacing w:after="70"/>
       </w:pPr>
       <w:r>
-        <w:t xml:space="preserve">Business-managed configuration in Super Portal, wherever technically feasible without source-code modification: enable / disable per notification, English and Arabic content, reminder frequency and maximum count, validity period, priority, trigger and product mapping, and new Push IDs.</w:t>
+        <w:t>Business-managed configuration in Super Portal, wherever technically feasible without source-code modification: enable / disable per notification, English and Arabic content, reminder frequency and maximum count, validity period, priority, trigger and product mapping, and new Push IDs.</w:t>
       </w:r>
     </w:p>
     <w:p>
@@ -9812,7 +8758,7 @@
         <w:spacing w:after="70"/>
       </w:pPr>
       <w:r>
-        <w:t xml:space="preserve">Sending notifications from Super Portal.</w:t>
+        <w:t>Sending notifications from Super Portal.</w:t>
       </w:r>
     </w:p>
     <w:p>
@@ -9825,7 +8771,7 @@
         <w:spacing w:after="70"/>
       </w:pPr>
       <w:r>
-        <w:t xml:space="preserve">Push visibility in Super Portal: an audit-trail entry or a notification report with the sent / failed status per application.</w:t>
+        <w:t>Push visibility in Super Portal: an audit-trail entry or a notification report with the sent / failed status per application.</w:t>
       </w:r>
     </w:p>
     <w:p>
@@ -9838,7 +8784,7 @@
         <w:spacing w:after="70"/>
       </w:pPr>
       <w:r>
-        <w:t xml:space="preserve">Configurable sending hours and customer local time.</w:t>
+        <w:t>Configurable sending hours and customer local time.</w:t>
       </w:r>
     </w:p>
     <w:p>
@@ -9851,7 +8797,7 @@
         <w:spacing w:after="70"/>
       </w:pPr>
       <w:r>
-        <w:t xml:space="preserve">Additional products, journeys and notification types on the same framework.</w:t>
+        <w:t>Additional products, journeys and notification types on the same framework.</w:t>
       </w:r>
     </w:p>
     <w:p>
@@ -9904,12 +8850,6 @@
         <w:gridCol w:w="9640"/>
       </w:tblGrid>
       <w:tr>
-        <w:tblPrEx>
-          <w:tblCellMar>
-            <w:top w:w="0" w:type="dxa"/>
-            <w:bottom w:w="0" w:type="dxa"/>
-          </w:tblCellMar>
-        </w:tblPrEx>
         <w:trPr>
           <w:cantSplit/>
         </w:trPr>
@@ -9934,7 +8874,7 @@
                 <w:sz w:val="17"/>
                 <w:szCs w:val="17"/>
               </w:rPr>
-              <w:t xml:space="preserve">{</w:t>
+              <w:t>{</w:t>
             </w:r>
           </w:p>
           <w:p>
@@ -9948,7 +8888,7 @@
                 <w:szCs w:val="17"/>
               </w:rPr>
               <w:tab/>
-              <w:t xml:space="preserve">"requestId": "1234567891011121",</w:t>
+              <w:t>"requestId": "1234567891011121",</w:t>
             </w:r>
           </w:p>
           <w:p>
@@ -9962,7 +8902,7 @@
                 <w:szCs w:val="17"/>
               </w:rPr>
               <w:tab/>
-              <w:t xml:space="preserve">"timestamp": "2020-07-20T06:49:02.366Z",</w:t>
+              <w:t>"timestamp": "2020-07-20T06:49:02.366Z",</w:t>
             </w:r>
           </w:p>
           <w:p>
@@ -9976,7 +8916,7 @@
                 <w:szCs w:val="17"/>
               </w:rPr>
               <w:tab/>
-              <w:t xml:space="preserve">"type": "APPRO_NOTIFICATION",</w:t>
+              <w:t>"type": "APPRO_NOTIFICATION",</w:t>
             </w:r>
           </w:p>
           <w:p>
@@ -9990,7 +8930,7 @@
                 <w:szCs w:val="17"/>
               </w:rPr>
               <w:tab/>
-              <w:t xml:space="preserve">"action": {</w:t>
+              <w:t>"action": {</w:t>
             </w:r>
           </w:p>
           <w:p>
@@ -10004,8 +8944,15 @@
                 <w:szCs w:val="17"/>
               </w:rPr>
               <w:tab/>
+            </w:r>
+            <w:r>
+              <w:rPr>
+                <w:rFonts w:ascii="Consolas" w:eastAsia="Consolas" w:hAnsi="Consolas" w:cs="Consolas"/>
+                <w:sz w:val="17"/>
+                <w:szCs w:val="17"/>
+              </w:rPr>
               <w:tab/>
-              <w:t xml:space="preserve">"id": "P01",</w:t>
+              <w:t>"id": "P01",</w:t>
             </w:r>
           </w:p>
           <w:p>
@@ -10019,8 +8966,15 @@
                 <w:szCs w:val="17"/>
               </w:rPr>
               <w:tab/>
+            </w:r>
+            <w:r>
+              <w:rPr>
+                <w:rFonts w:ascii="Consolas" w:eastAsia="Consolas" w:hAnsi="Consolas" w:cs="Consolas"/>
+                <w:sz w:val="17"/>
+                <w:szCs w:val="17"/>
+              </w:rPr>
               <w:tab/>
-              <w:t xml:space="preserve">"type": "APPRO_JOURNEY",</w:t>
+              <w:t>"type": "APPRO_JOURNEY",</w:t>
             </w:r>
           </w:p>
           <w:p>
@@ -10034,8 +8988,15 @@
                 <w:szCs w:val="17"/>
               </w:rPr>
               <w:tab/>
+            </w:r>
+            <w:r>
+              <w:rPr>
+                <w:rFonts w:ascii="Consolas" w:eastAsia="Consolas" w:hAnsi="Consolas" w:cs="Consolas"/>
+                <w:sz w:val="17"/>
+                <w:szCs w:val="17"/>
+              </w:rPr>
               <w:tab/>
-              <w:t xml:space="preserve">"value": "CASA"</w:t>
+              <w:t>"value": "CASA"</w:t>
             </w:r>
           </w:p>
           <w:p>
@@ -10049,7 +9010,7 @@
                 <w:szCs w:val="17"/>
               </w:rPr>
               <w:tab/>
-              <w:t xml:space="preserve">},</w:t>
+              <w:t>},</w:t>
             </w:r>
           </w:p>
           <w:p>
@@ -10063,7 +9024,7 @@
                 <w:szCs w:val="17"/>
               </w:rPr>
               <w:tab/>
-              <w:t xml:space="preserve">"recipient": {</w:t>
+              <w:t>"recipient": {</w:t>
             </w:r>
           </w:p>
           <w:p>
@@ -10077,8 +9038,15 @@
                 <w:szCs w:val="17"/>
               </w:rPr>
               <w:tab/>
+            </w:r>
+            <w:r>
+              <w:rPr>
+                <w:rFonts w:ascii="Consolas" w:eastAsia="Consolas" w:hAnsi="Consolas" w:cs="Consolas"/>
+                <w:sz w:val="17"/>
+                <w:szCs w:val="17"/>
+              </w:rPr>
               <w:tab/>
-              <w:t xml:space="preserve">"mobilePhone": "971528045456 ",</w:t>
+              <w:t>"mobilePhone": "971528045456 ",</w:t>
             </w:r>
           </w:p>
           <w:p>
@@ -10092,8 +9060,15 @@
                 <w:szCs w:val="17"/>
               </w:rPr>
               <w:tab/>
+            </w:r>
+            <w:r>
+              <w:rPr>
+                <w:rFonts w:ascii="Consolas" w:eastAsia="Consolas" w:hAnsi="Consolas" w:cs="Consolas"/>
+                <w:sz w:val="17"/>
+                <w:szCs w:val="17"/>
+              </w:rPr>
               <w:tab/>
-              <w:t xml:space="preserve">"customerId": "104278",</w:t>
+              <w:t>"customerId": "104278",</w:t>
             </w:r>
           </w:p>
           <w:p>
@@ -10107,8 +9082,15 @@
                 <w:szCs w:val="17"/>
               </w:rPr>
               <w:tab/>
+            </w:r>
+            <w:r>
+              <w:rPr>
+                <w:rFonts w:ascii="Consolas" w:eastAsia="Consolas" w:hAnsi="Consolas" w:cs="Consolas"/>
+                <w:sz w:val="17"/>
+                <w:szCs w:val="17"/>
+              </w:rPr>
               <w:tab/>
-              <w:t xml:space="preserve">"email": "abc@test.com"</w:t>
+              <w:t>"email": "abc@test.com"</w:t>
             </w:r>
           </w:p>
           <w:p>
@@ -10122,7 +9104,7 @@
                 <w:szCs w:val="17"/>
               </w:rPr>
               <w:tab/>
-              <w:t xml:space="preserve">},</w:t>
+              <w:t>},</w:t>
             </w:r>
           </w:p>
           <w:p>
@@ -10136,7 +9118,7 @@
                 <w:szCs w:val="17"/>
               </w:rPr>
               <w:tab/>
-              <w:t xml:space="preserve">"content": {</w:t>
+              <w:t>"content": {</w:t>
             </w:r>
           </w:p>
           <w:p>
@@ -10150,8 +9132,15 @@
                 <w:szCs w:val="17"/>
               </w:rPr>
               <w:tab/>
+            </w:r>
+            <w:r>
+              <w:rPr>
+                <w:rFonts w:ascii="Consolas" w:eastAsia="Consolas" w:hAnsi="Consolas" w:cs="Consolas"/>
+                <w:sz w:val="17"/>
+                <w:szCs w:val="17"/>
+              </w:rPr>
               <w:tab/>
-              <w:t xml:space="preserve">"title": "CASA Journey",</w:t>
+              <w:t>"title": "CASA Journey",</w:t>
             </w:r>
           </w:p>
           <w:p>
@@ -10165,8 +9154,15 @@
                 <w:szCs w:val="17"/>
               </w:rPr>
               <w:tab/>
+            </w:r>
+            <w:r>
+              <w:rPr>
+                <w:rFonts w:ascii="Consolas" w:eastAsia="Consolas" w:hAnsi="Consolas" w:cs="Consolas"/>
+                <w:sz w:val="17"/>
+                <w:szCs w:val="17"/>
+              </w:rPr>
               <w:tab/>
-              <w:t xml:space="preserve">"body": "Please resume your CASA journey",</w:t>
+              <w:t>"body": "Please resume your CASA journey",</w:t>
             </w:r>
           </w:p>
           <w:p>
@@ -10180,8 +9176,15 @@
                 <w:szCs w:val="17"/>
               </w:rPr>
               <w:tab/>
+            </w:r>
+            <w:r>
+              <w:rPr>
+                <w:rFonts w:ascii="Consolas" w:eastAsia="Consolas" w:hAnsi="Consolas" w:cs="Consolas"/>
+                <w:sz w:val="17"/>
+                <w:szCs w:val="17"/>
+              </w:rPr>
               <w:tab/>
-              <w:t xml:space="preserve">"message": "",</w:t>
+              <w:t>"message": "",</w:t>
             </w:r>
           </w:p>
           <w:p>
@@ -10195,8 +9198,15 @@
                 <w:szCs w:val="17"/>
               </w:rPr>
               <w:tab/>
+            </w:r>
+            <w:r>
+              <w:rPr>
+                <w:rFonts w:ascii="Consolas" w:eastAsia="Consolas" w:hAnsi="Consolas" w:cs="Consolas"/>
+                <w:sz w:val="17"/>
+                <w:szCs w:val="17"/>
+              </w:rPr>
               <w:tab/>
-              <w:t xml:space="preserve">"language": "EN"</w:t>
+              <w:t>"language": "EN"</w:t>
             </w:r>
           </w:p>
           <w:p>
@@ -10210,7 +9220,7 @@
                 <w:szCs w:val="17"/>
               </w:rPr>
               <w:tab/>
-              <w:t xml:space="preserve">}</w:t>
+              <w:t>}</w:t>
             </w:r>
           </w:p>
           <w:p>
@@ -10223,7 +9233,7 @@
                 <w:sz w:val="17"/>
                 <w:szCs w:val="17"/>
               </w:rPr>
-              <w:t xml:space="preserve">}</w:t>
+              <w:t>}</w:t>
             </w:r>
           </w:p>
         </w:tc>
@@ -10258,12 +9268,6 @@
         <w:gridCol w:w="9640"/>
       </w:tblGrid>
       <w:tr>
-        <w:tblPrEx>
-          <w:tblCellMar>
-            <w:top w:w="0" w:type="dxa"/>
-            <w:bottom w:w="0" w:type="dxa"/>
-          </w:tblCellMar>
-        </w:tblPrEx>
         <w:trPr>
           <w:cantSplit/>
         </w:trPr>
@@ -10288,7 +9292,7 @@
                 <w:sz w:val="17"/>
                 <w:szCs w:val="17"/>
               </w:rPr>
-              <w:t xml:space="preserve">{</w:t>
+              <w:t>{</w:t>
             </w:r>
           </w:p>
           <w:p>
@@ -10366,7 +9370,7 @@
                 <w:sz w:val="17"/>
                 <w:szCs w:val="17"/>
               </w:rPr>
-              <w:t xml:space="preserve">}</w:t>
+              <w:t>}</w:t>
             </w:r>
           </w:p>
         </w:tc>
@@ -10402,12 +9406,6 @@
         <w:gridCol w:w="4820"/>
       </w:tblGrid>
       <w:tr>
-        <w:tblPrEx>
-          <w:tblCellMar>
-            <w:top w:w="0" w:type="dxa"/>
-            <w:bottom w:w="0" w:type="dxa"/>
-          </w:tblCellMar>
-        </w:tblPrEx>
         <w:trPr>
           <w:cantSplit/>
           <w:tblHeader/>
@@ -10464,12 +9462,6 @@
         </w:tc>
       </w:tr>
       <w:tr>
-        <w:tblPrEx>
-          <w:tblCellMar>
-            <w:top w:w="0" w:type="dxa"/>
-            <w:bottom w:w="0" w:type="dxa"/>
-          </w:tblCellMar>
-        </w:tblPrEx>
         <w:trPr>
           <w:cantSplit/>
         </w:trPr>
@@ -10515,12 +9507,6 @@
         </w:tc>
       </w:tr>
       <w:tr>
-        <w:tblPrEx>
-          <w:tblCellMar>
-            <w:top w:w="0" w:type="dxa"/>
-            <w:bottom w:w="0" w:type="dxa"/>
-          </w:tblCellMar>
-        </w:tblPrEx>
         <w:trPr>
           <w:cantSplit/>
         </w:trPr>
@@ -10566,12 +9552,6 @@
         </w:tc>
       </w:tr>
       <w:tr>
-        <w:tblPrEx>
-          <w:tblCellMar>
-            <w:top w:w="0" w:type="dxa"/>
-            <w:bottom w:w="0" w:type="dxa"/>
-          </w:tblCellMar>
-        </w:tblPrEx>
         <w:trPr>
           <w:cantSplit/>
         </w:trPr>
@@ -10637,12 +9617,12 @@
       </w:pPr>
     </w:p>
     <w:sectPr>
-      <w:headerReference w:type="even" r:id="rId17"/>
-      <w:headerReference w:type="default" r:id="rId18"/>
-      <w:footerReference w:type="even" r:id="rId19"/>
-      <w:footerReference w:type="default" r:id="rId20"/>
-      <w:headerReference w:type="first" r:id="rId21"/>
-      <w:footerReference w:type="first" r:id="rId22"/>
+      <w:headerReference w:type="even" r:id="rId21"/>
+      <w:headerReference w:type="default" r:id="rId22"/>
+      <w:footerReference w:type="even" r:id="rId23"/>
+      <w:footerReference w:type="default" r:id="rId24"/>
+      <w:headerReference w:type="first" r:id="rId25"/>
+      <w:footerReference w:type="first" r:id="rId26"/>
       <w:pgSz w:w="11906" w:h="16838"/>
       <w:pgMar w:top="1224" w:right="1137" w:bottom="1224" w:left="1137" w:header="708" w:footer="708" w:gutter="0"/>
       <w:cols w:space="720"/>
@@ -10690,7 +9670,7 @@
       <mc:AlternateContent>
         <mc:Choice Requires="wps">
           <w:drawing>
-            <wp:anchor distT="0" distB="0" distL="0" distR="0" simplePos="0" relativeHeight="251662336" behindDoc="0" locked="0" layoutInCell="1" allowOverlap="1" wp14:anchorId="12294673" wp14:editId="1522D04B">
+            <wp:anchor distT="0" distB="0" distL="0" distR="0" simplePos="0" relativeHeight="251660800" behindDoc="0" locked="0" layoutInCell="1" allowOverlap="1" wp14:anchorId="12294673" wp14:editId="1522D04B">
               <wp:simplePos x="635" y="635"/>
               <wp:positionH relativeFrom="page">
                 <wp:align>left</wp:align>
@@ -10814,7 +9794,7 @@
       <mc:AlternateContent>
         <mc:Choice Requires="wps">
           <w:drawing>
-            <wp:anchor distT="0" distB="0" distL="0" distR="0" simplePos="0" relativeHeight="251663360" behindDoc="0" locked="0" layoutInCell="1" allowOverlap="1" wp14:anchorId="6060599F" wp14:editId="3BE2C140">
+            <wp:anchor distT="0" distB="0" distL="0" distR="0" simplePos="0" relativeHeight="251661824" behindDoc="0" locked="0" layoutInCell="1" allowOverlap="1" wp14:anchorId="6060599F" wp14:editId="3BE2C140">
               <wp:simplePos x="635" y="635"/>
               <wp:positionH relativeFrom="page">
                 <wp:align>left</wp:align>
@@ -10934,12 +9914,6 @@
       <w:gridCol w:w="1200"/>
     </w:tblGrid>
     <w:tr>
-      <w:tblPrEx>
-        <w:tblCellMar>
-          <w:top w:w="0" w:type="dxa"/>
-          <w:bottom w:w="0" w:type="dxa"/>
-        </w:tblCellMar>
-      </w:tblPrEx>
       <w:tc>
         <w:tcPr>
           <w:tcW w:w="7240" w:type="dxa"/>
@@ -11105,7 +10079,7 @@
       <mc:AlternateContent>
         <mc:Choice Requires="wps">
           <w:drawing>
-            <wp:anchor distT="0" distB="0" distL="0" distR="0" simplePos="0" relativeHeight="251661312" behindDoc="0" locked="0" layoutInCell="1" allowOverlap="1" wp14:anchorId="63A44BF9" wp14:editId="369C69A5">
+            <wp:anchor distT="0" distB="0" distL="0" distR="0" simplePos="0" relativeHeight="251658752" behindDoc="0" locked="0" layoutInCell="1" allowOverlap="1" wp14:anchorId="63A44BF9" wp14:editId="369C69A5">
               <wp:simplePos x="0" y="0"/>
               <wp:positionH relativeFrom="page">
                 <wp:align>left</wp:align>
@@ -11229,7 +10203,7 @@
       <mc:AlternateContent>
         <mc:Choice Requires="wps">
           <w:drawing>
-            <wp:anchor distT="0" distB="0" distL="0" distR="0" simplePos="0" relativeHeight="251663360" behindDoc="0" locked="0" layoutInCell="1" allowOverlap="1" wp14:anchorId="6060599F" wp14:editId="3BE2C140">
+            <wp:anchor distT="0" distB="0" distL="0" distR="0" simplePos="0" relativeHeight="251662848" behindDoc="0" locked="0" layoutInCell="1" allowOverlap="1" wp14:anchorId="6060599F" wp14:editId="3BE2C140">
               <wp:simplePos x="635" y="635"/>
               <wp:positionH relativeFrom="page">
                 <wp:align>left</wp:align>
@@ -11349,12 +10323,6 @@
       <w:gridCol w:w="1200"/>
     </w:tblGrid>
     <w:tr>
-      <w:tblPrEx>
-        <w:tblCellMar>
-          <w:top w:w="0" w:type="dxa"/>
-          <w:bottom w:w="0" w:type="dxa"/>
-        </w:tblCellMar>
-      </w:tblPrEx>
       <w:tc>
         <w:tcPr>
           <w:tcW w:w="12160" w:type="dxa"/>
@@ -11510,6 +10478,536 @@
 </w:ftr>
 </file>
 
+<file path=word/footer5.xml><?xml version="1.0" encoding="utf-8"?>
+<w:ftr xmlns:wpc="http://schemas.microsoft.com/office/word/2010/wordprocessingCanvas" xmlns:cx="http://schemas.microsoft.com/office/drawing/2014/chartex" xmlns:cx1="http://schemas.microsoft.com/office/drawing/2015/9/8/chartex" xmlns:cx2="http://schemas.microsoft.com/office/drawing/2015/10/21/chartex" xmlns:cx3="http://schemas.microsoft.com/office/drawing/2016/5/9/chartex" xmlns:cx4="http://schemas.microsoft.com/office/drawing/2016/5/10/chartex" xmlns:cx5="http://schemas.microsoft.com/office/drawing/2016/5/11/chartex" xmlns:cx6="http://schemas.microsoft.com/office/drawing/2016/5/12/chartex" xmlns:cx7="http://schemas.microsoft.com/office/drawing/2016/5/13/chartex" xmlns:cx8="http://schemas.microsoft.com/office/drawing/2016/5/14/chartex" xmlns:mc="http://schemas.openxmlformats.org/markup-compatibility/2006" xmlns:m="http://schemas.openxmlformats.org/officeDocument/2006/math" xmlns:aink="http://schemas.microsoft.com/office/drawing/2016/ink" xmlns:am3d="http://schemas.microsoft.com/office/drawing/2017/model3d" xmlns:oel="http://schemas.microsoft.com/office/2019/extlst" xmlns:r="http://schemas.openxmlformats.org/officeDocument/2006/relationships" xmlns:wp14="http://schemas.microsoft.com/office/word/2010/wordprocessingDrawing" xmlns:wp="http://schemas.openxmlformats.org/drawingml/2006/wordprocessingDrawing" xmlns:wpg="http://schemas.microsoft.com/office/word/2010/wordprocessingGroup" xmlns:wpi="http://schemas.microsoft.com/office/word/2010/wordprocessingInk" xmlns:wps="http://schemas.microsoft.com/office/word/2010/wordprocessingShape" xmlns:o="urn:schemas-microsoft-com:office:office" xmlns:v="urn:schemas-microsoft-com:vml" xmlns:w10="urn:schemas-microsoft-com:office:word" xmlns:w="http://schemas.openxmlformats.org/wordprocessingml/2006/main" xmlns:w14="http://schemas.microsoft.com/office/word/2010/wordml" xmlns:w15="http://schemas.microsoft.com/office/word/2012/wordml" xmlns:w16cex="http://schemas.microsoft.com/office/word/2018/wordml/cex" xmlns:w16cid="http://schemas.microsoft.com/office/word/2016/wordml/cid" xmlns:w16="http://schemas.microsoft.com/office/word/2018/wordml" xmlns:w16sdtdh="http://schemas.microsoft.com/office/word/2020/wordml/sdtdatahash" xmlns:w16sdtfl="http://schemas.microsoft.com/office/word/2024/wordml/sdtformatlock" xmlns:w16se="http://schemas.microsoft.com/office/word/2015/wordml/symex" xmlns:w16du="http://schemas.microsoft.com/office/word/2023/wordml/word16du" xmlns:wne="http://schemas.microsoft.com/office/word/2006/wordml" mc:Ignorable="w14 w15 w16se w16cid w16 w16cex w16sdtdh w16sdtfl w16du wp14">
+  <w:p>
+    <w:pPr>
+      <w:pStyle w:val="Footer"/>
+    </w:pPr>
+    <w:r>
+      <w:rPr>
+        <w:noProof/>
+      </w:rPr>
+      <mc:AlternateContent>
+        <mc:Choice Requires="wps">
+          <w:drawing>
+            <wp:anchor distT="0" distB="0" distL="0" distR="0" simplePos="0" relativeHeight="251659776" behindDoc="0" locked="0" layoutInCell="1" allowOverlap="1" wp14:anchorId="12294673" wp14:editId="1522D04B">
+              <wp:simplePos x="635" y="635"/>
+              <wp:positionH relativeFrom="page">
+                <wp:align>left</wp:align>
+              </wp:positionH>
+              <wp:positionV relativeFrom="page">
+                <wp:align>bottom</wp:align>
+              </wp:positionV>
+              <wp:extent cx="600075" cy="368935"/>
+              <wp:effectExtent l="0" t="0" r="9525" b="0"/>
+              <wp:wrapNone/>
+              <wp:docPr id="1029439292" name="Text Box 5" descr="Public">
+                <a:extLst xmlns:a="http://schemas.openxmlformats.org/drawingml/2006/main">
+                  <a:ext uri="{5AE41FA2-C0FF-4470-9BD4-5FADCA87CBE2}">
+                    <aclsh:classification xmlns:aclsh="http://schemas.microsoft.com/office/drawing/2020/classificationShape" classificationOutcomeType="ftr"/>
+                  </a:ext>
+                </a:extLst>
+              </wp:docPr>
+              <wp:cNvGraphicFramePr/>
+              <a:graphic xmlns:a="http://schemas.openxmlformats.org/drawingml/2006/main">
+                <a:graphicData uri="http://schemas.microsoft.com/office/word/2010/wordprocessingShape">
+                  <wps:wsp>
+                    <wps:cNvSpPr txBox="1"/>
+                    <wps:spPr>
+                      <a:xfrm>
+                        <a:off x="0" y="0"/>
+                        <a:ext cx="600075" cy="368935"/>
+                      </a:xfrm>
+                      <a:prstGeom prst="rect">
+                        <a:avLst/>
+                      </a:prstGeom>
+                      <a:noFill/>
+                      <a:ln>
+                        <a:noFill/>
+                      </a:ln>
+                    </wps:spPr>
+                    <wps:txbx>
+                      <w:txbxContent>
+                        <w:p>
+                          <w:pPr>
+                            <w:rPr>
+                              <w:rFonts w:ascii="Aptos" w:eastAsia="Aptos" w:hAnsi="Aptos" w:cs="Aptos"/>
+                              <w:noProof/>
+                              <w:color w:val="000000"/>
+                            </w:rPr>
+                          </w:pPr>
+                          <w:r>
+                            <w:rPr>
+                              <w:rFonts w:ascii="Aptos" w:eastAsia="Aptos" w:hAnsi="Aptos" w:cs="Aptos"/>
+                              <w:noProof/>
+                              <w:color w:val="000000"/>
+                            </w:rPr>
+                            <w:t>Public</w:t>
+                          </w:r>
+                        </w:p>
+                      </w:txbxContent>
+                    </wps:txbx>
+                    <wps:bodyPr rot="0" spcFirstLastPara="0" vertOverflow="overflow" horzOverflow="overflow" vert="horz" wrap="none" lIns="254000" tIns="0" rIns="0" bIns="190500" numCol="1" spcCol="0" rtlCol="0" fromWordArt="0" anchor="b" anchorCtr="0" forceAA="0" compatLnSpc="1">
+                      <a:prstTxWarp prst="textNoShape">
+                        <a:avLst/>
+                      </a:prstTxWarp>
+                      <a:spAutoFit/>
+                    </wps:bodyPr>
+                  </wps:wsp>
+                </a:graphicData>
+              </a:graphic>
+            </wp:anchor>
+          </w:drawing>
+        </mc:Choice>
+        <mc:Fallback>
+          <w:pict>
+            <v:shapetype w14:anchorId="12294673" id="_x0000_t202" coordsize="21600,21600" o:spt="202" path="m,l,21600r21600,l21600,xe">
+              <v:stroke joinstyle="miter"/>
+              <v:path gradientshapeok="t" o:connecttype="rect"/>
+            </v:shapetype>
+            <v:shape id="Text Box 5" o:spid="_x0000_s1028" type="#_x0000_t202" alt="Public" style="position:absolute;margin-left:0;margin-top:0;width:47.25pt;height:29.05pt;z-index:251662336;visibility:visible;mso-wrap-style:none;mso-wrap-distance-left:0;mso-wrap-distance-top:0;mso-wrap-distance-right:0;mso-wrap-distance-bottom:0;mso-position-horizontal:left;mso-position-horizontal-relative:page;mso-position-vertical:bottom;mso-position-vertical-relative:page;v-text-anchor:bottom" o:gfxdata="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" filled="f" stroked="f">
+              <v:fill o:detectmouseclick="t"/>
+              <v:textbox style="mso-fit-shape-to-text:t" inset="20pt,0,0,15pt">
+                <w:txbxContent>
+                  <w:p>
+                    <w:pPr>
+                      <w:rPr>
+                        <w:rFonts w:ascii="Aptos" w:eastAsia="Aptos" w:hAnsi="Aptos" w:cs="Aptos"/>
+                        <w:noProof/>
+                        <w:color w:val="000000"/>
+                      </w:rPr>
+                    </w:pPr>
+                    <w:r>
+                      <w:rPr>
+                        <w:rFonts w:ascii="Aptos" w:eastAsia="Aptos" w:hAnsi="Aptos" w:cs="Aptos"/>
+                        <w:noProof/>
+                        <w:color w:val="000000"/>
+                      </w:rPr>
+                      <w:t>Public</w:t>
+                    </w:r>
+                  </w:p>
+                </w:txbxContent>
+              </v:textbox>
+              <w10:wrap anchorx="page" anchory="page"/>
+            </v:shape>
+          </w:pict>
+        </mc:Fallback>
+      </mc:AlternateContent>
+    </w:r>
+  </w:p>
+</w:ftr>
+</file>
+
+<file path=word/footer6.xml><?xml version="1.0" encoding="utf-8"?>
+<w:ftr xmlns:wpc="http://schemas.microsoft.com/office/word/2010/wordprocessingCanvas" xmlns:cx="http://schemas.microsoft.com/office/drawing/2014/chartex" xmlns:cx1="http://schemas.microsoft.com/office/drawing/2015/9/8/chartex" xmlns:cx2="http://schemas.microsoft.com/office/drawing/2015/10/21/chartex" xmlns:cx3="http://schemas.microsoft.com/office/drawing/2016/5/9/chartex" xmlns:cx4="http://schemas.microsoft.com/office/drawing/2016/5/10/chartex" xmlns:cx5="http://schemas.microsoft.com/office/drawing/2016/5/11/chartex" xmlns:cx6="http://schemas.microsoft.com/office/drawing/2016/5/12/chartex" xmlns:cx7="http://schemas.microsoft.com/office/drawing/2016/5/13/chartex" xmlns:cx8="http://schemas.microsoft.com/office/drawing/2016/5/14/chartex" xmlns:mc="http://schemas.openxmlformats.org/markup-compatibility/2006" xmlns:m="http://schemas.openxmlformats.org/officeDocument/2006/math" xmlns:aink="http://schemas.microsoft.com/office/drawing/2016/ink" xmlns:am3d="http://schemas.microsoft.com/office/drawing/2017/model3d" xmlns:oel="http://schemas.microsoft.com/office/2019/extlst" xmlns:r="http://schemas.openxmlformats.org/officeDocument/2006/relationships" xmlns:wp14="http://schemas.microsoft.com/office/word/2010/wordprocessingDrawing" xmlns:wp="http://schemas.openxmlformats.org/drawingml/2006/wordprocessingDrawing" xmlns:wpg="http://schemas.microsoft.com/office/word/2010/wordprocessingGroup" xmlns:wpi="http://schemas.microsoft.com/office/word/2010/wordprocessingInk" xmlns:wps="http://schemas.microsoft.com/office/word/2010/wordprocessingShape" xmlns:o="urn:schemas-microsoft-com:office:office" xmlns:v="urn:schemas-microsoft-com:vml" xmlns:w10="urn:schemas-microsoft-com:office:word" xmlns:w="http://schemas.openxmlformats.org/wordprocessingml/2006/main" xmlns:w14="http://schemas.microsoft.com/office/word/2010/wordml" xmlns:w15="http://schemas.microsoft.com/office/word/2012/wordml" xmlns:w16cex="http://schemas.microsoft.com/office/word/2018/wordml/cex" xmlns:w16cid="http://schemas.microsoft.com/office/word/2016/wordml/cid" xmlns:w16="http://schemas.microsoft.com/office/word/2018/wordml" xmlns:w16sdtdh="http://schemas.microsoft.com/office/word/2020/wordml/sdtdatahash" xmlns:w16sdtfl="http://schemas.microsoft.com/office/word/2024/wordml/sdtformatlock" xmlns:w16se="http://schemas.microsoft.com/office/word/2015/wordml/symex" xmlns:w16du="http://schemas.microsoft.com/office/word/2023/wordml/word16du" xmlns:wne="http://schemas.microsoft.com/office/word/2006/wordml" mc:Ignorable="w14 w15 w16se w16cid w16 w16cex w16sdtdh w16sdtfl w16du wp14">
+  <w:p>
+    <w:pPr>
+      <w:pBdr>
+        <w:top w:val="single" w:sz="4" w:space="0" w:color="D9D9D9"/>
+      </w:pBdr>
+      <w:spacing w:before="60" w:after="20"/>
+    </w:pPr>
+    <w:r>
+      <w:rPr>
+        <w:noProof/>
+      </w:rPr>
+      <mc:AlternateContent>
+        <mc:Choice Requires="wps">
+          <w:drawing>
+            <wp:anchor distT="0" distB="0" distL="0" distR="0" simplePos="0" relativeHeight="251663872" behindDoc="0" locked="0" layoutInCell="1" allowOverlap="1" wp14:anchorId="6060599F" wp14:editId="3BE2C140">
+              <wp:simplePos x="635" y="635"/>
+              <wp:positionH relativeFrom="page">
+                <wp:align>left</wp:align>
+              </wp:positionH>
+              <wp:positionV relativeFrom="page">
+                <wp:align>bottom</wp:align>
+              </wp:positionV>
+              <wp:extent cx="600075" cy="368935"/>
+              <wp:effectExtent l="0" t="0" r="9525" b="0"/>
+              <wp:wrapNone/>
+              <wp:docPr id="2137253407" name="Text Box 6" descr="Public">
+                <a:extLst xmlns:a="http://schemas.openxmlformats.org/drawingml/2006/main">
+                  <a:ext uri="{5AE41FA2-C0FF-4470-9BD4-5FADCA87CBE2}">
+                    <aclsh:classification xmlns:aclsh="http://schemas.microsoft.com/office/drawing/2020/classificationShape" classificationOutcomeType="ftr"/>
+                  </a:ext>
+                </a:extLst>
+              </wp:docPr>
+              <wp:cNvGraphicFramePr/>
+              <a:graphic xmlns:a="http://schemas.openxmlformats.org/drawingml/2006/main">
+                <a:graphicData uri="http://schemas.microsoft.com/office/word/2010/wordprocessingShape">
+                  <wps:wsp>
+                    <wps:cNvSpPr txBox="1"/>
+                    <wps:spPr>
+                      <a:xfrm>
+                        <a:off x="0" y="0"/>
+                        <a:ext cx="600075" cy="368935"/>
+                      </a:xfrm>
+                      <a:prstGeom prst="rect">
+                        <a:avLst/>
+                      </a:prstGeom>
+                      <a:noFill/>
+                      <a:ln>
+                        <a:noFill/>
+                      </a:ln>
+                    </wps:spPr>
+                    <wps:txbx>
+                      <w:txbxContent>
+                        <w:p>
+                          <w:pPr>
+                            <w:rPr>
+                              <w:rFonts w:ascii="Aptos" w:eastAsia="Aptos" w:hAnsi="Aptos" w:cs="Aptos"/>
+                              <w:noProof/>
+                              <w:color w:val="000000"/>
+                            </w:rPr>
+                          </w:pPr>
+                          <w:r>
+                            <w:rPr>
+                              <w:rFonts w:ascii="Aptos" w:eastAsia="Aptos" w:hAnsi="Aptos" w:cs="Aptos"/>
+                              <w:noProof/>
+                              <w:color w:val="000000"/>
+                            </w:rPr>
+                            <w:t>Public</w:t>
+                          </w:r>
+                        </w:p>
+                      </w:txbxContent>
+                    </wps:txbx>
+                    <wps:bodyPr rot="0" spcFirstLastPara="0" vertOverflow="overflow" horzOverflow="overflow" vert="horz" wrap="none" lIns="254000" tIns="0" rIns="0" bIns="190500" numCol="1" spcCol="0" rtlCol="0" fromWordArt="0" anchor="b" anchorCtr="0" forceAA="0" compatLnSpc="1">
+                      <a:prstTxWarp prst="textNoShape">
+                        <a:avLst/>
+                      </a:prstTxWarp>
+                      <a:spAutoFit/>
+                    </wps:bodyPr>
+                  </wps:wsp>
+                </a:graphicData>
+              </a:graphic>
+            </wp:anchor>
+          </w:drawing>
+        </mc:Choice>
+        <mc:Fallback>
+          <w:pict>
+            <v:shapetype w14:anchorId="6060599F" id="_x0000_t202" coordsize="21600,21600" o:spt="202" path="m,l,21600r21600,l21600,xe">
+              <v:stroke joinstyle="miter"/>
+              <v:path gradientshapeok="t" o:connecttype="rect"/>
+            </v:shapetype>
+            <v:shape id="Text Box 6" o:spid="_x0000_s1029" type="#_x0000_t202" alt="Public" style="position:absolute;margin-left:0;margin-top:0;width:47.25pt;height:29.05pt;z-index:251663360;visibility:visible;mso-wrap-style:none;mso-wrap-distance-left:0;mso-wrap-distance-top:0;mso-wrap-distance-right:0;mso-wrap-distance-bottom:0;mso-position-horizontal:left;mso-position-horizontal-relative:page;mso-position-vertical:bottom;mso-position-vertical-relative:page;v-text-anchor:bottom" o:gfxdata="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" filled="f" stroked="f">
+              <v:fill o:detectmouseclick="t"/>
+              <v:textbox style="mso-fit-shape-to-text:t" inset="20pt,0,0,15pt">
+                <w:txbxContent>
+                  <w:p>
+                    <w:pPr>
+                      <w:rPr>
+                        <w:rFonts w:ascii="Aptos" w:eastAsia="Aptos" w:hAnsi="Aptos" w:cs="Aptos"/>
+                        <w:noProof/>
+                        <w:color w:val="000000"/>
+                      </w:rPr>
+                    </w:pPr>
+                    <w:r>
+                      <w:rPr>
+                        <w:rFonts w:ascii="Aptos" w:eastAsia="Aptos" w:hAnsi="Aptos" w:cs="Aptos"/>
+                        <w:noProof/>
+                        <w:color w:val="000000"/>
+                      </w:rPr>
+                      <w:t>Public</w:t>
+                    </w:r>
+                  </w:p>
+                </w:txbxContent>
+              </v:textbox>
+              <w10:wrap anchorx="page" anchory="page"/>
+            </v:shape>
+          </w:pict>
+        </mc:Fallback>
+      </mc:AlternateContent>
+    </w:r>
+  </w:p>
+  <w:tbl>
+    <w:tblPr>
+      <w:tblW w:w="9640" w:type="dxa"/>
+      <w:tblCellMar>
+        <w:left w:w="10" w:type="dxa"/>
+        <w:right w:w="10" w:type="dxa"/>
+      </w:tblCellMar>
+      <w:tblLook w:val="04A0" w:firstRow="1" w:lastRow="0" w:firstColumn="1" w:lastColumn="0" w:noHBand="0" w:noVBand="1"/>
+    </w:tblPr>
+    <w:tblGrid>
+      <w:gridCol w:w="7240"/>
+      <w:gridCol w:w="1200"/>
+      <w:gridCol w:w="1200"/>
+    </w:tblGrid>
+    <w:tr>
+      <w:tc>
+        <w:tcPr>
+          <w:tcW w:w="7240" w:type="dxa"/>
+          <w:tcMar>
+            <w:top w:w="70" w:type="dxa"/>
+            <w:left w:w="100" w:type="dxa"/>
+            <w:bottom w:w="70" w:type="dxa"/>
+            <w:right w:w="100" w:type="dxa"/>
+          </w:tcMar>
+        </w:tcPr>
+        <w:p>
+          <w:r>
+            <w:rPr>
+              <w:color w:val="808080"/>
+              <w:sz w:val="14"/>
+              <w:szCs w:val="14"/>
+            </w:rPr>
+            <w:t>This is not a legally binding document. Highly confidential not to be shared without written consent.</w:t>
+          </w:r>
+        </w:p>
+      </w:tc>
+      <w:tc>
+        <w:tcPr>
+          <w:tcW w:w="1200" w:type="dxa"/>
+          <w:tcMar>
+            <w:top w:w="70" w:type="dxa"/>
+            <w:left w:w="100" w:type="dxa"/>
+            <w:bottom w:w="70" w:type="dxa"/>
+            <w:right w:w="100" w:type="dxa"/>
+          </w:tcMar>
+          <w:vAlign w:val="center"/>
+        </w:tcPr>
+        <w:p>
+          <w:pPr>
+            <w:spacing w:line="200" w:lineRule="atLeast"/>
+            <w:jc w:val="right"/>
+          </w:pPr>
+          <w:r>
+            <w:rPr>
+              <w:noProof/>
+            </w:rPr>
+            <w:drawing>
+              <wp:inline distT="0" distB="0" distL="0" distR="0" wp14:anchorId="0DA56C65" wp14:editId="1E3C1564">
+                <wp:extent cx="447675" cy="104775"/>
+                <wp:effectExtent l="0" t="0" r="0" b="0"/>
+                <wp:docPr id="756496294" name="Picture 756496294"/>
+                <wp:cNvGraphicFramePr>
+                  <a:graphicFrameLocks xmlns:a="http://schemas.openxmlformats.org/drawingml/2006/main" noChangeAspect="1"/>
+                </wp:cNvGraphicFramePr>
+                <a:graphic xmlns:a="http://schemas.openxmlformats.org/drawingml/2006/main">
+                  <a:graphicData uri="http://schemas.openxmlformats.org/drawingml/2006/picture">
+                    <pic:pic xmlns:pic="http://schemas.openxmlformats.org/drawingml/2006/picture">
+                      <pic:nvPicPr>
+                        <pic:cNvPr id="0" name=""/>
+                        <pic:cNvPicPr>
+                          <a:picLocks noChangeAspect="1" noChangeArrowheads="1"/>
+                        </pic:cNvPicPr>
+                      </pic:nvPicPr>
+                      <pic:blipFill>
+                        <a:blip r:embed="rId1"/>
+                        <a:srcRect/>
+                        <a:stretch>
+                          <a:fillRect/>
+                        </a:stretch>
+                      </pic:blipFill>
+                      <pic:spPr bwMode="auto">
+                        <a:xfrm>
+                          <a:off x="0" y="0"/>
+                          <a:ext cx="447675" cy="104775"/>
+                        </a:xfrm>
+                        <a:prstGeom prst="rect">
+                          <a:avLst/>
+                        </a:prstGeom>
+                      </pic:spPr>
+                    </pic:pic>
+                  </a:graphicData>
+                </a:graphic>
+              </wp:inline>
+            </w:drawing>
+          </w:r>
+        </w:p>
+      </w:tc>
+      <w:tc>
+        <w:tcPr>
+          <w:tcW w:w="1200" w:type="dxa"/>
+          <w:tcMar>
+            <w:top w:w="70" w:type="dxa"/>
+            <w:left w:w="100" w:type="dxa"/>
+            <w:bottom w:w="70" w:type="dxa"/>
+            <w:right w:w="100" w:type="dxa"/>
+          </w:tcMar>
+          <w:vAlign w:val="center"/>
+        </w:tcPr>
+        <w:p>
+          <w:pPr>
+            <w:jc w:val="right"/>
+          </w:pPr>
+          <w:r>
+            <w:rPr>
+              <w:b/>
+              <w:bCs/>
+              <w:color w:val="3B7EF6"/>
+              <w:sz w:val="16"/>
+              <w:szCs w:val="16"/>
+            </w:rPr>
+            <w:fldChar w:fldCharType="begin"/>
+          </w:r>
+          <w:r>
+            <w:rPr>
+              <w:b/>
+              <w:bCs/>
+              <w:color w:val="3B7EF6"/>
+              <w:sz w:val="16"/>
+              <w:szCs w:val="16"/>
+            </w:rPr>
+            <w:instrText>PAGE</w:instrText>
+          </w:r>
+          <w:r>
+            <w:rPr>
+              <w:b/>
+              <w:bCs/>
+              <w:color w:val="3B7EF6"/>
+              <w:sz w:val="16"/>
+              <w:szCs w:val="16"/>
+            </w:rPr>
+            <w:fldChar w:fldCharType="separate"/>
+          </w:r>
+          <w:r>
+            <w:rPr>
+              <w:b/>
+              <w:bCs/>
+              <w:noProof/>
+              <w:color w:val="3B7EF6"/>
+              <w:sz w:val="16"/>
+              <w:szCs w:val="16"/>
+            </w:rPr>
+            <w:t>2</w:t>
+          </w:r>
+          <w:r>
+            <w:rPr>
+              <w:b/>
+              <w:bCs/>
+              <w:color w:val="3B7EF6"/>
+              <w:sz w:val="16"/>
+              <w:szCs w:val="16"/>
+            </w:rPr>
+            <w:fldChar w:fldCharType="end"/>
+          </w:r>
+        </w:p>
+      </w:tc>
+    </w:tr>
+  </w:tbl>
+</w:ftr>
+</file>
+
+<file path=word/footer7.xml><?xml version="1.0" encoding="utf-8"?>
+<w:ftr xmlns:wpc="http://schemas.microsoft.com/office/word/2010/wordprocessingCanvas" xmlns:cx="http://schemas.microsoft.com/office/drawing/2014/chartex" xmlns:cx1="http://schemas.microsoft.com/office/drawing/2015/9/8/chartex" xmlns:cx2="http://schemas.microsoft.com/office/drawing/2015/10/21/chartex" xmlns:cx3="http://schemas.microsoft.com/office/drawing/2016/5/9/chartex" xmlns:cx4="http://schemas.microsoft.com/office/drawing/2016/5/10/chartex" xmlns:cx5="http://schemas.microsoft.com/office/drawing/2016/5/11/chartex" xmlns:cx6="http://schemas.microsoft.com/office/drawing/2016/5/12/chartex" xmlns:cx7="http://schemas.microsoft.com/office/drawing/2016/5/13/chartex" xmlns:cx8="http://schemas.microsoft.com/office/drawing/2016/5/14/chartex" xmlns:mc="http://schemas.openxmlformats.org/markup-compatibility/2006" xmlns:m="http://schemas.openxmlformats.org/officeDocument/2006/math" xmlns:aink="http://schemas.microsoft.com/office/drawing/2016/ink" xmlns:am3d="http://schemas.microsoft.com/office/drawing/2017/model3d" xmlns:oel="http://schemas.microsoft.com/office/2019/extlst" xmlns:r="http://schemas.openxmlformats.org/officeDocument/2006/relationships" xmlns:wp14="http://schemas.microsoft.com/office/word/2010/wordprocessingDrawing" xmlns:wp="http://schemas.openxmlformats.org/drawingml/2006/wordprocessingDrawing" xmlns:wpg="http://schemas.microsoft.com/office/word/2010/wordprocessingGroup" xmlns:wpi="http://schemas.microsoft.com/office/word/2010/wordprocessingInk" xmlns:wps="http://schemas.microsoft.com/office/word/2010/wordprocessingShape" xmlns:o="urn:schemas-microsoft-com:office:office" xmlns:v="urn:schemas-microsoft-com:vml" xmlns:w10="urn:schemas-microsoft-com:office:word" xmlns:w="http://schemas.openxmlformats.org/wordprocessingml/2006/main" xmlns:w14="http://schemas.microsoft.com/office/word/2010/wordml" xmlns:w15="http://schemas.microsoft.com/office/word/2012/wordml" xmlns:w16cex="http://schemas.microsoft.com/office/word/2018/wordml/cex" xmlns:w16cid="http://schemas.microsoft.com/office/word/2016/wordml/cid" xmlns:w16="http://schemas.microsoft.com/office/word/2018/wordml" xmlns:w16sdtdh="http://schemas.microsoft.com/office/word/2020/wordml/sdtdatahash" xmlns:w16sdtfl="http://schemas.microsoft.com/office/word/2024/wordml/sdtformatlock" xmlns:w16se="http://schemas.microsoft.com/office/word/2015/wordml/symex" xmlns:w16du="http://schemas.microsoft.com/office/word/2023/wordml/word16du" xmlns:wne="http://schemas.microsoft.com/office/word/2006/wordml" mc:Ignorable="w14 w15 w16se w16cid w16 w16cex w16sdtdh w16sdtfl w16du wp14">
+  <w:p>
+    <w:r>
+      <w:rPr>
+        <w:noProof/>
+      </w:rPr>
+      <mc:AlternateContent>
+        <mc:Choice Requires="wps">
+          <w:drawing>
+            <wp:anchor distT="0" distB="0" distL="0" distR="0" simplePos="0" relativeHeight="251657728" behindDoc="0" locked="0" layoutInCell="1" allowOverlap="1" wp14:anchorId="63A44BF9" wp14:editId="369C69A5">
+              <wp:simplePos x="0" y="0"/>
+              <wp:positionH relativeFrom="page">
+                <wp:align>left</wp:align>
+              </wp:positionH>
+              <wp:positionV relativeFrom="page">
+                <wp:align>bottom</wp:align>
+              </wp:positionV>
+              <wp:extent cx="600075" cy="368935"/>
+              <wp:effectExtent l="0" t="0" r="9525" b="0"/>
+              <wp:wrapNone/>
+              <wp:docPr id="274885092" name="Text Box 4" descr="Public">
+                <a:extLst xmlns:a="http://schemas.openxmlformats.org/drawingml/2006/main">
+                  <a:ext uri="{5AE41FA2-C0FF-4470-9BD4-5FADCA87CBE2}">
+                    <aclsh:classification xmlns:aclsh="http://schemas.microsoft.com/office/drawing/2020/classificationShape" classificationOutcomeType="ftr"/>
+                  </a:ext>
+                </a:extLst>
+              </wp:docPr>
+              <wp:cNvGraphicFramePr/>
+              <a:graphic xmlns:a="http://schemas.openxmlformats.org/drawingml/2006/main">
+                <a:graphicData uri="http://schemas.microsoft.com/office/word/2010/wordprocessingShape">
+                  <wps:wsp>
+                    <wps:cNvSpPr txBox="1"/>
+                    <wps:spPr>
+                      <a:xfrm>
+                        <a:off x="0" y="0"/>
+                        <a:ext cx="600075" cy="368935"/>
+                      </a:xfrm>
+                      <a:prstGeom prst="rect">
+                        <a:avLst/>
+                      </a:prstGeom>
+                      <a:noFill/>
+                      <a:ln>
+                        <a:noFill/>
+                      </a:ln>
+                    </wps:spPr>
+                    <wps:txbx>
+                      <w:txbxContent>
+                        <w:p>
+                          <w:pPr>
+                            <w:rPr>
+                              <w:rFonts w:ascii="Aptos" w:eastAsia="Aptos" w:hAnsi="Aptos" w:cs="Aptos"/>
+                              <w:noProof/>
+                              <w:color w:val="000000"/>
+                            </w:rPr>
+                          </w:pPr>
+                          <w:r>
+                            <w:rPr>
+                              <w:rFonts w:ascii="Aptos" w:eastAsia="Aptos" w:hAnsi="Aptos" w:cs="Aptos"/>
+                              <w:noProof/>
+                              <w:color w:val="000000"/>
+                            </w:rPr>
+                            <w:t>Public</w:t>
+                          </w:r>
+                        </w:p>
+                      </w:txbxContent>
+                    </wps:txbx>
+                    <wps:bodyPr rot="0" spcFirstLastPara="0" vertOverflow="overflow" horzOverflow="overflow" vert="horz" wrap="none" lIns="254000" tIns="0" rIns="0" bIns="190500" numCol="1" spcCol="0" rtlCol="0" fromWordArt="0" anchor="b" anchorCtr="0" forceAA="0" compatLnSpc="1">
+                      <a:prstTxWarp prst="textNoShape">
+                        <a:avLst/>
+                      </a:prstTxWarp>
+                      <a:spAutoFit/>
+                    </wps:bodyPr>
+                  </wps:wsp>
+                </a:graphicData>
+              </a:graphic>
+            </wp:anchor>
+          </w:drawing>
+        </mc:Choice>
+        <mc:Fallback>
+          <w:pict>
+            <v:shapetype w14:anchorId="63A44BF9" id="_x0000_t202" coordsize="21600,21600" o:spt="202" path="m,l,21600r21600,l21600,xe">
+              <v:stroke joinstyle="miter"/>
+              <v:path gradientshapeok="t" o:connecttype="rect"/>
+            </v:shapetype>
+            <v:shape id="Text Box 4" o:spid="_x0000_s1031" type="#_x0000_t202" alt="Public" style="position:absolute;margin-left:0;margin-top:0;width:47.25pt;height:29.05pt;z-index:251661312;visibility:visible;mso-wrap-style:none;mso-wrap-distance-left:0;mso-wrap-distance-top:0;mso-wrap-distance-right:0;mso-wrap-distance-bottom:0;mso-position-horizontal:left;mso-position-horizontal-relative:page;mso-position-vertical:bottom;mso-position-vertical-relative:page;v-text-anchor:bottom" o:gfxdata="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" filled="f" stroked="f">
+              <v:fill o:detectmouseclick="t"/>
+              <v:textbox style="mso-fit-shape-to-text:t" inset="20pt,0,0,15pt">
+                <w:txbxContent>
+                  <w:p>
+                    <w:pPr>
+                      <w:rPr>
+                        <w:rFonts w:ascii="Aptos" w:eastAsia="Aptos" w:hAnsi="Aptos" w:cs="Aptos"/>
+                        <w:noProof/>
+                        <w:color w:val="000000"/>
+                      </w:rPr>
+                    </w:pPr>
+                    <w:r>
+                      <w:rPr>
+                        <w:rFonts w:ascii="Aptos" w:eastAsia="Aptos" w:hAnsi="Aptos" w:cs="Aptos"/>
+                        <w:noProof/>
+                        <w:color w:val="000000"/>
+                      </w:rPr>
+                      <w:t>Public</w:t>
+                    </w:r>
+                  </w:p>
+                </w:txbxContent>
+              </v:textbox>
+              <w10:wrap anchorx="page" anchory="page"/>
+            </v:shape>
+          </w:pict>
+        </mc:Fallback>
+      </mc:AlternateContent>
+    </w:r>
+  </w:p>
+</w:ftr>
+</file>
+
 <file path=word/footnotes.xml><?xml version="1.0" encoding="utf-8"?>
 <w:footnotes xmlns:wpc="http://schemas.microsoft.com/office/word/2010/wordprocessingCanvas" xmlns:cx="http://schemas.microsoft.com/office/drawing/2014/chartex" xmlns:cx1="http://schemas.microsoft.com/office/drawing/2015/9/8/chartex" xmlns:cx2="http://schemas.microsoft.com/office/drawing/2015/10/21/chartex" xmlns:cx3="http://schemas.microsoft.com/office/drawing/2016/5/9/chartex" xmlns:cx4="http://schemas.microsoft.com/office/drawing/2016/5/10/chartex" xmlns:cx5="http://schemas.microsoft.com/office/drawing/2016/5/11/chartex" xmlns:cx6="http://schemas.microsoft.com/office/drawing/2016/5/12/chartex" xmlns:cx7="http://schemas.microsoft.com/office/drawing/2016/5/13/chartex" xmlns:cx8="http://schemas.microsoft.com/office/drawing/2016/5/14/chartex" xmlns:mc="http://schemas.openxmlformats.org/markup-compatibility/2006" xmlns:m="http://schemas.openxmlformats.org/officeDocument/2006/math" xmlns:aink="http://schemas.microsoft.com/office/drawing/2016/ink" xmlns:am3d="http://schemas.microsoft.com/office/drawing/2017/model3d" xmlns:oel="http://schemas.microsoft.com/office/2019/extlst" xmlns:r="http://schemas.openxmlformats.org/officeDocument/2006/relationships" xmlns:wp14="http://schemas.microsoft.com/office/word/2010/wordprocessingDrawing" xmlns:wp="http://schemas.openxmlformats.org/drawingml/2006/wordprocessingDrawing" xmlns:wpg="http://schemas.microsoft.com/office/word/2010/wordprocessingGroup" xmlns:wpi="http://schemas.microsoft.com/office/word/2010/wordprocessingInk" xmlns:wps="http://schemas.microsoft.com/office/word/2010/wordprocessingShape" xmlns:o="urn:schemas-microsoft-com:office:office" xmlns:v="urn:schemas-microsoft-com:vml" xmlns:w10="urn:schemas-microsoft-com:office:word" xmlns:w="http://schemas.openxmlformats.org/wordprocessingml/2006/main" xmlns:w14="http://schemas.microsoft.com/office/word/2010/wordml" xmlns:w15="http://schemas.microsoft.com/office/word/2012/wordml" xmlns:w16cex="http://schemas.microsoft.com/office/word/2018/wordml/cex" xmlns:w16cid="http://schemas.microsoft.com/office/word/2016/wordml/cid" xmlns:w16="http://schemas.microsoft.com/office/word/2018/wordml" xmlns:w16sdtdh="http://schemas.microsoft.com/office/word/2020/wordml/sdtdatahash" xmlns:w16sdtfl="http://schemas.microsoft.com/office/word/2024/wordml/sdtformatlock" xmlns:w16se="http://schemas.microsoft.com/office/word/2015/wordml/symex" xmlns:w16du="http://schemas.microsoft.com/office/word/2023/wordml/word16du" xmlns:wne="http://schemas.microsoft.com/office/word/2006/wordml" mc:Ignorable="w14 w15 w16se w16cid w16 w16cex w16sdtdh w16sdtfl w16du wp14">
   <w:footnote w:type="separator" w:id="-1">
@@ -11548,7 +11046,7 @@
       <mc:AlternateContent>
         <mc:Choice Requires="wps">
           <w:drawing>
-            <wp:anchor distT="0" distB="0" distL="0" distR="0" simplePos="0" relativeHeight="251659264" behindDoc="0" locked="0" layoutInCell="1" allowOverlap="1" wp14:anchorId="00ADE76D" wp14:editId="06D5E1EC">
+            <wp:anchor distT="0" distB="0" distL="0" distR="0" simplePos="0" relativeHeight="251653632" behindDoc="0" locked="0" layoutInCell="1" allowOverlap="1" wp14:anchorId="00ADE76D" wp14:editId="06D5E1EC">
               <wp:simplePos x="635" y="635"/>
               <wp:positionH relativeFrom="page">
                 <wp:align>left</wp:align>
@@ -11669,7 +11167,7 @@
       <mc:AlternateContent>
         <mc:Choice Requires="wps">
           <w:drawing>
-            <wp:anchor distT="0" distB="0" distL="0" distR="0" simplePos="0" relativeHeight="251660288" behindDoc="0" locked="0" layoutInCell="1" allowOverlap="1" wp14:anchorId="631E9DC4" wp14:editId="4E625D29">
+            <wp:anchor distT="0" distB="0" distL="0" distR="0" simplePos="0" relativeHeight="251656704" behindDoc="0" locked="0" layoutInCell="1" allowOverlap="1" wp14:anchorId="631E9DC4" wp14:editId="4E625D29">
               <wp:simplePos x="635" y="635"/>
               <wp:positionH relativeFrom="page">
                 <wp:align>left</wp:align>
@@ -11790,7 +11288,7 @@
       <mc:AlternateContent>
         <mc:Choice Requires="wps">
           <w:drawing>
-            <wp:anchor distT="0" distB="0" distL="0" distR="0" simplePos="0" relativeHeight="251658240" behindDoc="0" locked="0" layoutInCell="1" allowOverlap="1" wp14:anchorId="579AA20B" wp14:editId="5A10F5D5">
+            <wp:anchor distT="0" distB="0" distL="0" distR="0" simplePos="0" relativeHeight="251652608" behindDoc="0" locked="0" layoutInCell="1" allowOverlap="1" wp14:anchorId="579AA20B" wp14:editId="5A10F5D5">
               <wp:simplePos x="0" y="0"/>
               <wp:positionH relativeFrom="page">
                 <wp:align>left</wp:align>
@@ -11802,6 +11300,369 @@
               <wp:effectExtent l="0" t="0" r="9525" b="12065"/>
               <wp:wrapNone/>
               <wp:docPr id="2129452962" name="Text Box 1" descr="Public">
+                <a:extLst xmlns:a="http://schemas.openxmlformats.org/drawingml/2006/main">
+                  <a:ext uri="{5AE41FA2-C0FF-4470-9BD4-5FADCA87CBE2}">
+                    <aclsh:classification xmlns:aclsh="http://schemas.microsoft.com/office/drawing/2020/classificationShape" classificationOutcomeType="hdr"/>
+                  </a:ext>
+                </a:extLst>
+              </wp:docPr>
+              <wp:cNvGraphicFramePr/>
+              <a:graphic xmlns:a="http://schemas.openxmlformats.org/drawingml/2006/main">
+                <a:graphicData uri="http://schemas.microsoft.com/office/word/2010/wordprocessingShape">
+                  <wps:wsp>
+                    <wps:cNvSpPr txBox="1"/>
+                    <wps:spPr>
+                      <a:xfrm>
+                        <a:off x="0" y="0"/>
+                        <a:ext cx="600075" cy="368935"/>
+                      </a:xfrm>
+                      <a:prstGeom prst="rect">
+                        <a:avLst/>
+                      </a:prstGeom>
+                      <a:noFill/>
+                      <a:ln>
+                        <a:noFill/>
+                      </a:ln>
+                    </wps:spPr>
+                    <wps:txbx>
+                      <w:txbxContent>
+                        <w:p>
+                          <w:pPr>
+                            <w:rPr>
+                              <w:rFonts w:ascii="Aptos" w:eastAsia="Aptos" w:hAnsi="Aptos" w:cs="Aptos"/>
+                              <w:noProof/>
+                              <w:color w:val="000000"/>
+                            </w:rPr>
+                          </w:pPr>
+                          <w:r>
+                            <w:rPr>
+                              <w:rFonts w:ascii="Aptos" w:eastAsia="Aptos" w:hAnsi="Aptos" w:cs="Aptos"/>
+                              <w:noProof/>
+                              <w:color w:val="000000"/>
+                            </w:rPr>
+                            <w:t>Public</w:t>
+                          </w:r>
+                        </w:p>
+                      </w:txbxContent>
+                    </wps:txbx>
+                    <wps:bodyPr rot="0" spcFirstLastPara="0" vertOverflow="overflow" horzOverflow="overflow" vert="horz" wrap="none" lIns="254000" tIns="190500" rIns="0" bIns="0" numCol="1" spcCol="0" rtlCol="0" fromWordArt="0" anchor="t" anchorCtr="0" forceAA="0" compatLnSpc="1">
+                      <a:prstTxWarp prst="textNoShape">
+                        <a:avLst/>
+                      </a:prstTxWarp>
+                      <a:spAutoFit/>
+                    </wps:bodyPr>
+                  </wps:wsp>
+                </a:graphicData>
+              </a:graphic>
+            </wp:anchor>
+          </w:drawing>
+        </mc:Choice>
+        <mc:Fallback>
+          <w:pict>
+            <v:shapetype w14:anchorId="579AA20B" id="_x0000_t202" coordsize="21600,21600" o:spt="202" path="m,l,21600r21600,l21600,xe">
+              <v:stroke joinstyle="miter"/>
+              <v:path gradientshapeok="t" o:connecttype="rect"/>
+            </v:shapetype>
+            <v:shape id="Text Box 1" o:spid="_x0000_s1030" type="#_x0000_t202" alt="Public" style="position:absolute;margin-left:0;margin-top:0;width:47.25pt;height:29.05pt;z-index:251658240;visibility:visible;mso-wrap-style:none;mso-wrap-distance-left:0;mso-wrap-distance-top:0;mso-wrap-distance-right:0;mso-wrap-distance-bottom:0;mso-position-horizontal:left;mso-position-horizontal-relative:page;mso-position-vertical:top;mso-position-vertical-relative:page;v-text-anchor:top" o:gfxdata="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" filled="f" stroked="f">
+              <v:fill o:detectmouseclick="t"/>
+              <v:textbox style="mso-fit-shape-to-text:t" inset="20pt,15pt,0,0">
+                <w:txbxContent>
+                  <w:p>
+                    <w:pPr>
+                      <w:rPr>
+                        <w:rFonts w:ascii="Aptos" w:eastAsia="Aptos" w:hAnsi="Aptos" w:cs="Aptos"/>
+                        <w:noProof/>
+                        <w:color w:val="000000"/>
+                      </w:rPr>
+                    </w:pPr>
+                    <w:r>
+                      <w:rPr>
+                        <w:rFonts w:ascii="Aptos" w:eastAsia="Aptos" w:hAnsi="Aptos" w:cs="Aptos"/>
+                        <w:noProof/>
+                        <w:color w:val="000000"/>
+                      </w:rPr>
+                      <w:t>Public</w:t>
+                    </w:r>
+                  </w:p>
+                </w:txbxContent>
+              </v:textbox>
+              <w10:wrap anchorx="page" anchory="page"/>
+            </v:shape>
+          </w:pict>
+        </mc:Fallback>
+      </mc:AlternateContent>
+    </w:r>
+  </w:p>
+</w:hdr>
+</file>
+
+<file path=word/header4.xml><?xml version="1.0" encoding="utf-8"?>
+<w:hdr xmlns:wpc="http://schemas.microsoft.com/office/word/2010/wordprocessingCanvas" xmlns:cx="http://schemas.microsoft.com/office/drawing/2014/chartex" xmlns:cx1="http://schemas.microsoft.com/office/drawing/2015/9/8/chartex" xmlns:cx2="http://schemas.microsoft.com/office/drawing/2015/10/21/chartex" xmlns:cx3="http://schemas.microsoft.com/office/drawing/2016/5/9/chartex" xmlns:cx4="http://schemas.microsoft.com/office/drawing/2016/5/10/chartex" xmlns:cx5="http://schemas.microsoft.com/office/drawing/2016/5/11/chartex" xmlns:cx6="http://schemas.microsoft.com/office/drawing/2016/5/12/chartex" xmlns:cx7="http://schemas.microsoft.com/office/drawing/2016/5/13/chartex" xmlns:cx8="http://schemas.microsoft.com/office/drawing/2016/5/14/chartex" xmlns:mc="http://schemas.openxmlformats.org/markup-compatibility/2006" xmlns:m="http://schemas.openxmlformats.org/officeDocument/2006/math" xmlns:aink="http://schemas.microsoft.com/office/drawing/2016/ink" xmlns:am3d="http://schemas.microsoft.com/office/drawing/2017/model3d" xmlns:oel="http://schemas.microsoft.com/office/2019/extlst" xmlns:r="http://schemas.openxmlformats.org/officeDocument/2006/relationships" xmlns:wp14="http://schemas.microsoft.com/office/word/2010/wordprocessingDrawing" xmlns:wp="http://schemas.openxmlformats.org/drawingml/2006/wordprocessingDrawing" xmlns:wpg="http://schemas.microsoft.com/office/word/2010/wordprocessingGroup" xmlns:wpi="http://schemas.microsoft.com/office/word/2010/wordprocessingInk" xmlns:wps="http://schemas.microsoft.com/office/word/2010/wordprocessingShape" xmlns:o="urn:schemas-microsoft-com:office:office" xmlns:v="urn:schemas-microsoft-com:vml" xmlns:w10="urn:schemas-microsoft-com:office:word" xmlns:w="http://schemas.openxmlformats.org/wordprocessingml/2006/main" xmlns:w14="http://schemas.microsoft.com/office/word/2010/wordml" xmlns:w15="http://schemas.microsoft.com/office/word/2012/wordml" xmlns:w16cex="http://schemas.microsoft.com/office/word/2018/wordml/cex" xmlns:w16cid="http://schemas.microsoft.com/office/word/2016/wordml/cid" xmlns:w16="http://schemas.microsoft.com/office/word/2018/wordml" xmlns:w16sdtdh="http://schemas.microsoft.com/office/word/2020/wordml/sdtdatahash" xmlns:w16sdtfl="http://schemas.microsoft.com/office/word/2024/wordml/sdtformatlock" xmlns:w16se="http://schemas.microsoft.com/office/word/2015/wordml/symex" xmlns:w16du="http://schemas.microsoft.com/office/word/2023/wordml/word16du" xmlns:wne="http://schemas.microsoft.com/office/word/2006/wordml" mc:Ignorable="w14 w15 w16se w16cid w16 w16cex w16sdtdh w16sdtfl w16du wp14">
+  <w:p>
+    <w:pPr>
+      <w:pStyle w:val="Header"/>
+    </w:pPr>
+    <w:r>
+      <w:rPr>
+        <w:noProof/>
+      </w:rPr>
+      <mc:AlternateContent>
+        <mc:Choice Requires="wps">
+          <w:drawing>
+            <wp:anchor distT="0" distB="0" distL="0" distR="0" simplePos="0" relativeHeight="251654656" behindDoc="0" locked="0" layoutInCell="1" allowOverlap="1" wp14:anchorId="00ADE76D" wp14:editId="06D5E1EC">
+              <wp:simplePos x="635" y="635"/>
+              <wp:positionH relativeFrom="page">
+                <wp:align>left</wp:align>
+              </wp:positionH>
+              <wp:positionV relativeFrom="page">
+                <wp:align>top</wp:align>
+              </wp:positionV>
+              <wp:extent cx="600075" cy="368935"/>
+              <wp:effectExtent l="0" t="0" r="9525" b="12065"/>
+              <wp:wrapNone/>
+              <wp:docPr id="1059813678" name="Text Box 2" descr="Public">
+                <a:extLst xmlns:a="http://schemas.openxmlformats.org/drawingml/2006/main">
+                  <a:ext uri="{5AE41FA2-C0FF-4470-9BD4-5FADCA87CBE2}">
+                    <aclsh:classification xmlns:aclsh="http://schemas.microsoft.com/office/drawing/2020/classificationShape" classificationOutcomeType="hdr"/>
+                  </a:ext>
+                </a:extLst>
+              </wp:docPr>
+              <wp:cNvGraphicFramePr/>
+              <a:graphic xmlns:a="http://schemas.openxmlformats.org/drawingml/2006/main">
+                <a:graphicData uri="http://schemas.microsoft.com/office/word/2010/wordprocessingShape">
+                  <wps:wsp>
+                    <wps:cNvSpPr txBox="1"/>
+                    <wps:spPr>
+                      <a:xfrm>
+                        <a:off x="0" y="0"/>
+                        <a:ext cx="600075" cy="368935"/>
+                      </a:xfrm>
+                      <a:prstGeom prst="rect">
+                        <a:avLst/>
+                      </a:prstGeom>
+                      <a:noFill/>
+                      <a:ln>
+                        <a:noFill/>
+                      </a:ln>
+                    </wps:spPr>
+                    <wps:txbx>
+                      <w:txbxContent>
+                        <w:p>
+                          <w:pPr>
+                            <w:rPr>
+                              <w:rFonts w:ascii="Aptos" w:eastAsia="Aptos" w:hAnsi="Aptos" w:cs="Aptos"/>
+                              <w:noProof/>
+                              <w:color w:val="000000"/>
+                            </w:rPr>
+                          </w:pPr>
+                          <w:r>
+                            <w:rPr>
+                              <w:rFonts w:ascii="Aptos" w:eastAsia="Aptos" w:hAnsi="Aptos" w:cs="Aptos"/>
+                              <w:noProof/>
+                              <w:color w:val="000000"/>
+                            </w:rPr>
+                            <w:t>Public</w:t>
+                          </w:r>
+                        </w:p>
+                      </w:txbxContent>
+                    </wps:txbx>
+                    <wps:bodyPr rot="0" spcFirstLastPara="0" vertOverflow="overflow" horzOverflow="overflow" vert="horz" wrap="none" lIns="254000" tIns="190500" rIns="0" bIns="0" numCol="1" spcCol="0" rtlCol="0" fromWordArt="0" anchor="t" anchorCtr="0" forceAA="0" compatLnSpc="1">
+                      <a:prstTxWarp prst="textNoShape">
+                        <a:avLst/>
+                      </a:prstTxWarp>
+                      <a:spAutoFit/>
+                    </wps:bodyPr>
+                  </wps:wsp>
+                </a:graphicData>
+              </a:graphic>
+            </wp:anchor>
+          </w:drawing>
+        </mc:Choice>
+        <mc:Fallback>
+          <w:pict>
+            <v:shapetype w14:anchorId="00ADE76D" id="_x0000_t202" coordsize="21600,21600" o:spt="202" path="m,l,21600r21600,l21600,xe">
+              <v:stroke joinstyle="miter"/>
+              <v:path gradientshapeok="t" o:connecttype="rect"/>
+            </v:shapetype>
+            <v:shape id="Text Box 2" o:spid="_x0000_s1026" type="#_x0000_t202" alt="Public" style="position:absolute;margin-left:0;margin-top:0;width:47.25pt;height:29.05pt;z-index:251659264;visibility:visible;mso-wrap-style:none;mso-wrap-distance-left:0;mso-wrap-distance-top:0;mso-wrap-distance-right:0;mso-wrap-distance-bottom:0;mso-position-horizontal:left;mso-position-horizontal-relative:page;mso-position-vertical:top;mso-position-vertical-relative:page;v-text-anchor:top" o:gfxdata="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" filled="f" stroked="f">
+              <v:fill o:detectmouseclick="t"/>
+              <v:textbox style="mso-fit-shape-to-text:t" inset="20pt,15pt,0,0">
+                <w:txbxContent>
+                  <w:p>
+                    <w:pPr>
+                      <w:rPr>
+                        <w:rFonts w:ascii="Aptos" w:eastAsia="Aptos" w:hAnsi="Aptos" w:cs="Aptos"/>
+                        <w:noProof/>
+                        <w:color w:val="000000"/>
+                      </w:rPr>
+                    </w:pPr>
+                    <w:r>
+                      <w:rPr>
+                        <w:rFonts w:ascii="Aptos" w:eastAsia="Aptos" w:hAnsi="Aptos" w:cs="Aptos"/>
+                        <w:noProof/>
+                        <w:color w:val="000000"/>
+                      </w:rPr>
+                      <w:t>Public</w:t>
+                    </w:r>
+                  </w:p>
+                </w:txbxContent>
+              </v:textbox>
+              <w10:wrap anchorx="page" anchory="page"/>
+            </v:shape>
+          </w:pict>
+        </mc:Fallback>
+      </mc:AlternateContent>
+    </w:r>
+  </w:p>
+</w:hdr>
+</file>
+
+<file path=word/header5.xml><?xml version="1.0" encoding="utf-8"?>
+<w:hdr xmlns:wpc="http://schemas.microsoft.com/office/word/2010/wordprocessingCanvas" xmlns:cx="http://schemas.microsoft.com/office/drawing/2014/chartex" xmlns:cx1="http://schemas.microsoft.com/office/drawing/2015/9/8/chartex" xmlns:cx2="http://schemas.microsoft.com/office/drawing/2015/10/21/chartex" xmlns:cx3="http://schemas.microsoft.com/office/drawing/2016/5/9/chartex" xmlns:cx4="http://schemas.microsoft.com/office/drawing/2016/5/10/chartex" xmlns:cx5="http://schemas.microsoft.com/office/drawing/2016/5/11/chartex" xmlns:cx6="http://schemas.microsoft.com/office/drawing/2016/5/12/chartex" xmlns:cx7="http://schemas.microsoft.com/office/drawing/2016/5/13/chartex" xmlns:cx8="http://schemas.microsoft.com/office/drawing/2016/5/14/chartex" xmlns:mc="http://schemas.openxmlformats.org/markup-compatibility/2006" xmlns:m="http://schemas.openxmlformats.org/officeDocument/2006/math" xmlns:aink="http://schemas.microsoft.com/office/drawing/2016/ink" xmlns:am3d="http://schemas.microsoft.com/office/drawing/2017/model3d" xmlns:oel="http://schemas.microsoft.com/office/2019/extlst" xmlns:r="http://schemas.openxmlformats.org/officeDocument/2006/relationships" xmlns:wp14="http://schemas.microsoft.com/office/word/2010/wordprocessingDrawing" xmlns:wp="http://schemas.openxmlformats.org/drawingml/2006/wordprocessingDrawing" xmlns:wpg="http://schemas.microsoft.com/office/word/2010/wordprocessingGroup" xmlns:wpi="http://schemas.microsoft.com/office/word/2010/wordprocessingInk" xmlns:wps="http://schemas.microsoft.com/office/word/2010/wordprocessingShape" xmlns:o="urn:schemas-microsoft-com:office:office" xmlns:v="urn:schemas-microsoft-com:vml" xmlns:w10="urn:schemas-microsoft-com:office:word" xmlns:w="http://schemas.openxmlformats.org/wordprocessingml/2006/main" xmlns:w14="http://schemas.microsoft.com/office/word/2010/wordml" xmlns:w15="http://schemas.microsoft.com/office/word/2012/wordml" xmlns:w16cex="http://schemas.microsoft.com/office/word/2018/wordml/cex" xmlns:w16cid="http://schemas.microsoft.com/office/word/2016/wordml/cid" xmlns:w16="http://schemas.microsoft.com/office/word/2018/wordml" xmlns:w16sdtdh="http://schemas.microsoft.com/office/word/2020/wordml/sdtdatahash" xmlns:w16sdtfl="http://schemas.microsoft.com/office/word/2024/wordml/sdtformatlock" xmlns:w16se="http://schemas.microsoft.com/office/word/2015/wordml/symex" xmlns:w16du="http://schemas.microsoft.com/office/word/2023/wordml/word16du" xmlns:wne="http://schemas.microsoft.com/office/word/2006/wordml" mc:Ignorable="w14 w15 w16se w16cid w16 w16cex w16sdtdh w16sdtfl w16du wp14">
+  <w:p>
+    <w:pPr>
+      <w:pStyle w:val="Header"/>
+    </w:pPr>
+    <w:r>
+      <w:rPr>
+        <w:noProof/>
+      </w:rPr>
+      <mc:AlternateContent>
+        <mc:Choice Requires="wps">
+          <w:drawing>
+            <wp:anchor distT="0" distB="0" distL="0" distR="0" simplePos="0" relativeHeight="251655680" behindDoc="0" locked="0" layoutInCell="1" allowOverlap="1" wp14:anchorId="631E9DC4" wp14:editId="4E625D29">
+              <wp:simplePos x="635" y="635"/>
+              <wp:positionH relativeFrom="page">
+                <wp:align>left</wp:align>
+              </wp:positionH>
+              <wp:positionV relativeFrom="page">
+                <wp:align>top</wp:align>
+              </wp:positionV>
+              <wp:extent cx="600075" cy="368935"/>
+              <wp:effectExtent l="0" t="0" r="9525" b="12065"/>
+              <wp:wrapNone/>
+              <wp:docPr id="1529538578" name="Text Box 3" descr="Public">
+                <a:extLst xmlns:a="http://schemas.openxmlformats.org/drawingml/2006/main">
+                  <a:ext uri="{5AE41FA2-C0FF-4470-9BD4-5FADCA87CBE2}">
+                    <aclsh:classification xmlns:aclsh="http://schemas.microsoft.com/office/drawing/2020/classificationShape" classificationOutcomeType="hdr"/>
+                  </a:ext>
+                </a:extLst>
+              </wp:docPr>
+              <wp:cNvGraphicFramePr/>
+              <a:graphic xmlns:a="http://schemas.openxmlformats.org/drawingml/2006/main">
+                <a:graphicData uri="http://schemas.microsoft.com/office/word/2010/wordprocessingShape">
+                  <wps:wsp>
+                    <wps:cNvSpPr txBox="1"/>
+                    <wps:spPr>
+                      <a:xfrm>
+                        <a:off x="0" y="0"/>
+                        <a:ext cx="600075" cy="368935"/>
+                      </a:xfrm>
+                      <a:prstGeom prst="rect">
+                        <a:avLst/>
+                      </a:prstGeom>
+                      <a:noFill/>
+                      <a:ln>
+                        <a:noFill/>
+                      </a:ln>
+                    </wps:spPr>
+                    <wps:txbx>
+                      <w:txbxContent>
+                        <w:p>
+                          <w:pPr>
+                            <w:rPr>
+                              <w:rFonts w:ascii="Aptos" w:eastAsia="Aptos" w:hAnsi="Aptos" w:cs="Aptos"/>
+                              <w:noProof/>
+                              <w:color w:val="000000"/>
+                            </w:rPr>
+                          </w:pPr>
+                          <w:r>
+                            <w:rPr>
+                              <w:rFonts w:ascii="Aptos" w:eastAsia="Aptos" w:hAnsi="Aptos" w:cs="Aptos"/>
+                              <w:noProof/>
+                              <w:color w:val="000000"/>
+                            </w:rPr>
+                            <w:t>Public</w:t>
+                          </w:r>
+                        </w:p>
+                      </w:txbxContent>
+                    </wps:txbx>
+                    <wps:bodyPr rot="0" spcFirstLastPara="0" vertOverflow="overflow" horzOverflow="overflow" vert="horz" wrap="none" lIns="254000" tIns="190500" rIns="0" bIns="0" numCol="1" spcCol="0" rtlCol="0" fromWordArt="0" anchor="t" anchorCtr="0" forceAA="0" compatLnSpc="1">
+                      <a:prstTxWarp prst="textNoShape">
+                        <a:avLst/>
+                      </a:prstTxWarp>
+                      <a:spAutoFit/>
+                    </wps:bodyPr>
+                  </wps:wsp>
+                </a:graphicData>
+              </a:graphic>
+            </wp:anchor>
+          </w:drawing>
+        </mc:Choice>
+        <mc:Fallback>
+          <w:pict>
+            <v:shapetype w14:anchorId="631E9DC4" id="_x0000_t202" coordsize="21600,21600" o:spt="202" path="m,l,21600r21600,l21600,xe">
+              <v:stroke joinstyle="miter"/>
+              <v:path gradientshapeok="t" o:connecttype="rect"/>
+            </v:shapetype>
+            <v:shape id="Text Box 3" o:spid="_x0000_s1027" type="#_x0000_t202" alt="Public" style="position:absolute;margin-left:0;margin-top:0;width:47.25pt;height:29.05pt;z-index:251660288;visibility:visible;mso-wrap-style:none;mso-wrap-distance-left:0;mso-wrap-distance-top:0;mso-wrap-distance-right:0;mso-wrap-distance-bottom:0;mso-position-horizontal:left;mso-position-horizontal-relative:page;mso-position-vertical:top;mso-position-vertical-relative:page;v-text-anchor:top" o:gfxdata="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" filled="f" stroked="f">
+              <v:fill o:detectmouseclick="t"/>
+              <v:textbox style="mso-fit-shape-to-text:t" inset="20pt,15pt,0,0">
+                <w:txbxContent>
+                  <w:p>
+                    <w:pPr>
+                      <w:rPr>
+                        <w:rFonts w:ascii="Aptos" w:eastAsia="Aptos" w:hAnsi="Aptos" w:cs="Aptos"/>
+                        <w:noProof/>
+                        <w:color w:val="000000"/>
+                      </w:rPr>
+                    </w:pPr>
+                    <w:r>
+                      <w:rPr>
+                        <w:rFonts w:ascii="Aptos" w:eastAsia="Aptos" w:hAnsi="Aptos" w:cs="Aptos"/>
+                        <w:noProof/>
+                        <w:color w:val="000000"/>
+                      </w:rPr>
+                      <w:t>Public</w:t>
+                    </w:r>
+                  </w:p>
+                </w:txbxContent>
+              </v:textbox>
+              <w10:wrap anchorx="page" anchory="page"/>
+            </v:shape>
+          </w:pict>
+        </mc:Fallback>
+      </mc:AlternateContent>
+    </w:r>
+  </w:p>
+</w:hdr>
+</file>
+
+<file path=word/header6.xml><?xml version="1.0" encoding="utf-8"?>
+<w:hdr xmlns:wpc="http://schemas.microsoft.com/office/word/2010/wordprocessingCanvas" xmlns:cx="http://schemas.microsoft.com/office/drawing/2014/chartex" xmlns:cx1="http://schemas.microsoft.com/office/drawing/2015/9/8/chartex" xmlns:cx2="http://schemas.microsoft.com/office/drawing/2015/10/21/chartex" xmlns:cx3="http://schemas.microsoft.com/office/drawing/2016/5/9/chartex" xmlns:cx4="http://schemas.microsoft.com/office/drawing/2016/5/10/chartex" xmlns:cx5="http://schemas.microsoft.com/office/drawing/2016/5/11/chartex" xmlns:cx6="http://schemas.microsoft.com/office/drawing/2016/5/12/chartex" xmlns:cx7="http://schemas.microsoft.com/office/drawing/2016/5/13/chartex" xmlns:cx8="http://schemas.microsoft.com/office/drawing/2016/5/14/chartex" xmlns:mc="http://schemas.openxmlformats.org/markup-compatibility/2006" xmlns:m="http://schemas.openxmlformats.org/officeDocument/2006/math" xmlns:aink="http://schemas.microsoft.com/office/drawing/2016/ink" xmlns:am3d="http://schemas.microsoft.com/office/drawing/2017/model3d" xmlns:oel="http://schemas.microsoft.com/office/2019/extlst" xmlns:r="http://schemas.openxmlformats.org/officeDocument/2006/relationships" xmlns:wp14="http://schemas.microsoft.com/office/word/2010/wordprocessingDrawing" xmlns:wp="http://schemas.openxmlformats.org/drawingml/2006/wordprocessingDrawing" xmlns:wpg="http://schemas.microsoft.com/office/word/2010/wordprocessingGroup" xmlns:wpi="http://schemas.microsoft.com/office/word/2010/wordprocessingInk" xmlns:wps="http://schemas.microsoft.com/office/word/2010/wordprocessingShape" xmlns:o="urn:schemas-microsoft-com:office:office" xmlns:v="urn:schemas-microsoft-com:vml" xmlns:w10="urn:schemas-microsoft-com:office:word" xmlns:w="http://schemas.openxmlformats.org/wordprocessingml/2006/main" xmlns:w14="http://schemas.microsoft.com/office/word/2010/wordml" xmlns:w15="http://schemas.microsoft.com/office/word/2012/wordml" xmlns:w16cex="http://schemas.microsoft.com/office/word/2018/wordml/cex" xmlns:w16cid="http://schemas.microsoft.com/office/word/2016/wordml/cid" xmlns:w16="http://schemas.microsoft.com/office/word/2018/wordml" xmlns:w16sdtdh="http://schemas.microsoft.com/office/word/2020/wordml/sdtdatahash" xmlns:w16sdtfl="http://schemas.microsoft.com/office/word/2024/wordml/sdtformatlock" xmlns:w16se="http://schemas.microsoft.com/office/word/2015/wordml/symex" xmlns:w16du="http://schemas.microsoft.com/office/word/2023/wordml/word16du" xmlns:wne="http://schemas.microsoft.com/office/word/2006/wordml" mc:Ignorable="w14 w15 w16se w16cid w16 w16cex w16sdtdh w16sdtfl w16du wp14">
+  <w:p>
+    <w:pPr>
+      <w:pStyle w:val="Header"/>
+    </w:pPr>
+    <w:r>
+      <w:rPr>
+        <w:noProof/>
+      </w:rPr>
+      <mc:AlternateContent>
+        <mc:Choice Requires="wps">
+          <w:drawing>
+            <wp:anchor distT="0" distB="0" distL="0" distR="0" simplePos="0" relativeHeight="251651584" behindDoc="0" locked="0" layoutInCell="1" allowOverlap="1" wp14:anchorId="579AA20B" wp14:editId="5A10F5D5">
+              <wp:simplePos x="0" y="0"/>
+              <wp:positionH relativeFrom="page">
+                <wp:align>left</wp:align>
+              </wp:positionH>
+              <wp:positionV relativeFrom="page">
+                <wp:align>top</wp:align>
+              </wp:positionV>
+              <wp:extent cx="600075" cy="368935"/>
+              <wp:effectExtent l="0" t="0" r="9525" b="12065"/>
+              <wp:wrapNone/>
+              <wp:docPr id="1750637550" name="Text Box 1" descr="Public">
                 <a:extLst xmlns:a="http://schemas.openxmlformats.org/drawingml/2006/main">
                   <a:ext uri="{5AE41FA2-C0FF-4470-9BD4-5FADCA87CBE2}">
                     <aclsh:classification xmlns:aclsh="http://schemas.microsoft.com/office/drawing/2020/classificationShape" classificationOutcomeType="hdr"/>

--- a/docs/brd/push_notification/BRD_Push_Notification_V1.3.docx
+++ b/docs/brd/push_notification/BRD_Push_Notification_V1.3.docx
@@ -670,7 +670,7 @@
                 <w:sz w:val="18"/>
                 <w:szCs w:val="18"/>
               </w:rPr>
-              <w:t xml:space="preserve">Business-approved event content of 07/10: Arabic title and body per notification (new section 3.2); P09, P10 and P11 wording per the approval; resuming screen per notification and scope updates; integration items tracked with Reem Bank IT and Avanza outside the BRD</w:t>
+              <w:t xml:space="preserve">Business-approved event content of 07/10: Arabic title and body per notification (new section 3.2); P09, P10 and P11 wording per the approval; resuming screen per notification and scope updates; automatic retry capped at a maximum of 10 attempts (interval remains a backend parameter); integration items tracked with Reem Bank IT and Avanza outside the BRD</w:t>
             </w:r>
           </w:p>
         </w:tc>
@@ -7625,17 +7625,17 @@
         <w:t>X minutes</w:t>
       </w:r>
       <w:r>
-        <w:t xml:space="preserve">, up to </w:t>
+        <w:t xml:space="preserve">, up to a maximum of </w:t>
       </w:r>
       <w:r>
         <w:rPr>
           <w:b/>
           <w:bCs/>
         </w:rPr>
-        <w:t>N attempts</w:t>
-      </w:r>
-      <w:r>
-        <w:t>. The interval and the number of attempts are backend configuration parameters.</w:t>
+        <w:t xml:space="preserve">10 attempts</w:t>
+      </w:r>
+      <w:r>
+        <w:t xml:space="preserve">. The retry interval is a backend configuration parameter.</w:t>
       </w:r>
     </w:p>
     <w:p>
@@ -7685,29 +7685,6 @@
       </w:pPr>
       <w:r>
         <w:t>Every retry reuses the same requestId, so a retry never creates a duplicate notification (BR5).</w:t>
-      </w:r>
-    </w:p>
-    <w:p>
-      <w:pPr>
-        <w:pStyle w:val="ListParagraph"/>
-        <w:numPr>
-          <w:ilvl w:val="1"/>
-          <w:numId w:val="1"/>
-        </w:numPr>
-        <w:spacing w:after="70"/>
-        <w:rPr>
-          <w:b/>
-          <w:bCs/>
-          <w:color w:val="C00000"/>
-        </w:rPr>
-      </w:pPr>
-      <w:r>
-        <w:rPr>
-          <w:b/>
-          <w:bCs/>
-          <w:color w:val="C00000"/>
-        </w:rPr>
-        <w:t>Retry interval (X) and number of attempts (N) – To be confirmed by RB Business</w:t>
       </w:r>
     </w:p>
     <w:p>
@@ -7809,7 +7786,7 @@
           <w:sz w:val="17"/>
           <w:szCs w:val="17"/>
         </w:rPr>
-        <w:t>Figure 2 — Response handling and automatic retry (X and N configurable)</w:t>
+        <w:t xml:space="preserve">Figure 2 — Response handling and automatic retry (automatic retry — maximum 10 attempts; interval configurable)</w:t>
       </w:r>
     </w:p>
     <w:p>
